--- a/8.资源管理/2.运行记录类文件/HXDL-ITSS-0807-运维工具列表.docx
+++ b/8.资源管理/2.运行记录类文件/HXDL-ITSS-0807-运维工具列表.docx
@@ -1,11 +1,10 @@
 
 <file path=word/document.xml><?xml version="1.0" encoding="utf-8"?>
-<w:document xmlns:wpc="http://schemas.microsoft.com/office/word/2010/wordprocessingCanvas" xmlns:mc="http://schemas.openxmlformats.org/markup-compatibility/2006" xmlns:o="urn:schemas-microsoft-com:office:office" xmlns:r="http://schemas.openxmlformats.org/officeDocument/2006/relationships" xmlns:m="http://schemas.openxmlformats.org/officeDocument/2006/math" xmlns:v="urn:schemas-microsoft-com:vml" xmlns:wp14="http://schemas.microsoft.com/office/word/2010/wordprocessingDrawing" xmlns:wp="http://schemas.openxmlformats.org/drawingml/2006/wordprocessingDrawing" xmlns:w10="urn:schemas-microsoft-com:office:word" xmlns:w="http://schemas.openxmlformats.org/wordprocessingml/2006/main" xmlns:w14="http://schemas.microsoft.com/office/word/2010/wordml" xmlns:w15="http://schemas.microsoft.com/office/word/2012/wordml" xmlns:wne="http://schemas.microsoft.com/office/word/2006/wordml" xmlns:wpg="http://schemas.microsoft.com/office/word/2010/wordprocessingGroup" xmlns:wpi="http://schemas.microsoft.com/office/word/2010/wordprocessingInk" xmlns:wps="http://schemas.microsoft.com/office/word/2010/wordprocessingShape" mc:Ignorable="w14 w15 wp14">
-  <!-- Generated by Aspose.Words for .NET 13.3.0.1 -->
+<w:document xmlns:wpc="http://schemas.microsoft.com/office/word/2010/wordprocessingCanvas" xmlns:mc="http://schemas.openxmlformats.org/markup-compatibility/2006" xmlns:o="urn:schemas-microsoft-com:office:office" xmlns:r="http://schemas.openxmlformats.org/officeDocument/2006/relationships" xmlns:m="http://schemas.openxmlformats.org/officeDocument/2006/math" xmlns:v="urn:schemas-microsoft-com:vml" xmlns:wp14="http://schemas.microsoft.com/office/word/2010/wordprocessingDrawing" xmlns:wp="http://schemas.openxmlformats.org/drawingml/2006/wordprocessingDrawing" xmlns:w="http://schemas.openxmlformats.org/wordprocessingml/2006/main" xmlns:w14="http://schemas.microsoft.com/office/word/2010/wordml" xmlns:w10="urn:schemas-microsoft-com:office:word" xmlns:w15="http://schemas.microsoft.com/office/word/2012/wordml" xmlns:wpg="http://schemas.microsoft.com/office/word/2010/wordprocessingGroup" xmlns:wpi="http://schemas.microsoft.com/office/word/2010/wordprocessingInk" xmlns:wne="http://schemas.microsoft.com/office/word/2006/wordml" xmlns:wps="http://schemas.microsoft.com/office/word/2010/wordprocessingShape" xmlns:wpsCustomData="http://www.wps.cn/officeDocument/2013/wpsCustomData" mc:Ignorable="w14 w15 wp14">
   <w:body>
     <w:p>
       <w:pPr>
-        <w:pStyle w:val="a"/>
+        <w:pStyle w:val="24"/>
         <w:keepNext w:val="0"/>
         <w:keepLines w:val="0"/>
         <w:pageBreakBefore w:val="0"/>
@@ -19,7 +18,7 @@
         <w:bidi w:val="0"/>
         <w:adjustRightInd w:val="0"/>
         <w:snapToGrid w:val="0"/>
-        <w:ind w:left="0" w:right="0" w:firstLine="0" w:leftChars="0" w:rightChars="0" w:firstLineChars="0"/>
+        <w:ind w:left="0" w:leftChars="0" w:right="0" w:rightChars="0" w:firstLine="0" w:firstLineChars="0"/>
         <w:jc w:val="center"/>
         <w:textAlignment w:val="baseline"/>
         <w:rPr>
@@ -29,7 +28,7 @@
       </w:pPr>
       <w:r>
         <w:drawing>
-          <wp:anchor distT="0" distB="0" distL="114300" distR="114300" simplePos="0" relativeHeight="251658240" behindDoc="1" locked="0" layoutInCell="1" allowOverlap="1">
+          <wp:anchor distT="0" distB="0" distL="114300" distR="114300" simplePos="0" relativeHeight="251659264" behindDoc="1" locked="0" layoutInCell="1" allowOverlap="1">
             <wp:simplePos x="0" y="0"/>
             <wp:positionH relativeFrom="column">
               <wp:posOffset>-1186815</wp:posOffset>
@@ -54,7 +53,7 @@
                     </pic:cNvPicPr>
                   </pic:nvPicPr>
                   <pic:blipFill>
-                    <a:blip xmlns:r="http://schemas.openxmlformats.org/officeDocument/2006/relationships" r:embed="rId4"/>
+                    <a:blip r:embed="rId6"/>
                     <a:stretch>
                       <a:fillRect/>
                     </a:stretch>
@@ -88,7 +87,7 @@
     </w:p>
     <w:p>
       <w:pPr>
-        <w:pStyle w:val="a0"/>
+        <w:pStyle w:val="25"/>
         <w:keepNext w:val="0"/>
         <w:keepLines w:val="0"/>
         <w:pageBreakBefore w:val="0"/>
@@ -103,7 +102,7 @@
         <w:adjustRightInd w:val="0"/>
         <w:snapToGrid w:val="0"/>
         <w:spacing w:before="0" w:after="0" w:afterLines="0"/>
-        <w:ind w:left="0" w:right="0" w:firstLine="0" w:leftChars="0" w:rightChars="0" w:firstLineChars="0"/>
+        <w:ind w:left="0" w:leftChars="0" w:right="0" w:rightChars="0" w:firstLine="0" w:firstLineChars="0"/>
         <w:jc w:val="center"/>
         <w:textAlignment w:val="baseline"/>
         <w:rPr>
@@ -116,12 +115,12 @@
           <w:rFonts w:hint="eastAsia"/>
           <w:lang w:val="en-US" w:eastAsia="zh-CN"/>
         </w:rPr>
-        <w:t>2025年运维工具列表</w:t>
+        <w:t>运维工具列表</w:t>
       </w:r>
     </w:p>
     <w:p>
       <w:pPr>
-        <w:pStyle w:val="a0"/>
+        <w:pStyle w:val="25"/>
         <w:keepNext w:val="0"/>
         <w:keepLines w:val="0"/>
         <w:pageBreakBefore w:val="0"/>
@@ -136,7 +135,7 @@
         <w:adjustRightInd w:val="0"/>
         <w:snapToGrid w:val="0"/>
         <w:spacing w:before="0" w:after="0" w:afterLines="0"/>
-        <w:ind w:left="0" w:right="0" w:firstLine="0" w:leftChars="0" w:rightChars="0" w:firstLineChars="0"/>
+        <w:ind w:left="0" w:leftChars="0" w:right="0" w:rightChars="0" w:firstLine="0" w:firstLineChars="0"/>
         <w:jc w:val="center"/>
         <w:textAlignment w:val="baseline"/>
         <w:rPr>
@@ -167,7 +166,7 @@
         <w:bidi w:val="0"/>
         <w:adjustRightInd w:val="0"/>
         <w:snapToGrid w:val="0"/>
-        <w:ind w:left="0" w:right="0" w:firstLine="0" w:leftChars="0" w:rightChars="0" w:firstLineChars="0"/>
+        <w:ind w:left="0" w:leftChars="0" w:right="0" w:rightChars="0" w:firstLine="0" w:firstLineChars="0"/>
         <w:jc w:val="center"/>
         <w:textAlignment w:val="baseline"/>
         <w:rPr>
@@ -178,17 +177,18 @@
     </w:p>
     <w:tbl>
       <w:tblPr>
-        <w:tblStyle w:val="TableGrid"/>
+        <w:tblStyle w:val="21"/>
         <w:tblW w:w="0" w:type="auto"/>
         <w:jc w:val="center"/>
         <w:tblBorders>
-          <w:top w:val="nil"/>
-          <w:left w:val="nil"/>
-          <w:bottom w:val="nil"/>
-          <w:right w:val="nil"/>
-          <w:insideH w:val="nil"/>
-          <w:insideV w:val="nil"/>
+          <w:top w:val="none" w:color="auto" w:sz="0" w:space="0"/>
+          <w:left w:val="none" w:color="auto" w:sz="0" w:space="0"/>
+          <w:bottom w:val="none" w:color="auto" w:sz="0" w:space="0"/>
+          <w:right w:val="none" w:color="auto" w:sz="0" w:space="0"/>
+          <w:insideH w:val="none" w:color="auto" w:sz="0" w:space="0"/>
+          <w:insideV w:val="none" w:color="auto" w:sz="0" w:space="0"/>
         </w:tblBorders>
+        <w:tblLayout w:type="autofit"/>
         <w:tblCellMar>
           <w:top w:w="0" w:type="dxa"/>
           <w:left w:w="108" w:type="dxa"/>
@@ -202,15 +202,13 @@
       </w:tblGrid>
       <w:tr>
         <w:tblPrEx>
-          <w:tblW w:w="0" w:type="auto"/>
-          <w:jc w:val="center"/>
           <w:tblBorders>
-            <w:top w:val="nil"/>
-            <w:left w:val="nil"/>
-            <w:bottom w:val="nil"/>
-            <w:right w:val="nil"/>
-            <w:insideH w:val="nil"/>
-            <w:insideV w:val="nil"/>
+            <w:top w:val="none" w:color="auto" w:sz="0" w:space="0"/>
+            <w:left w:val="none" w:color="auto" w:sz="0" w:space="0"/>
+            <w:bottom w:val="none" w:color="auto" w:sz="0" w:space="0"/>
+            <w:right w:val="none" w:color="auto" w:sz="0" w:space="0"/>
+            <w:insideH w:val="none" w:color="auto" w:sz="0" w:space="0"/>
+            <w:insideV w:val="none" w:color="auto" w:sz="0" w:space="0"/>
           </w:tblBorders>
           <w:tblCellMar>
             <w:top w:w="0" w:type="dxa"/>
@@ -220,7 +218,7 @@
           </w:tblCellMar>
         </w:tblPrEx>
         <w:trPr>
-          <w:trHeight w:val="810"/>
+          <w:trHeight w:val="810" w:hRule="atLeast"/>
           <w:jc w:val="center"/>
         </w:trPr>
         <w:tc>
@@ -242,7 +240,7 @@
               <w:bidi w:val="0"/>
               <w:adjustRightInd w:val="0"/>
               <w:snapToGrid w:val="0"/>
-              <w:ind w:left="0" w:right="0" w:firstLine="0" w:leftChars="0" w:rightChars="0" w:firstLineChars="0"/>
+              <w:ind w:left="0" w:leftChars="0" w:right="0" w:rightChars="0" w:firstLine="0" w:firstLineChars="0"/>
               <w:jc w:val="left"/>
               <w:textAlignment w:val="baseline"/>
               <w:rPr>
@@ -261,7 +259,7 @@
             </w:r>
             <w:r>
               <w:rPr>
-                <w:rFonts w:asciiTheme="minorAscii" w:eastAsiaTheme="minorEastAsia" w:hAnsiTheme="minorAscii" w:hint="default"/>
+                <w:rFonts w:hint="default" w:asciiTheme="minorAscii" w:hAnsiTheme="minorAscii" w:eastAsiaTheme="minorEastAsia"/>
                 <w:spacing w:val="227"/>
                 <w:sz w:val="21"/>
                 <w:vertAlign w:val="baseline"/>
@@ -299,7 +297,7 @@
               <w:bidi w:val="0"/>
               <w:adjustRightInd w:val="0"/>
               <w:snapToGrid w:val="0"/>
-              <w:ind w:left="0" w:right="0" w:firstLine="0" w:leftChars="0" w:rightChars="0" w:firstLineChars="0"/>
+              <w:ind w:left="0" w:leftChars="0" w:right="0" w:rightChars="0" w:firstLine="0" w:firstLineChars="0"/>
               <w:jc w:val="right"/>
               <w:textAlignment w:val="baseline"/>
               <w:rPr>
@@ -318,7 +316,7 @@
             </w:r>
             <w:r>
               <w:rPr>
-                <w:rFonts w:asciiTheme="minorAscii" w:eastAsiaTheme="minorEastAsia" w:hAnsiTheme="minorAscii" w:hint="eastAsia"/>
+                <w:rFonts w:hint="eastAsia" w:asciiTheme="minorAscii" w:hAnsiTheme="minorAscii" w:eastAsiaTheme="minorEastAsia"/>
                 <w:spacing w:val="227"/>
                 <w:sz w:val="21"/>
                 <w:vertAlign w:val="baseline"/>
@@ -333,15 +331,21 @@
                 <w:vertAlign w:val="baseline"/>
                 <w:lang w:val="en-US" w:eastAsia="zh-CN"/>
               </w:rPr>
-              <w:t>2025.70.30</w:t>
+              <w:t>2026.1.30</w:t>
             </w:r>
           </w:p>
         </w:tc>
       </w:tr>
       <w:tr>
         <w:tblPrEx>
-          <w:tblW w:w="0" w:type="auto"/>
-          <w:jc w:val="center"/>
+          <w:tblBorders>
+            <w:top w:val="none" w:color="auto" w:sz="0" w:space="0"/>
+            <w:left w:val="none" w:color="auto" w:sz="0" w:space="0"/>
+            <w:bottom w:val="none" w:color="auto" w:sz="0" w:space="0"/>
+            <w:right w:val="none" w:color="auto" w:sz="0" w:space="0"/>
+            <w:insideH w:val="none" w:color="auto" w:sz="0" w:space="0"/>
+            <w:insideV w:val="none" w:color="auto" w:sz="0" w:space="0"/>
+          </w:tblBorders>
           <w:tblCellMar>
             <w:top w:w="0" w:type="dxa"/>
             <w:left w:w="108" w:type="dxa"/>
@@ -350,7 +354,7 @@
           </w:tblCellMar>
         </w:tblPrEx>
         <w:trPr>
-          <w:trHeight w:val="810"/>
+          <w:trHeight w:val="810" w:hRule="atLeast"/>
           <w:jc w:val="center"/>
         </w:trPr>
         <w:tc>
@@ -373,11 +377,11 @@
               <w:bidi w:val="0"/>
               <w:adjustRightInd w:val="0"/>
               <w:snapToGrid w:val="0"/>
-              <w:ind w:left="0" w:right="0" w:firstLine="0" w:leftChars="0" w:rightChars="0" w:firstLineChars="0"/>
+              <w:ind w:left="0" w:leftChars="0" w:right="0" w:rightChars="0" w:firstLine="0" w:firstLineChars="0"/>
               <w:jc w:val="left"/>
               <w:textAlignment w:val="baseline"/>
               <w:rPr>
-                <w:rFonts w:ascii="Arial" w:eastAsia="Arial" w:hAnsi="Arial" w:cs="Arial" w:hint="eastAsia"/>
+                <w:rFonts w:hint="eastAsia" w:ascii="Arial" w:hAnsi="Arial" w:eastAsia="Arial" w:cs="Arial"/>
                 <w:snapToGrid w:val="0"/>
                 <w:color w:val="000000"/>
                 <w:kern w:val="0"/>
@@ -397,7 +401,7 @@
             </w:r>
             <w:r>
               <w:rPr>
-                <w:rFonts w:asciiTheme="minorAscii" w:eastAsiaTheme="minorEastAsia" w:hAnsiTheme="minorAscii" w:hint="default"/>
+                <w:rFonts w:hint="default" w:asciiTheme="minorAscii" w:hAnsiTheme="minorAscii" w:eastAsiaTheme="minorEastAsia"/>
                 <w:spacing w:val="227"/>
                 <w:sz w:val="21"/>
                 <w:vertAlign w:val="baseline"/>
@@ -436,11 +440,11 @@
               <w:bidi w:val="0"/>
               <w:adjustRightInd w:val="0"/>
               <w:snapToGrid w:val="0"/>
-              <w:ind w:left="0" w:right="0" w:firstLine="0" w:leftChars="0" w:rightChars="0" w:firstLineChars="0"/>
+              <w:ind w:left="0" w:leftChars="0" w:right="0" w:rightChars="0" w:firstLine="0" w:firstLineChars="0"/>
               <w:jc w:val="right"/>
               <w:textAlignment w:val="baseline"/>
               <w:rPr>
-                <w:rFonts w:ascii="Arial" w:eastAsia="Arial" w:hAnsi="Arial" w:cs="Arial" w:hint="default"/>
+                <w:rFonts w:hint="default" w:ascii="Arial" w:hAnsi="Arial" w:eastAsia="Arial" w:cs="Arial"/>
                 <w:snapToGrid w:val="0"/>
                 <w:color w:val="000000"/>
                 <w:kern w:val="0"/>
@@ -460,7 +464,7 @@
             </w:r>
             <w:r>
               <w:rPr>
-                <w:rFonts w:asciiTheme="minorAscii" w:eastAsiaTheme="minorEastAsia" w:hAnsiTheme="minorAscii" w:hint="eastAsia"/>
+                <w:rFonts w:hint="eastAsia" w:asciiTheme="minorAscii" w:hAnsiTheme="minorAscii" w:eastAsiaTheme="minorEastAsia"/>
                 <w:spacing w:val="227"/>
                 <w:sz w:val="21"/>
                 <w:vertAlign w:val="baseline"/>
@@ -475,15 +479,21 @@
                 <w:vertAlign w:val="baseline"/>
                 <w:lang w:val="en-US" w:eastAsia="zh-CN"/>
               </w:rPr>
-              <w:t>2025.70.30</w:t>
+              <w:t>2026.1.30</w:t>
             </w:r>
           </w:p>
         </w:tc>
       </w:tr>
       <w:tr>
         <w:tblPrEx>
-          <w:tblW w:w="0" w:type="auto"/>
-          <w:jc w:val="center"/>
+          <w:tblBorders>
+            <w:top w:val="none" w:color="auto" w:sz="0" w:space="0"/>
+            <w:left w:val="none" w:color="auto" w:sz="0" w:space="0"/>
+            <w:bottom w:val="none" w:color="auto" w:sz="0" w:space="0"/>
+            <w:right w:val="none" w:color="auto" w:sz="0" w:space="0"/>
+            <w:insideH w:val="none" w:color="auto" w:sz="0" w:space="0"/>
+            <w:insideV w:val="none" w:color="auto" w:sz="0" w:space="0"/>
+          </w:tblBorders>
           <w:tblCellMar>
             <w:top w:w="0" w:type="dxa"/>
             <w:left w:w="108" w:type="dxa"/>
@@ -492,7 +502,7 @@
           </w:tblCellMar>
         </w:tblPrEx>
         <w:trPr>
-          <w:trHeight w:val="635"/>
+          <w:trHeight w:val="635" w:hRule="atLeast"/>
           <w:jc w:val="center"/>
         </w:trPr>
         <w:tc>
@@ -514,7 +524,7 @@
               <w:bidi w:val="0"/>
               <w:adjustRightInd w:val="0"/>
               <w:snapToGrid w:val="0"/>
-              <w:ind w:left="0" w:right="0" w:firstLine="0" w:leftChars="0" w:rightChars="0" w:firstLineChars="0"/>
+              <w:ind w:left="0" w:leftChars="0" w:right="0" w:rightChars="0" w:firstLine="0" w:firstLineChars="0"/>
               <w:jc w:val="left"/>
               <w:textAlignment w:val="baseline"/>
               <w:rPr>
@@ -533,7 +543,7 @@
             </w:r>
             <w:r>
               <w:rPr>
-                <w:rFonts w:asciiTheme="minorAscii" w:eastAsiaTheme="minorEastAsia" w:hAnsiTheme="minorAscii" w:hint="eastAsia"/>
+                <w:rFonts w:hint="eastAsia" w:asciiTheme="minorAscii" w:hAnsiTheme="minorAscii" w:eastAsiaTheme="minorEastAsia"/>
                 <w:spacing w:val="227"/>
                 <w:sz w:val="21"/>
                 <w:vertAlign w:val="baseline"/>
@@ -570,7 +580,7 @@
               <w:bidi w:val="0"/>
               <w:adjustRightInd w:val="0"/>
               <w:snapToGrid w:val="0"/>
-              <w:ind w:left="0" w:right="0" w:firstLine="0" w:leftChars="0" w:rightChars="0" w:firstLineChars="0"/>
+              <w:ind w:left="0" w:leftChars="0" w:right="0" w:rightChars="0" w:firstLine="0" w:firstLineChars="0"/>
               <w:jc w:val="right"/>
               <w:textAlignment w:val="baseline"/>
               <w:rPr>
@@ -589,7 +599,7 @@
             </w:r>
             <w:r>
               <w:rPr>
-                <w:rFonts w:asciiTheme="minorAscii" w:eastAsiaTheme="minorEastAsia" w:hAnsiTheme="minorAscii" w:hint="eastAsia"/>
+                <w:rFonts w:hint="eastAsia" w:asciiTheme="minorAscii" w:hAnsiTheme="minorAscii" w:eastAsiaTheme="minorEastAsia"/>
                 <w:spacing w:val="227"/>
                 <w:sz w:val="21"/>
                 <w:vertAlign w:val="baseline"/>
@@ -604,7 +614,7 @@
                 <w:vertAlign w:val="baseline"/>
                 <w:lang w:val="en-US" w:eastAsia="zh-CN"/>
               </w:rPr>
-              <w:t>2025.70.30</w:t>
+              <w:t>2026.1.30</w:t>
             </w:r>
           </w:p>
         </w:tc>
@@ -659,14 +669,14 @@
         <w:textAlignment w:val="baseline"/>
         <w:outlineLvl w:val="0"/>
         <w:rPr>
-          <w:rFonts w:ascii="宋体" w:eastAsia="宋体" w:hAnsi="宋体" w:cs="宋体"/>
+          <w:rFonts w:ascii="宋体" w:hAnsi="宋体" w:eastAsia="宋体" w:cs="宋体"/>
           <w:sz w:val="30"/>
           <w:szCs w:val="30"/>
         </w:rPr>
       </w:pPr>
       <w:r>
         <w:rPr>
-          <w:rFonts w:ascii="宋体" w:eastAsia="宋体" w:hAnsi="宋体" w:cs="宋体"/>
+          <w:rFonts w:ascii="宋体" w:hAnsi="宋体" w:eastAsia="宋体" w:cs="宋体"/>
           <w:b/>
           <w:bCs/>
           <w:spacing w:val="-4"/>
@@ -678,16 +688,16 @@
     </w:p>
     <w:tbl>
       <w:tblPr>
-        <w:tblStyle w:val="TableNormal00"/>
+        <w:tblStyle w:val="42"/>
         <w:tblW w:w="9005" w:type="dxa"/>
         <w:tblInd w:w="34" w:type="dxa"/>
         <w:tblBorders>
-          <w:top w:val="single" w:sz="6" w:space="0" w:color="000000"/>
-          <w:left w:val="single" w:sz="6" w:space="0" w:color="000000"/>
-          <w:bottom w:val="single" w:sz="6" w:space="0" w:color="000000"/>
-          <w:right w:val="single" w:sz="6" w:space="0" w:color="000000"/>
-          <w:insideH w:val="single" w:sz="6" w:space="0" w:color="000000"/>
-          <w:insideV w:val="single" w:sz="6" w:space="0" w:color="000000"/>
+          <w:top w:val="single" w:color="000000" w:sz="6" w:space="0"/>
+          <w:left w:val="single" w:color="000000" w:sz="6" w:space="0"/>
+          <w:bottom w:val="single" w:color="000000" w:sz="6" w:space="0"/>
+          <w:right w:val="single" w:color="000000" w:sz="6" w:space="0"/>
+          <w:insideH w:val="single" w:color="000000" w:sz="6" w:space="0"/>
+          <w:insideV w:val="single" w:color="000000" w:sz="6" w:space="0"/>
         </w:tblBorders>
         <w:tblLayout w:type="fixed"/>
         <w:tblCellMar>
@@ -709,17 +719,14 @@
       </w:tblGrid>
       <w:tr>
         <w:tblPrEx>
-          <w:tblW w:w="9005" w:type="dxa"/>
-          <w:tblInd w:w="34" w:type="dxa"/>
           <w:tblBorders>
-            <w:top w:val="single" w:sz="6" w:space="0" w:color="000000"/>
-            <w:left w:val="single" w:sz="6" w:space="0" w:color="000000"/>
-            <w:bottom w:val="single" w:sz="6" w:space="0" w:color="000000"/>
-            <w:right w:val="single" w:sz="6" w:space="0" w:color="000000"/>
-            <w:insideH w:val="single" w:sz="6" w:space="0" w:color="000000"/>
-            <w:insideV w:val="single" w:sz="6" w:space="0" w:color="000000"/>
+            <w:top w:val="single" w:color="000000" w:sz="6" w:space="0"/>
+            <w:left w:val="single" w:color="000000" w:sz="6" w:space="0"/>
+            <w:bottom w:val="single" w:color="000000" w:sz="6" w:space="0"/>
+            <w:right w:val="single" w:color="000000" w:sz="6" w:space="0"/>
+            <w:insideH w:val="single" w:color="000000" w:sz="6" w:space="0"/>
+            <w:insideV w:val="single" w:color="000000" w:sz="6" w:space="0"/>
           </w:tblBorders>
-          <w:tblLayout w:type="fixed"/>
           <w:tblCellMar>
             <w:top w:w="0" w:type="dxa"/>
             <w:left w:w="0" w:type="dxa"/>
@@ -728,15 +735,15 @@
           </w:tblCellMar>
         </w:tblPrEx>
         <w:trPr>
-          <w:trHeight w:val="489"/>
+          <w:trHeight w:val="489" w:hRule="atLeast"/>
         </w:trPr>
         <w:tc>
           <w:tcPr>
             <w:tcW w:w="845" w:type="dxa"/>
             <w:vMerge w:val="restart"/>
             <w:tcBorders>
-              <w:top w:val="single" w:sz="10" w:space="0" w:color="000000"/>
-              <w:left w:val="single" w:sz="10" w:space="0" w:color="000000"/>
+              <w:top w:val="single" w:color="000000" w:sz="10" w:space="0"/>
+              <w:left w:val="single" w:color="000000" w:sz="10" w:space="0"/>
               <w:bottom w:val="nil"/>
             </w:tcBorders>
             <w:shd w:val="clear" w:color="auto" w:fill="D9D9D9"/>
@@ -783,14 +790,14 @@
               <w:ind w:left="172"/>
               <w:textAlignment w:val="baseline"/>
               <w:rPr>
-                <w:rFonts w:ascii="宋体" w:eastAsia="宋体" w:hAnsi="宋体" w:cs="宋体"/>
+                <w:rFonts w:ascii="宋体" w:hAnsi="宋体" w:eastAsia="宋体" w:cs="宋体"/>
                 <w:sz w:val="24"/>
                 <w:szCs w:val="24"/>
               </w:rPr>
             </w:pPr>
             <w:r>
               <w:rPr>
-                <w:rFonts w:ascii="宋体" w:eastAsia="宋体" w:hAnsi="宋体" w:cs="宋体"/>
+                <w:rFonts w:ascii="宋体" w:hAnsi="宋体" w:eastAsia="宋体" w:cs="宋体"/>
                 <w:b/>
                 <w:bCs/>
                 <w:spacing w:val="-5"/>
@@ -806,7 +813,7 @@
             <w:tcW w:w="2155" w:type="dxa"/>
             <w:gridSpan w:val="2"/>
             <w:tcBorders>
-              <w:top w:val="single" w:sz="10" w:space="0" w:color="000000"/>
+              <w:top w:val="single" w:color="000000" w:sz="10" w:space="0"/>
             </w:tcBorders>
             <w:shd w:val="clear" w:color="auto" w:fill="D9D9D9"/>
           </w:tcPr>
@@ -829,14 +836,14 @@
               <w:ind w:left="528"/>
               <w:textAlignment w:val="baseline"/>
               <w:rPr>
-                <w:rFonts w:ascii="宋体" w:eastAsia="宋体" w:hAnsi="宋体" w:cs="宋体"/>
+                <w:rFonts w:ascii="宋体" w:hAnsi="宋体" w:eastAsia="宋体" w:cs="宋体"/>
                 <w:sz w:val="24"/>
                 <w:szCs w:val="24"/>
               </w:rPr>
             </w:pPr>
             <w:r>
               <w:rPr>
-                <w:rFonts w:ascii="宋体" w:eastAsia="宋体" w:hAnsi="宋体" w:cs="宋体"/>
+                <w:rFonts w:ascii="宋体" w:hAnsi="宋体" w:eastAsia="宋体" w:cs="宋体"/>
                 <w:b/>
                 <w:bCs/>
                 <w:spacing w:val="-4"/>
@@ -852,7 +859,7 @@
             <w:tcW w:w="2334" w:type="dxa"/>
             <w:gridSpan w:val="2"/>
             <w:tcBorders>
-              <w:top w:val="single" w:sz="10" w:space="0" w:color="000000"/>
+              <w:top w:val="single" w:color="000000" w:sz="10" w:space="0"/>
             </w:tcBorders>
             <w:shd w:val="clear" w:color="auto" w:fill="D9D9D9"/>
           </w:tcPr>
@@ -875,14 +882,14 @@
               <w:ind w:left="927"/>
               <w:textAlignment w:val="baseline"/>
               <w:rPr>
-                <w:rFonts w:ascii="宋体" w:eastAsia="宋体" w:hAnsi="宋体" w:cs="宋体"/>
+                <w:rFonts w:ascii="宋体" w:hAnsi="宋体" w:eastAsia="宋体" w:cs="宋体"/>
                 <w:sz w:val="24"/>
                 <w:szCs w:val="24"/>
               </w:rPr>
             </w:pPr>
             <w:r>
               <w:rPr>
-                <w:rFonts w:ascii="宋体" w:eastAsia="宋体" w:hAnsi="宋体" w:cs="宋体"/>
+                <w:rFonts w:ascii="宋体" w:hAnsi="宋体" w:eastAsia="宋体" w:cs="宋体"/>
                 <w:b/>
                 <w:bCs/>
                 <w:spacing w:val="-6"/>
@@ -898,7 +905,7 @@
             <w:tcW w:w="2499" w:type="dxa"/>
             <w:gridSpan w:val="2"/>
             <w:tcBorders>
-              <w:top w:val="single" w:sz="10" w:space="0" w:color="000000"/>
+              <w:top w:val="single" w:color="000000" w:sz="10" w:space="0"/>
             </w:tcBorders>
             <w:shd w:val="clear" w:color="auto" w:fill="D9D9D9"/>
           </w:tcPr>
@@ -921,14 +928,14 @@
               <w:ind w:left="911"/>
               <w:textAlignment w:val="baseline"/>
               <w:rPr>
-                <w:rFonts w:ascii="宋体" w:eastAsia="宋体" w:hAnsi="宋体" w:cs="宋体"/>
+                <w:rFonts w:ascii="宋体" w:hAnsi="宋体" w:eastAsia="宋体" w:cs="宋体"/>
                 <w:sz w:val="24"/>
                 <w:szCs w:val="24"/>
               </w:rPr>
             </w:pPr>
             <w:r>
               <w:rPr>
-                <w:rFonts w:ascii="宋体" w:eastAsia="宋体" w:hAnsi="宋体" w:cs="宋体"/>
+                <w:rFonts w:ascii="宋体" w:hAnsi="宋体" w:eastAsia="宋体" w:cs="宋体"/>
                 <w:b/>
                 <w:bCs/>
                 <w:spacing w:val="-6"/>
@@ -944,9 +951,9 @@
             <w:tcW w:w="1172" w:type="dxa"/>
             <w:vMerge w:val="restart"/>
             <w:tcBorders>
-              <w:top w:val="single" w:sz="10" w:space="0" w:color="000000"/>
+              <w:top w:val="single" w:color="000000" w:sz="10" w:space="0"/>
               <w:bottom w:val="nil"/>
-              <w:right w:val="single" w:sz="10" w:space="0" w:color="000000"/>
+              <w:right w:val="single" w:color="000000" w:sz="10" w:space="0"/>
             </w:tcBorders>
             <w:shd w:val="clear" w:color="auto" w:fill="D9D9D9"/>
           </w:tcPr>
@@ -992,14 +999,14 @@
               <w:ind w:left="217"/>
               <w:textAlignment w:val="baseline"/>
               <w:rPr>
-                <w:rFonts w:ascii="宋体" w:eastAsia="宋体" w:hAnsi="宋体" w:cs="宋体"/>
+                <w:rFonts w:ascii="宋体" w:hAnsi="宋体" w:eastAsia="宋体" w:cs="宋体"/>
                 <w:sz w:val="24"/>
                 <w:szCs w:val="24"/>
               </w:rPr>
             </w:pPr>
             <w:r>
               <w:rPr>
-                <w:rFonts w:ascii="宋体" w:eastAsia="宋体" w:hAnsi="宋体" w:cs="宋体"/>
+                <w:rFonts w:ascii="宋体" w:hAnsi="宋体" w:eastAsia="宋体" w:cs="宋体"/>
                 <w:b/>
                 <w:bCs/>
                 <w:spacing w:val="-5"/>
@@ -1013,9 +1020,14 @@
       </w:tr>
       <w:tr>
         <w:tblPrEx>
-          <w:tblW w:w="9005" w:type="dxa"/>
-          <w:tblInd w:w="34" w:type="dxa"/>
-          <w:tblLayout w:type="fixed"/>
+          <w:tblBorders>
+            <w:top w:val="single" w:color="000000" w:sz="6" w:space="0"/>
+            <w:left w:val="single" w:color="000000" w:sz="6" w:space="0"/>
+            <w:bottom w:val="single" w:color="000000" w:sz="6" w:space="0"/>
+            <w:right w:val="single" w:color="000000" w:sz="6" w:space="0"/>
+            <w:insideH w:val="single" w:color="000000" w:sz="6" w:space="0"/>
+            <w:insideV w:val="single" w:color="000000" w:sz="6" w:space="0"/>
+          </w:tblBorders>
           <w:tblCellMar>
             <w:top w:w="0" w:type="dxa"/>
             <w:left w:w="0" w:type="dxa"/>
@@ -1024,15 +1036,15 @@
           </w:tblCellMar>
         </w:tblPrEx>
         <w:trPr>
-          <w:trHeight w:val="479"/>
+          <w:trHeight w:val="479" w:hRule="atLeast"/>
         </w:trPr>
         <w:tc>
           <w:tcPr>
             <w:tcW w:w="845" w:type="dxa"/>
-            <w:vMerge/>
+            <w:vMerge w:val="continue"/>
             <w:tcBorders>
               <w:top w:val="nil"/>
-              <w:left w:val="single" w:sz="10" w:space="0" w:color="000000"/>
+              <w:left w:val="single" w:color="000000" w:sz="10" w:space="0"/>
             </w:tcBorders>
           </w:tcPr>
           <w:p>
@@ -1082,14 +1094,14 @@
               <w:ind w:left="191"/>
               <w:textAlignment w:val="baseline"/>
               <w:rPr>
-                <w:rFonts w:ascii="宋体" w:eastAsia="宋体" w:hAnsi="宋体" w:cs="宋体"/>
+                <w:rFonts w:ascii="宋体" w:hAnsi="宋体" w:eastAsia="宋体" w:cs="宋体"/>
                 <w:sz w:val="24"/>
                 <w:szCs w:val="24"/>
               </w:rPr>
             </w:pPr>
             <w:r>
               <w:rPr>
-                <w:rFonts w:ascii="宋体" w:eastAsia="宋体" w:hAnsi="宋体" w:cs="宋体"/>
+                <w:rFonts w:ascii="宋体" w:hAnsi="宋体" w:eastAsia="宋体" w:cs="宋体"/>
                 <w:b/>
                 <w:bCs/>
                 <w:spacing w:val="-5"/>
@@ -1124,14 +1136,14 @@
               <w:ind w:left="430"/>
               <w:textAlignment w:val="baseline"/>
               <w:rPr>
-                <w:rFonts w:ascii="宋体" w:eastAsia="宋体" w:hAnsi="宋体" w:cs="宋体"/>
+                <w:rFonts w:ascii="宋体" w:hAnsi="宋体" w:eastAsia="宋体" w:cs="宋体"/>
                 <w:sz w:val="24"/>
                 <w:szCs w:val="24"/>
               </w:rPr>
             </w:pPr>
             <w:r>
               <w:rPr>
-                <w:rFonts w:ascii="宋体" w:eastAsia="宋体" w:hAnsi="宋体" w:cs="宋体"/>
+                <w:rFonts w:ascii="宋体" w:hAnsi="宋体" w:eastAsia="宋体" w:cs="宋体"/>
                 <w:b/>
                 <w:bCs/>
                 <w:spacing w:val="-15"/>
@@ -1166,14 +1178,14 @@
               <w:ind w:left="244"/>
               <w:textAlignment w:val="baseline"/>
               <w:rPr>
-                <w:rFonts w:ascii="宋体" w:eastAsia="宋体" w:hAnsi="宋体" w:cs="宋体"/>
+                <w:rFonts w:ascii="宋体" w:hAnsi="宋体" w:eastAsia="宋体" w:cs="宋体"/>
                 <w:sz w:val="24"/>
                 <w:szCs w:val="24"/>
               </w:rPr>
             </w:pPr>
             <w:r>
               <w:rPr>
-                <w:rFonts w:ascii="宋体" w:eastAsia="宋体" w:hAnsi="宋体" w:cs="宋体"/>
+                <w:rFonts w:ascii="宋体" w:hAnsi="宋体" w:eastAsia="宋体" w:cs="宋体"/>
                 <w:b/>
                 <w:bCs/>
                 <w:spacing w:val="-8"/>
@@ -1208,14 +1220,14 @@
               <w:ind w:left="487"/>
               <w:textAlignment w:val="baseline"/>
               <w:rPr>
-                <w:rFonts w:ascii="宋体" w:eastAsia="宋体" w:hAnsi="宋体" w:cs="宋体"/>
+                <w:rFonts w:ascii="宋体" w:hAnsi="宋体" w:eastAsia="宋体" w:cs="宋体"/>
                 <w:sz w:val="24"/>
                 <w:szCs w:val="24"/>
               </w:rPr>
             </w:pPr>
             <w:r>
               <w:rPr>
-                <w:rFonts w:ascii="宋体" w:eastAsia="宋体" w:hAnsi="宋体" w:cs="宋体"/>
+                <w:rFonts w:ascii="宋体" w:hAnsi="宋体" w:eastAsia="宋体" w:cs="宋体"/>
                 <w:b/>
                 <w:bCs/>
                 <w:spacing w:val="-15"/>
@@ -1250,14 +1262,14 @@
               <w:ind w:left="268"/>
               <w:textAlignment w:val="baseline"/>
               <w:rPr>
-                <w:rFonts w:ascii="宋体" w:eastAsia="宋体" w:hAnsi="宋体" w:cs="宋体"/>
+                <w:rFonts w:ascii="宋体" w:hAnsi="宋体" w:eastAsia="宋体" w:cs="宋体"/>
                 <w:sz w:val="24"/>
                 <w:szCs w:val="24"/>
               </w:rPr>
             </w:pPr>
             <w:r>
               <w:rPr>
-                <w:rFonts w:ascii="宋体" w:eastAsia="宋体" w:hAnsi="宋体" w:cs="宋体"/>
+                <w:rFonts w:ascii="宋体" w:hAnsi="宋体" w:eastAsia="宋体" w:cs="宋体"/>
                 <w:b/>
                 <w:bCs/>
                 <w:spacing w:val="-5"/>
@@ -1292,14 +1304,14 @@
               <w:ind w:left="441"/>
               <w:textAlignment w:val="baseline"/>
               <w:rPr>
-                <w:rFonts w:ascii="宋体" w:eastAsia="宋体" w:hAnsi="宋体" w:cs="宋体"/>
+                <w:rFonts w:ascii="宋体" w:hAnsi="宋体" w:eastAsia="宋体" w:cs="宋体"/>
                 <w:sz w:val="24"/>
                 <w:szCs w:val="24"/>
               </w:rPr>
             </w:pPr>
             <w:r>
               <w:rPr>
-                <w:rFonts w:ascii="宋体" w:eastAsia="宋体" w:hAnsi="宋体" w:cs="宋体"/>
+                <w:rFonts w:ascii="宋体" w:hAnsi="宋体" w:eastAsia="宋体" w:cs="宋体"/>
                 <w:b/>
                 <w:bCs/>
                 <w:spacing w:val="-15"/>
@@ -1313,10 +1325,10 @@
         <w:tc>
           <w:tcPr>
             <w:tcW w:w="1172" w:type="dxa"/>
-            <w:vMerge/>
+            <w:vMerge w:val="continue"/>
             <w:tcBorders>
               <w:top w:val="nil"/>
-              <w:right w:val="single" w:sz="10" w:space="0" w:color="000000"/>
+              <w:right w:val="single" w:color="000000" w:sz="10" w:space="0"/>
             </w:tcBorders>
           </w:tcPr>
           <w:p>
@@ -1345,9 +1357,14 @@
       </w:tr>
       <w:tr>
         <w:tblPrEx>
-          <w:tblW w:w="9005" w:type="dxa"/>
-          <w:tblInd w:w="34" w:type="dxa"/>
-          <w:tblLayout w:type="fixed"/>
+          <w:tblBorders>
+            <w:top w:val="single" w:color="000000" w:sz="6" w:space="0"/>
+            <w:left w:val="single" w:color="000000" w:sz="6" w:space="0"/>
+            <w:bottom w:val="single" w:color="000000" w:sz="6" w:space="0"/>
+            <w:right w:val="single" w:color="000000" w:sz="6" w:space="0"/>
+            <w:insideH w:val="single" w:color="000000" w:sz="6" w:space="0"/>
+            <w:insideV w:val="single" w:color="000000" w:sz="6" w:space="0"/>
+          </w:tblBorders>
           <w:tblCellMar>
             <w:top w:w="0" w:type="dxa"/>
             <w:left w:w="0" w:type="dxa"/>
@@ -1356,18 +1373,18 @@
           </w:tblCellMar>
         </w:tblPrEx>
         <w:trPr>
-          <w:trHeight w:val="651"/>
+          <w:trHeight w:val="651" w:hRule="atLeast"/>
         </w:trPr>
         <w:tc>
           <w:tcPr>
             <w:tcW w:w="845" w:type="dxa"/>
             <w:tcBorders>
-              <w:left w:val="single" w:sz="10" w:space="0" w:color="000000"/>
+              <w:left w:val="single" w:color="000000" w:sz="10" w:space="0"/>
             </w:tcBorders>
           </w:tcPr>
           <w:p>
             <w:pPr>
-              <w:pStyle w:val="TableText"/>
+              <w:pStyle w:val="27"/>
               <w:keepNext w:val="0"/>
               <w:keepLines w:val="0"/>
               <w:pageBreakBefore w:val="0"/>
@@ -1399,7 +1416,7 @@
           </w:tcPr>
           <w:p>
             <w:pPr>
-              <w:pStyle w:val="TableText"/>
+              <w:pStyle w:val="27"/>
               <w:keepNext w:val="0"/>
               <w:keepLines w:val="0"/>
               <w:pageBreakBefore w:val="0"/>
@@ -1431,7 +1448,7 @@
           </w:tcPr>
           <w:p>
             <w:pPr>
-              <w:pStyle w:val="TableText"/>
+              <w:pStyle w:val="27"/>
               <w:keepNext w:val="0"/>
               <w:keepLines w:val="0"/>
               <w:pageBreakBefore w:val="0"/>
@@ -1449,15 +1466,25 @@
               <w:ind w:left="104"/>
               <w:textAlignment w:val="baseline"/>
               <w:rPr>
-                <w:rFonts w:eastAsia="宋体" w:hint="default"/>
+                <w:rFonts w:hint="default" w:eastAsia="宋体"/>
                 <w:lang w:val="en-US" w:eastAsia="zh-CN"/>
               </w:rPr>
             </w:pPr>
-            <w:r>
-              <w:rPr>
+            <w:bookmarkStart w:id="0" w:name="_GoBack"/>
+            <w:bookmarkEnd w:id="0"/>
+            <w:r>
+              <w:rPr>
+                <w:rFonts w:hint="eastAsia"/>
                 <w:spacing w:val="-1"/>
-              </w:rPr>
-              <w:t>2025.7</w:t>
+                <w:lang w:eastAsia="zh-CN"/>
+              </w:rPr>
+              <w:t>2026.01</w:t>
+            </w:r>
+            <w:r>
+              <w:rPr>
+                <w:spacing w:val="-1"/>
+              </w:rPr>
+              <w:t>.</w:t>
             </w:r>
             <w:r>
               <w:rPr>
@@ -1465,20 +1492,6 @@
                 <w:spacing w:val="-1"/>
                 <w:lang w:val="en-US" w:eastAsia="zh-CN"/>
               </w:rPr>
-              <w:t>0</w:t>
-            </w:r>
-            <w:r>
-              <w:rPr>
-                <w:spacing w:val="-1"/>
-              </w:rPr>
-              <w:t>.</w:t>
-            </w:r>
-            <w:r>
-              <w:rPr>
-                <w:rFonts w:hint="eastAsia"/>
-                <w:spacing w:val="-1"/>
-                <w:lang w:val="en-US" w:eastAsia="zh-CN"/>
-              </w:rPr>
               <w:t>30</w:t>
             </w:r>
           </w:p>
@@ -1489,7 +1502,7 @@
           </w:tcPr>
           <w:p>
             <w:pPr>
-              <w:pStyle w:val="TableText"/>
+              <w:pStyle w:val="27"/>
               <w:keepNext w:val="0"/>
               <w:keepLines w:val="0"/>
               <w:pageBreakBefore w:val="0"/>
@@ -1521,7 +1534,7 @@
           </w:tcPr>
           <w:p>
             <w:pPr>
-              <w:pStyle w:val="TableText"/>
+              <w:pStyle w:val="27"/>
               <w:keepNext w:val="0"/>
               <w:keepLines w:val="0"/>
               <w:pageBreakBefore w:val="0"/>
@@ -1539,15 +1552,23 @@
               <w:ind w:left="161"/>
               <w:textAlignment w:val="baseline"/>
               <w:rPr>
-                <w:rFonts w:eastAsia="宋体" w:hint="default"/>
+                <w:rFonts w:hint="default" w:eastAsia="宋体"/>
                 <w:lang w:val="en-US" w:eastAsia="zh-CN"/>
               </w:rPr>
             </w:pPr>
             <w:r>
               <w:rPr>
+                <w:rFonts w:hint="eastAsia"/>
                 <w:spacing w:val="-1"/>
-              </w:rPr>
-              <w:t>2025.7</w:t>
+                <w:lang w:eastAsia="zh-CN"/>
+              </w:rPr>
+              <w:t>2026.01</w:t>
+            </w:r>
+            <w:r>
+              <w:rPr>
+                <w:spacing w:val="-1"/>
+              </w:rPr>
+              <w:t>.</w:t>
             </w:r>
             <w:r>
               <w:rPr>
@@ -1555,20 +1576,6 @@
                 <w:spacing w:val="-1"/>
                 <w:lang w:val="en-US" w:eastAsia="zh-CN"/>
               </w:rPr>
-              <w:t>0</w:t>
-            </w:r>
-            <w:r>
-              <w:rPr>
-                <w:spacing w:val="-1"/>
-              </w:rPr>
-              <w:t>.</w:t>
-            </w:r>
-            <w:r>
-              <w:rPr>
-                <w:rFonts w:hint="eastAsia"/>
-                <w:spacing w:val="-1"/>
-                <w:lang w:val="en-US" w:eastAsia="zh-CN"/>
-              </w:rPr>
               <w:t>30</w:t>
             </w:r>
           </w:p>
@@ -1579,7 +1586,7 @@
           </w:tcPr>
           <w:p>
             <w:pPr>
-              <w:pStyle w:val="TableText"/>
+              <w:pStyle w:val="27"/>
               <w:keepNext w:val="0"/>
               <w:keepLines w:val="0"/>
               <w:pageBreakBefore w:val="0"/>
@@ -1611,7 +1618,7 @@
           </w:tcPr>
           <w:p>
             <w:pPr>
-              <w:pStyle w:val="TableText"/>
+              <w:pStyle w:val="27"/>
               <w:keepNext w:val="0"/>
               <w:keepLines w:val="0"/>
               <w:pageBreakBefore w:val="0"/>
@@ -1629,15 +1636,23 @@
               <w:ind w:left="220"/>
               <w:textAlignment w:val="baseline"/>
               <w:rPr>
-                <w:rFonts w:eastAsia="宋体" w:hint="default"/>
+                <w:rFonts w:hint="default" w:eastAsia="宋体"/>
                 <w:lang w:val="en-US" w:eastAsia="zh-CN"/>
               </w:rPr>
             </w:pPr>
             <w:r>
               <w:rPr>
+                <w:rFonts w:hint="eastAsia"/>
                 <w:spacing w:val="-1"/>
-              </w:rPr>
-              <w:t>2025.7</w:t>
+                <w:lang w:eastAsia="zh-CN"/>
+              </w:rPr>
+              <w:t>2026.01</w:t>
+            </w:r>
+            <w:r>
+              <w:rPr>
+                <w:spacing w:val="-1"/>
+              </w:rPr>
+              <w:t>.</w:t>
             </w:r>
             <w:r>
               <w:rPr>
@@ -1645,20 +1660,6 @@
                 <w:spacing w:val="-1"/>
                 <w:lang w:val="en-US" w:eastAsia="zh-CN"/>
               </w:rPr>
-              <w:t>0</w:t>
-            </w:r>
-            <w:r>
-              <w:rPr>
-                <w:spacing w:val="-1"/>
-              </w:rPr>
-              <w:t>.</w:t>
-            </w:r>
-            <w:r>
-              <w:rPr>
-                <w:rFonts w:hint="eastAsia"/>
-                <w:spacing w:val="-1"/>
-                <w:lang w:val="en-US" w:eastAsia="zh-CN"/>
-              </w:rPr>
               <w:t>30</w:t>
             </w:r>
           </w:p>
@@ -1667,12 +1668,12 @@
           <w:tcPr>
             <w:tcW w:w="1172" w:type="dxa"/>
             <w:tcBorders>
-              <w:right w:val="single" w:sz="10" w:space="0" w:color="000000"/>
+              <w:right w:val="single" w:color="000000" w:sz="10" w:space="0"/>
             </w:tcBorders>
           </w:tcPr>
           <w:p>
             <w:pPr>
-              <w:pStyle w:val="TableText"/>
+              <w:pStyle w:val="27"/>
               <w:keepNext w:val="0"/>
               <w:keepLines w:val="0"/>
               <w:pageBreakBefore w:val="0"/>
@@ -1701,9 +1702,14 @@
       </w:tr>
       <w:tr>
         <w:tblPrEx>
-          <w:tblW w:w="9005" w:type="dxa"/>
-          <w:tblInd w:w="34" w:type="dxa"/>
-          <w:tblLayout w:type="fixed"/>
+          <w:tblBorders>
+            <w:top w:val="single" w:color="000000" w:sz="6" w:space="0"/>
+            <w:left w:val="single" w:color="000000" w:sz="6" w:space="0"/>
+            <w:bottom w:val="single" w:color="000000" w:sz="6" w:space="0"/>
+            <w:right w:val="single" w:color="000000" w:sz="6" w:space="0"/>
+            <w:insideH w:val="single" w:color="000000" w:sz="6" w:space="0"/>
+            <w:insideV w:val="single" w:color="000000" w:sz="6" w:space="0"/>
+          </w:tblBorders>
           <w:tblCellMar>
             <w:top w:w="0" w:type="dxa"/>
             <w:left w:w="0" w:type="dxa"/>
@@ -1712,18 +1718,18 @@
           </w:tblCellMar>
         </w:tblPrEx>
         <w:trPr>
-          <w:trHeight w:val="485"/>
+          <w:trHeight w:val="485" w:hRule="atLeast"/>
         </w:trPr>
         <w:tc>
           <w:tcPr>
             <w:tcW w:w="845" w:type="dxa"/>
             <w:tcBorders>
-              <w:left w:val="single" w:sz="10" w:space="0" w:color="000000"/>
+              <w:left w:val="single" w:color="000000" w:sz="10" w:space="0"/>
             </w:tcBorders>
           </w:tcPr>
           <w:p>
             <w:pPr>
-              <w:pStyle w:val="TableText"/>
+              <w:pStyle w:val="27"/>
               <w:keepNext w:val="0"/>
               <w:keepLines w:val="0"/>
               <w:pageBreakBefore w:val="0"/>
@@ -1749,7 +1755,7 @@
           </w:tcPr>
           <w:p>
             <w:pPr>
-              <w:pStyle w:val="TableText"/>
+              <w:pStyle w:val="27"/>
               <w:keepNext w:val="0"/>
               <w:keepLines w:val="0"/>
               <w:pageBreakBefore w:val="0"/>
@@ -1775,7 +1781,7 @@
           </w:tcPr>
           <w:p>
             <w:pPr>
-              <w:pStyle w:val="TableText"/>
+              <w:pStyle w:val="27"/>
               <w:keepNext w:val="0"/>
               <w:keepLines w:val="0"/>
               <w:pageBreakBefore w:val="0"/>
@@ -1801,7 +1807,7 @@
           </w:tcPr>
           <w:p>
             <w:pPr>
-              <w:pStyle w:val="TableText"/>
+              <w:pStyle w:val="27"/>
               <w:keepNext w:val="0"/>
               <w:keepLines w:val="0"/>
               <w:pageBreakBefore w:val="0"/>
@@ -1827,7 +1833,7 @@
           </w:tcPr>
           <w:p>
             <w:pPr>
-              <w:pStyle w:val="TableText"/>
+              <w:pStyle w:val="27"/>
               <w:keepNext w:val="0"/>
               <w:keepLines w:val="0"/>
               <w:pageBreakBefore w:val="0"/>
@@ -1853,7 +1859,7 @@
           </w:tcPr>
           <w:p>
             <w:pPr>
-              <w:pStyle w:val="TableText"/>
+              <w:pStyle w:val="27"/>
               <w:keepNext w:val="0"/>
               <w:keepLines w:val="0"/>
               <w:pageBreakBefore w:val="0"/>
@@ -1879,7 +1885,7 @@
           </w:tcPr>
           <w:p>
             <w:pPr>
-              <w:pStyle w:val="TableText"/>
+              <w:pStyle w:val="27"/>
               <w:keepNext w:val="0"/>
               <w:keepLines w:val="0"/>
               <w:pageBreakBefore w:val="0"/>
@@ -1903,12 +1909,12 @@
           <w:tcPr>
             <w:tcW w:w="1172" w:type="dxa"/>
             <w:tcBorders>
-              <w:right w:val="single" w:sz="10" w:space="0" w:color="000000"/>
+              <w:right w:val="single" w:color="000000" w:sz="10" w:space="0"/>
             </w:tcBorders>
           </w:tcPr>
           <w:p>
             <w:pPr>
-              <w:pStyle w:val="TableText"/>
+              <w:pStyle w:val="27"/>
               <w:keepNext w:val="0"/>
               <w:keepLines w:val="0"/>
               <w:pageBreakBefore w:val="0"/>
@@ -1931,9 +1937,14 @@
       </w:tr>
       <w:tr>
         <w:tblPrEx>
-          <w:tblW w:w="9005" w:type="dxa"/>
-          <w:tblInd w:w="34" w:type="dxa"/>
-          <w:tblLayout w:type="fixed"/>
+          <w:tblBorders>
+            <w:top w:val="single" w:color="000000" w:sz="6" w:space="0"/>
+            <w:left w:val="single" w:color="000000" w:sz="6" w:space="0"/>
+            <w:bottom w:val="single" w:color="000000" w:sz="6" w:space="0"/>
+            <w:right w:val="single" w:color="000000" w:sz="6" w:space="0"/>
+            <w:insideH w:val="single" w:color="000000" w:sz="6" w:space="0"/>
+            <w:insideV w:val="single" w:color="000000" w:sz="6" w:space="0"/>
+          </w:tblBorders>
           <w:tblCellMar>
             <w:top w:w="0" w:type="dxa"/>
             <w:left w:w="0" w:type="dxa"/>
@@ -1942,19 +1953,19 @@
           </w:tblCellMar>
         </w:tblPrEx>
         <w:trPr>
-          <w:trHeight w:val="503"/>
+          <w:trHeight w:val="503" w:hRule="atLeast"/>
         </w:trPr>
         <w:tc>
           <w:tcPr>
             <w:tcW w:w="845" w:type="dxa"/>
             <w:tcBorders>
-              <w:left w:val="single" w:sz="10" w:space="0" w:color="000000"/>
-              <w:bottom w:val="single" w:sz="10" w:space="0" w:color="000000"/>
+              <w:left w:val="single" w:color="000000" w:sz="10" w:space="0"/>
+              <w:bottom w:val="single" w:color="000000" w:sz="10" w:space="0"/>
             </w:tcBorders>
           </w:tcPr>
           <w:p>
             <w:pPr>
-              <w:pStyle w:val="TableText"/>
+              <w:pStyle w:val="27"/>
               <w:keepNext w:val="0"/>
               <w:keepLines w:val="0"/>
               <w:pageBreakBefore w:val="0"/>
@@ -1978,12 +1989,12 @@
           <w:tcPr>
             <w:tcW w:w="881" w:type="dxa"/>
             <w:tcBorders>
-              <w:bottom w:val="single" w:sz="10" w:space="0" w:color="000000"/>
+              <w:bottom w:val="single" w:color="000000" w:sz="10" w:space="0"/>
             </w:tcBorders>
           </w:tcPr>
           <w:p>
             <w:pPr>
-              <w:pStyle w:val="TableText"/>
+              <w:pStyle w:val="27"/>
               <w:keepNext w:val="0"/>
               <w:keepLines w:val="0"/>
               <w:pageBreakBefore w:val="0"/>
@@ -2007,12 +2018,12 @@
           <w:tcPr>
             <w:tcW w:w="1274" w:type="dxa"/>
             <w:tcBorders>
-              <w:bottom w:val="single" w:sz="10" w:space="0" w:color="000000"/>
+              <w:bottom w:val="single" w:color="000000" w:sz="10" w:space="0"/>
             </w:tcBorders>
           </w:tcPr>
           <w:p>
             <w:pPr>
-              <w:pStyle w:val="TableText"/>
+              <w:pStyle w:val="27"/>
               <w:keepNext w:val="0"/>
               <w:keepLines w:val="0"/>
               <w:pageBreakBefore w:val="0"/>
@@ -2036,12 +2047,12 @@
           <w:tcPr>
             <w:tcW w:w="957" w:type="dxa"/>
             <w:tcBorders>
-              <w:bottom w:val="single" w:sz="10" w:space="0" w:color="000000"/>
+              <w:bottom w:val="single" w:color="000000" w:sz="10" w:space="0"/>
             </w:tcBorders>
           </w:tcPr>
           <w:p>
             <w:pPr>
-              <w:pStyle w:val="TableText"/>
+              <w:pStyle w:val="27"/>
               <w:keepNext w:val="0"/>
               <w:keepLines w:val="0"/>
               <w:pageBreakBefore w:val="0"/>
@@ -2065,12 +2076,12 @@
           <w:tcPr>
             <w:tcW w:w="1377" w:type="dxa"/>
             <w:tcBorders>
-              <w:bottom w:val="single" w:sz="10" w:space="0" w:color="000000"/>
+              <w:bottom w:val="single" w:color="000000" w:sz="10" w:space="0"/>
             </w:tcBorders>
           </w:tcPr>
           <w:p>
             <w:pPr>
-              <w:pStyle w:val="TableText"/>
+              <w:pStyle w:val="27"/>
               <w:keepNext w:val="0"/>
               <w:keepLines w:val="0"/>
               <w:pageBreakBefore w:val="0"/>
@@ -2094,12 +2105,12 @@
           <w:tcPr>
             <w:tcW w:w="1017" w:type="dxa"/>
             <w:tcBorders>
-              <w:bottom w:val="single" w:sz="10" w:space="0" w:color="000000"/>
+              <w:bottom w:val="single" w:color="000000" w:sz="10" w:space="0"/>
             </w:tcBorders>
           </w:tcPr>
           <w:p>
             <w:pPr>
-              <w:pStyle w:val="TableText"/>
+              <w:pStyle w:val="27"/>
               <w:keepNext w:val="0"/>
               <w:keepLines w:val="0"/>
               <w:pageBreakBefore w:val="0"/>
@@ -2123,12 +2134,12 @@
           <w:tcPr>
             <w:tcW w:w="1482" w:type="dxa"/>
             <w:tcBorders>
-              <w:bottom w:val="single" w:sz="10" w:space="0" w:color="000000"/>
+              <w:bottom w:val="single" w:color="000000" w:sz="10" w:space="0"/>
             </w:tcBorders>
           </w:tcPr>
           <w:p>
             <w:pPr>
-              <w:pStyle w:val="TableText"/>
+              <w:pStyle w:val="27"/>
               <w:keepNext w:val="0"/>
               <w:keepLines w:val="0"/>
               <w:pageBreakBefore w:val="0"/>
@@ -2152,13 +2163,13 @@
           <w:tcPr>
             <w:tcW w:w="1172" w:type="dxa"/>
             <w:tcBorders>
-              <w:bottom w:val="single" w:sz="10" w:space="0" w:color="000000"/>
-              <w:right w:val="single" w:sz="10" w:space="0" w:color="000000"/>
+              <w:bottom w:val="single" w:color="000000" w:sz="10" w:space="0"/>
+              <w:right w:val="single" w:color="000000" w:sz="10" w:space="0"/>
             </w:tcBorders>
           </w:tcPr>
           <w:p>
             <w:pPr>
-              <w:pStyle w:val="TableText"/>
+              <w:pStyle w:val="27"/>
               <w:keepNext w:val="0"/>
               <w:keepLines w:val="0"/>
               <w:pageBreakBefore w:val="0"/>
@@ -2203,7 +2214,7 @@
         <w:sectPr>
           <w:pgSz w:w="11906" w:h="16838"/>
           <w:pgMar w:top="1440" w:right="1800" w:bottom="1440" w:left="1800" w:header="851" w:footer="992" w:gutter="0"/>
-          <w:cols w:num="1" w:space="425"/>
+          <w:cols w:space="425" w:num="1"/>
           <w:docGrid w:type="lines" w:linePitch="312" w:charSpace="0"/>
         </w:sectPr>
       </w:pPr>
@@ -2217,16 +2228,16 @@
     </w:p>
     <w:tbl>
       <w:tblPr>
-        <w:tblStyle w:val="TableNormal"/>
+        <w:tblStyle w:val="20"/>
         <w:tblW w:w="13037" w:type="dxa"/>
         <w:jc w:val="center"/>
         <w:tblBorders>
-          <w:top w:val="single" w:sz="4" w:space="0" w:color="auto"/>
-          <w:left w:val="single" w:sz="4" w:space="0" w:color="auto"/>
-          <w:bottom w:val="single" w:sz="4" w:space="0" w:color="auto"/>
-          <w:right w:val="single" w:sz="4" w:space="0" w:color="auto"/>
-          <w:insideH w:val="single" w:sz="4" w:space="0" w:color="auto"/>
-          <w:insideV w:val="single" w:sz="4" w:space="0" w:color="auto"/>
+          <w:top w:val="single" w:color="auto" w:sz="4" w:space="0"/>
+          <w:left w:val="single" w:color="auto" w:sz="4" w:space="0"/>
+          <w:bottom w:val="single" w:color="auto" w:sz="4" w:space="0"/>
+          <w:right w:val="single" w:color="auto" w:sz="4" w:space="0"/>
+          <w:insideH w:val="single" w:color="auto" w:sz="4" w:space="0"/>
+          <w:insideV w:val="single" w:color="auto" w:sz="4" w:space="0"/>
         </w:tblBorders>
         <w:tblLayout w:type="fixed"/>
         <w:tblCellMar>
@@ -2245,17 +2256,14 @@
       </w:tblGrid>
       <w:tr>
         <w:tblPrEx>
-          <w:tblW w:w="13037" w:type="dxa"/>
-          <w:jc w:val="center"/>
           <w:tblBorders>
-            <w:top w:val="single" w:sz="4" w:space="0" w:color="auto"/>
-            <w:left w:val="single" w:sz="4" w:space="0" w:color="auto"/>
-            <w:bottom w:val="single" w:sz="4" w:space="0" w:color="auto"/>
-            <w:right w:val="single" w:sz="4" w:space="0" w:color="auto"/>
-            <w:insideH w:val="single" w:sz="4" w:space="0" w:color="auto"/>
-            <w:insideV w:val="single" w:sz="4" w:space="0" w:color="auto"/>
+            <w:top w:val="single" w:color="auto" w:sz="4" w:space="0"/>
+            <w:left w:val="single" w:color="auto" w:sz="4" w:space="0"/>
+            <w:bottom w:val="single" w:color="auto" w:sz="4" w:space="0"/>
+            <w:right w:val="single" w:color="auto" w:sz="4" w:space="0"/>
+            <w:insideH w:val="single" w:color="auto" w:sz="4" w:space="0"/>
+            <w:insideV w:val="single" w:color="auto" w:sz="4" w:space="0"/>
           </w:tblBorders>
-          <w:tblLayout w:type="fixed"/>
           <w:tblCellMar>
             <w:top w:w="0" w:type="dxa"/>
             <w:left w:w="10" w:type="dxa"/>
@@ -2279,14 +2287,14 @@
           <w:p>
             <w:pPr>
               <w:rPr>
-                <w:rFonts w:ascii="宋体" w:eastAsia="宋体" w:hAnsi="宋体" w:cs="宋体" w:hint="eastAsia"/>
-                <w:sz w:val="21"/>
-                <w:szCs w:val="21"/>
-              </w:rPr>
-            </w:pPr>
-            <w:r>
-              <w:rPr>
-                <w:rFonts w:ascii="宋体" w:eastAsia="宋体" w:hAnsi="宋体" w:cs="宋体" w:hint="eastAsia"/>
+                <w:rFonts w:hint="eastAsia" w:ascii="宋体" w:hAnsi="宋体" w:eastAsia="宋体" w:cs="宋体"/>
+                <w:sz w:val="21"/>
+                <w:szCs w:val="21"/>
+              </w:rPr>
+            </w:pPr>
+            <w:r>
+              <w:rPr>
+                <w:rFonts w:hint="eastAsia" w:ascii="宋体" w:hAnsi="宋体" w:eastAsia="宋体" w:cs="宋体"/>
                 <w:sz w:val="21"/>
                 <w:szCs w:val="21"/>
               </w:rPr>
@@ -2307,14 +2315,14 @@
           <w:p>
             <w:pPr>
               <w:rPr>
-                <w:rFonts w:ascii="宋体" w:eastAsia="宋体" w:hAnsi="宋体" w:cs="宋体" w:hint="eastAsia"/>
-                <w:sz w:val="21"/>
-                <w:szCs w:val="21"/>
-              </w:rPr>
-            </w:pPr>
-            <w:r>
-              <w:rPr>
-                <w:rFonts w:ascii="宋体" w:eastAsia="宋体" w:hAnsi="宋体" w:cs="宋体" w:hint="eastAsia"/>
+                <w:rFonts w:hint="eastAsia" w:ascii="宋体" w:hAnsi="宋体" w:eastAsia="宋体" w:cs="宋体"/>
+                <w:sz w:val="21"/>
+                <w:szCs w:val="21"/>
+              </w:rPr>
+            </w:pPr>
+            <w:r>
+              <w:rPr>
+                <w:rFonts w:hint="eastAsia" w:ascii="宋体" w:hAnsi="宋体" w:eastAsia="宋体" w:cs="宋体"/>
                 <w:sz w:val="21"/>
                 <w:szCs w:val="21"/>
               </w:rPr>
@@ -2335,14 +2343,14 @@
           <w:p>
             <w:pPr>
               <w:rPr>
-                <w:rFonts w:ascii="宋体" w:eastAsia="宋体" w:hAnsi="宋体" w:cs="宋体" w:hint="eastAsia"/>
-                <w:sz w:val="21"/>
-                <w:szCs w:val="21"/>
-              </w:rPr>
-            </w:pPr>
-            <w:r>
-              <w:rPr>
-                <w:rFonts w:ascii="宋体" w:eastAsia="宋体" w:hAnsi="宋体" w:cs="宋体" w:hint="eastAsia"/>
+                <w:rFonts w:hint="eastAsia" w:ascii="宋体" w:hAnsi="宋体" w:eastAsia="宋体" w:cs="宋体"/>
+                <w:sz w:val="21"/>
+                <w:szCs w:val="21"/>
+              </w:rPr>
+            </w:pPr>
+            <w:r>
+              <w:rPr>
+                <w:rFonts w:hint="eastAsia" w:ascii="宋体" w:hAnsi="宋体" w:eastAsia="宋体" w:cs="宋体"/>
                 <w:sz w:val="21"/>
                 <w:szCs w:val="21"/>
               </w:rPr>
@@ -2364,7 +2372,7 @@
           <w:p>
             <w:pPr>
               <w:rPr>
-                <w:rFonts w:ascii="宋体" w:eastAsia="宋体" w:hAnsi="宋体" w:cs="宋体" w:hint="default"/>
+                <w:rFonts w:hint="default" w:ascii="宋体" w:hAnsi="宋体" w:eastAsia="宋体" w:cs="宋体"/>
                 <w:snapToGrid w:val="0"/>
                 <w:color w:val="000000"/>
                 <w:kern w:val="0"/>
@@ -2375,7 +2383,7 @@
             </w:pPr>
             <w:r>
               <w:rPr>
-                <w:rFonts w:ascii="宋体" w:hAnsi="宋体" w:cs="宋体" w:hint="eastAsia"/>
+                <w:rFonts w:hint="eastAsia" w:ascii="宋体" w:hAnsi="宋体" w:cs="宋体"/>
                 <w:sz w:val="21"/>
                 <w:szCs w:val="21"/>
                 <w:lang w:val="en-US" w:eastAsia="zh-CN"/>
@@ -2397,14 +2405,14 @@
           <w:p>
             <w:pPr>
               <w:rPr>
-                <w:rFonts w:ascii="宋体" w:eastAsia="宋体" w:hAnsi="宋体" w:cs="宋体" w:hint="eastAsia"/>
-                <w:sz w:val="21"/>
-                <w:szCs w:val="21"/>
-              </w:rPr>
-            </w:pPr>
-            <w:r>
-              <w:rPr>
-                <w:rFonts w:ascii="宋体" w:hAnsi="宋体" w:cs="宋体" w:hint="eastAsia"/>
+                <w:rFonts w:hint="eastAsia" w:ascii="宋体" w:hAnsi="宋体" w:eastAsia="宋体" w:cs="宋体"/>
+                <w:sz w:val="21"/>
+                <w:szCs w:val="21"/>
+              </w:rPr>
+            </w:pPr>
+            <w:r>
+              <w:rPr>
+                <w:rFonts w:hint="eastAsia" w:ascii="宋体" w:hAnsi="宋体" w:cs="宋体"/>
                 <w:sz w:val="21"/>
                 <w:szCs w:val="21"/>
                 <w:lang w:val="en-US" w:eastAsia="zh-CN"/>
@@ -2413,7 +2421,7 @@
             </w:r>
             <w:r>
               <w:rPr>
-                <w:rFonts w:ascii="宋体" w:eastAsia="宋体" w:hAnsi="宋体" w:cs="宋体" w:hint="eastAsia"/>
+                <w:rFonts w:hint="eastAsia" w:ascii="宋体" w:hAnsi="宋体" w:eastAsia="宋体" w:cs="宋体"/>
                 <w:sz w:val="21"/>
                 <w:szCs w:val="21"/>
               </w:rPr>
@@ -2424,9 +2432,14 @@
       </w:tr>
       <w:tr>
         <w:tblPrEx>
-          <w:tblW w:w="13037" w:type="dxa"/>
-          <w:jc w:val="center"/>
-          <w:tblLayout w:type="fixed"/>
+          <w:tblBorders>
+            <w:top w:val="single" w:color="auto" w:sz="4" w:space="0"/>
+            <w:left w:val="single" w:color="auto" w:sz="4" w:space="0"/>
+            <w:bottom w:val="single" w:color="auto" w:sz="4" w:space="0"/>
+            <w:right w:val="single" w:color="auto" w:sz="4" w:space="0"/>
+            <w:insideH w:val="single" w:color="auto" w:sz="4" w:space="0"/>
+            <w:insideV w:val="single" w:color="auto" w:sz="4" w:space="0"/>
+          </w:tblBorders>
           <w:tblCellMar>
             <w:top w:w="0" w:type="dxa"/>
             <w:left w:w="10" w:type="dxa"/>
@@ -2453,9 +2466,9 @@
                 <w:ilvl w:val="0"/>
                 <w:numId w:val="2"/>
               </w:numPr>
-              <w:ind w:left="425" w:hanging="425" w:leftChars="0" w:firstLineChars="0"/>
-              <w:rPr>
-                <w:rFonts w:ascii="宋体" w:eastAsia="宋体" w:hAnsi="宋体" w:cs="宋体" w:hint="eastAsia"/>
+              <w:ind w:left="425" w:leftChars="0" w:hanging="425" w:firstLineChars="0"/>
+              <w:rPr>
+                <w:rFonts w:hint="eastAsia" w:ascii="宋体" w:hAnsi="宋体" w:eastAsia="宋体" w:cs="宋体"/>
                 <w:sz w:val="21"/>
                 <w:szCs w:val="21"/>
               </w:rPr>
@@ -2475,14 +2488,14 @@
           <w:p>
             <w:pPr>
               <w:rPr>
-                <w:rFonts w:ascii="宋体" w:eastAsia="宋体" w:hAnsi="宋体" w:cs="宋体" w:hint="eastAsia"/>
-                <w:sz w:val="21"/>
-                <w:szCs w:val="21"/>
-              </w:rPr>
-            </w:pPr>
-            <w:r>
-              <w:rPr>
-                <w:rFonts w:ascii="宋体" w:eastAsia="宋体" w:hAnsi="宋体" w:cs="宋体" w:hint="eastAsia"/>
+                <w:rFonts w:hint="eastAsia" w:ascii="宋体" w:hAnsi="宋体" w:eastAsia="宋体" w:cs="宋体"/>
+                <w:sz w:val="21"/>
+                <w:szCs w:val="21"/>
+              </w:rPr>
+            </w:pPr>
+            <w:r>
+              <w:rPr>
+                <w:rFonts w:hint="eastAsia" w:ascii="宋体" w:hAnsi="宋体" w:eastAsia="宋体" w:cs="宋体"/>
                 <w:sz w:val="21"/>
                 <w:szCs w:val="21"/>
               </w:rPr>
@@ -2502,10 +2515,10 @@
           </w:tcPr>
           <w:p>
             <w:pPr>
-              <w:pStyle w:val="a3"/>
+              <w:pStyle w:val="39"/>
               <w:bidi w:val="0"/>
               <w:rPr>
-                <w:rFonts w:ascii="宋体" w:eastAsia="宋体" w:hAnsi="宋体" w:cs="宋体" w:hint="eastAsia"/>
+                <w:rFonts w:hint="eastAsia" w:ascii="宋体" w:hAnsi="宋体" w:eastAsia="宋体" w:cs="宋体"/>
                 <w:szCs w:val="21"/>
               </w:rPr>
             </w:pPr>
@@ -2528,7 +2541,7 @@
           <w:p>
             <w:pPr>
               <w:rPr>
-                <w:rFonts w:ascii="宋体" w:eastAsia="宋体" w:hAnsi="宋体" w:cs="宋体" w:hint="eastAsia"/>
+                <w:rFonts w:hint="eastAsia" w:ascii="宋体" w:hAnsi="宋体" w:eastAsia="宋体" w:cs="宋体"/>
                 <w:snapToGrid w:val="0"/>
                 <w:color w:val="000000"/>
                 <w:kern w:val="0"/>
@@ -2539,7 +2552,7 @@
             </w:pPr>
             <w:r>
               <w:rPr>
-                <w:rFonts w:ascii="宋体" w:hAnsi="宋体" w:cs="宋体" w:hint="eastAsia"/>
+                <w:rFonts w:hint="eastAsia" w:ascii="宋体" w:hAnsi="宋体" w:cs="宋体"/>
                 <w:sz w:val="21"/>
                 <w:szCs w:val="21"/>
                 <w:lang w:val="en-US" w:eastAsia="zh-CN"/>
@@ -2564,14 +2577,14 @@
               <w:ind w:right="103" w:rightChars="0"/>
               <w:jc w:val="both"/>
               <w:rPr>
-                <w:rFonts w:ascii="宋体" w:eastAsia="宋体" w:hAnsi="宋体" w:cs="宋体" w:hint="eastAsia"/>
-                <w:sz w:val="21"/>
-                <w:szCs w:val="21"/>
-              </w:rPr>
-            </w:pPr>
-            <w:r>
-              <w:rPr>
-                <w:rFonts w:ascii="宋体" w:eastAsia="宋体" w:hAnsi="宋体" w:cs="宋体" w:hint="eastAsia"/>
+                <w:rFonts w:hint="eastAsia" w:ascii="宋体" w:hAnsi="宋体" w:eastAsia="宋体" w:cs="宋体"/>
+                <w:sz w:val="21"/>
+                <w:szCs w:val="21"/>
+              </w:rPr>
+            </w:pPr>
+            <w:r>
+              <w:rPr>
+                <w:rFonts w:hint="eastAsia" w:ascii="宋体" w:hAnsi="宋体" w:eastAsia="宋体" w:cs="宋体"/>
                 <w:spacing w:val="7"/>
                 <w:sz w:val="21"/>
                 <w:szCs w:val="21"/>
@@ -2581,7 +2594,7 @@
             </w:r>
             <w:r>
               <w:rPr>
-                <w:rFonts w:ascii="宋体" w:eastAsia="宋体" w:hAnsi="宋体" w:cs="宋体" w:hint="eastAsia"/>
+                <w:rFonts w:hint="eastAsia" w:ascii="宋体" w:hAnsi="宋体" w:eastAsia="宋体" w:cs="宋体"/>
                 <w:spacing w:val="7"/>
                 <w:sz w:val="21"/>
                 <w:szCs w:val="21"/>
@@ -2590,7 +2603,7 @@
             </w:r>
             <w:r>
               <w:rPr>
-                <w:rFonts w:ascii="宋体" w:eastAsia="宋体" w:hAnsi="宋体" w:cs="宋体" w:hint="eastAsia"/>
+                <w:rFonts w:hint="eastAsia" w:ascii="宋体" w:hAnsi="宋体" w:eastAsia="宋体" w:cs="宋体"/>
                 <w:spacing w:val="7"/>
                 <w:sz w:val="21"/>
                 <w:szCs w:val="21"/>
@@ -2600,7 +2613,7 @@
             </w:r>
             <w:r>
               <w:rPr>
-                <w:rFonts w:ascii="宋体" w:eastAsia="宋体" w:hAnsi="宋体" w:cs="宋体" w:hint="eastAsia"/>
+                <w:rFonts w:hint="eastAsia" w:ascii="宋体" w:hAnsi="宋体" w:eastAsia="宋体" w:cs="宋体"/>
                 <w:spacing w:val="7"/>
                 <w:sz w:val="21"/>
                 <w:szCs w:val="21"/>
@@ -2612,9 +2625,14 @@
       </w:tr>
       <w:tr>
         <w:tblPrEx>
-          <w:tblW w:w="13037" w:type="dxa"/>
-          <w:jc w:val="center"/>
-          <w:tblLayout w:type="fixed"/>
+          <w:tblBorders>
+            <w:top w:val="single" w:color="auto" w:sz="4" w:space="0"/>
+            <w:left w:val="single" w:color="auto" w:sz="4" w:space="0"/>
+            <w:bottom w:val="single" w:color="auto" w:sz="4" w:space="0"/>
+            <w:right w:val="single" w:color="auto" w:sz="4" w:space="0"/>
+            <w:insideH w:val="single" w:color="auto" w:sz="4" w:space="0"/>
+            <w:insideV w:val="single" w:color="auto" w:sz="4" w:space="0"/>
+          </w:tblBorders>
           <w:tblCellMar>
             <w:top w:w="0" w:type="dxa"/>
             <w:left w:w="10" w:type="dxa"/>
@@ -2641,9 +2659,9 @@
                 <w:ilvl w:val="0"/>
                 <w:numId w:val="2"/>
               </w:numPr>
-              <w:ind w:left="425" w:hanging="425" w:leftChars="0" w:firstLineChars="0"/>
-              <w:rPr>
-                <w:rFonts w:ascii="宋体" w:eastAsia="宋体" w:hAnsi="宋体" w:cs="宋体" w:hint="eastAsia"/>
+              <w:ind w:left="425" w:leftChars="0" w:hanging="425" w:firstLineChars="0"/>
+              <w:rPr>
+                <w:rFonts w:hint="eastAsia" w:ascii="宋体" w:hAnsi="宋体" w:eastAsia="宋体" w:cs="宋体"/>
                 <w:sz w:val="21"/>
                 <w:szCs w:val="21"/>
               </w:rPr>
@@ -2663,14 +2681,14 @@
           <w:p>
             <w:pPr>
               <w:rPr>
-                <w:rFonts w:ascii="宋体" w:eastAsia="宋体" w:hAnsi="宋体" w:cs="宋体" w:hint="eastAsia"/>
-                <w:sz w:val="21"/>
-                <w:szCs w:val="21"/>
-              </w:rPr>
-            </w:pPr>
-            <w:r>
-              <w:rPr>
-                <w:rFonts w:ascii="宋体" w:eastAsia="宋体" w:hAnsi="宋体" w:cs="宋体" w:hint="eastAsia"/>
+                <w:rFonts w:hint="eastAsia" w:ascii="宋体" w:hAnsi="宋体" w:eastAsia="宋体" w:cs="宋体"/>
+                <w:sz w:val="21"/>
+                <w:szCs w:val="21"/>
+              </w:rPr>
+            </w:pPr>
+            <w:r>
+              <w:rPr>
+                <w:rFonts w:hint="eastAsia" w:ascii="宋体" w:hAnsi="宋体" w:eastAsia="宋体" w:cs="宋体"/>
                 <w:sz w:val="21"/>
                 <w:szCs w:val="21"/>
               </w:rPr>
@@ -2691,14 +2709,14 @@
           <w:p>
             <w:pPr>
               <w:rPr>
-                <w:rFonts w:ascii="宋体" w:eastAsia="宋体" w:hAnsi="宋体" w:cs="宋体" w:hint="eastAsia"/>
-                <w:sz w:val="21"/>
-                <w:szCs w:val="21"/>
-              </w:rPr>
-            </w:pPr>
-            <w:r>
-              <w:rPr>
-                <w:rFonts w:ascii="宋体" w:eastAsia="宋体" w:hAnsi="宋体" w:cs="宋体" w:hint="eastAsia"/>
+                <w:rFonts w:hint="eastAsia" w:ascii="宋体" w:hAnsi="宋体" w:eastAsia="宋体" w:cs="宋体"/>
+                <w:sz w:val="21"/>
+                <w:szCs w:val="21"/>
+              </w:rPr>
+            </w:pPr>
+            <w:r>
+              <w:rPr>
+                <w:rFonts w:hint="eastAsia" w:ascii="宋体" w:hAnsi="宋体" w:eastAsia="宋体" w:cs="宋体"/>
                 <w:sz w:val="21"/>
                 <w:szCs w:val="21"/>
               </w:rPr>
@@ -2720,7 +2738,7 @@
           <w:p>
             <w:pPr>
               <w:rPr>
-                <w:rFonts w:ascii="宋体" w:eastAsia="宋体" w:hAnsi="宋体" w:cs="宋体" w:hint="eastAsia"/>
+                <w:rFonts w:hint="eastAsia" w:ascii="宋体" w:hAnsi="宋体" w:eastAsia="宋体" w:cs="宋体"/>
                 <w:snapToGrid w:val="0"/>
                 <w:color w:val="000000"/>
                 <w:kern w:val="0"/>
@@ -2731,7 +2749,7 @@
             </w:pPr>
             <w:r>
               <w:rPr>
-                <w:rFonts w:ascii="宋体" w:eastAsia="宋体" w:hAnsi="宋体" w:cs="宋体" w:hint="eastAsia"/>
+                <w:rFonts w:hint="eastAsia" w:ascii="宋体" w:hAnsi="宋体" w:eastAsia="宋体" w:cs="宋体"/>
                 <w:sz w:val="21"/>
                 <w:szCs w:val="21"/>
               </w:rPr>
@@ -2755,7 +2773,7 @@
               <w:ind w:right="103" w:rightChars="0"/>
               <w:jc w:val="both"/>
               <w:rPr>
-                <w:rFonts w:ascii="宋体" w:eastAsia="宋体" w:hAnsi="宋体" w:cs="宋体" w:hint="eastAsia"/>
+                <w:rFonts w:hint="eastAsia" w:ascii="宋体" w:hAnsi="宋体" w:eastAsia="宋体" w:cs="宋体"/>
                 <w:spacing w:val="7"/>
                 <w:sz w:val="21"/>
                 <w:szCs w:val="21"/>
@@ -2763,7 +2781,7 @@
             </w:pPr>
             <w:r>
               <w:rPr>
-                <w:rFonts w:ascii="宋体" w:eastAsia="宋体" w:hAnsi="宋体" w:cs="宋体" w:hint="eastAsia"/>
+                <w:rFonts w:hint="eastAsia" w:ascii="宋体" w:hAnsi="宋体" w:eastAsia="宋体" w:cs="宋体"/>
                 <w:spacing w:val="7"/>
                 <w:sz w:val="21"/>
                 <w:szCs w:val="21"/>
@@ -2772,7 +2790,7 @@
             </w:r>
             <w:r>
               <w:rPr>
-                <w:rFonts w:ascii="宋体" w:eastAsia="宋体" w:hAnsi="宋体" w:cs="宋体" w:hint="eastAsia"/>
+                <w:rFonts w:hint="eastAsia" w:ascii="宋体" w:hAnsi="宋体" w:eastAsia="宋体" w:cs="宋体"/>
                 <w:spacing w:val="7"/>
                 <w:sz w:val="21"/>
                 <w:szCs w:val="21"/>
@@ -2782,7 +2800,7 @@
             </w:r>
             <w:r>
               <w:rPr>
-                <w:rFonts w:ascii="宋体" w:eastAsia="宋体" w:hAnsi="宋体" w:cs="宋体" w:hint="eastAsia"/>
+                <w:rFonts w:hint="eastAsia" w:ascii="宋体" w:hAnsi="宋体" w:eastAsia="宋体" w:cs="宋体"/>
                 <w:spacing w:val="7"/>
                 <w:sz w:val="21"/>
                 <w:szCs w:val="21"/>
@@ -2791,7 +2809,7 @@
             </w:r>
             <w:r>
               <w:rPr>
-                <w:rFonts w:ascii="宋体" w:eastAsia="宋体" w:hAnsi="宋体" w:cs="宋体" w:hint="eastAsia"/>
+                <w:rFonts w:hint="eastAsia" w:ascii="宋体" w:hAnsi="宋体" w:eastAsia="宋体" w:cs="宋体"/>
                 <w:spacing w:val="7"/>
                 <w:sz w:val="21"/>
                 <w:szCs w:val="21"/>
@@ -2804,9 +2822,14 @@
       </w:tr>
       <w:tr>
         <w:tblPrEx>
-          <w:tblW w:w="13037" w:type="dxa"/>
-          <w:jc w:val="center"/>
-          <w:tblLayout w:type="fixed"/>
+          <w:tblBorders>
+            <w:top w:val="single" w:color="auto" w:sz="4" w:space="0"/>
+            <w:left w:val="single" w:color="auto" w:sz="4" w:space="0"/>
+            <w:bottom w:val="single" w:color="auto" w:sz="4" w:space="0"/>
+            <w:right w:val="single" w:color="auto" w:sz="4" w:space="0"/>
+            <w:insideH w:val="single" w:color="auto" w:sz="4" w:space="0"/>
+            <w:insideV w:val="single" w:color="auto" w:sz="4" w:space="0"/>
+          </w:tblBorders>
           <w:tblCellMar>
             <w:top w:w="0" w:type="dxa"/>
             <w:left w:w="10" w:type="dxa"/>
@@ -2833,9 +2856,9 @@
                 <w:ilvl w:val="0"/>
                 <w:numId w:val="2"/>
               </w:numPr>
-              <w:ind w:left="425" w:hanging="425" w:leftChars="0" w:firstLineChars="0"/>
-              <w:rPr>
-                <w:rFonts w:ascii="宋体" w:eastAsia="宋体" w:hAnsi="宋体" w:cs="宋体" w:hint="eastAsia"/>
+              <w:ind w:left="425" w:leftChars="0" w:hanging="425" w:firstLineChars="0"/>
+              <w:rPr>
+                <w:rFonts w:hint="eastAsia" w:ascii="宋体" w:hAnsi="宋体" w:eastAsia="宋体" w:cs="宋体"/>
                 <w:sz w:val="21"/>
                 <w:szCs w:val="21"/>
               </w:rPr>
@@ -2855,7 +2878,7 @@
           <w:p>
             <w:pPr>
               <w:rPr>
-                <w:rFonts w:ascii="宋体" w:eastAsia="宋体" w:hAnsi="宋体" w:cs="宋体" w:hint="default"/>
+                <w:rFonts w:hint="default" w:ascii="宋体" w:hAnsi="宋体" w:eastAsia="宋体" w:cs="宋体"/>
                 <w:sz w:val="21"/>
                 <w:szCs w:val="21"/>
                 <w:lang w:val="en-US" w:eastAsia="zh-CN"/>
@@ -2863,15 +2886,13 @@
             </w:pPr>
             <w:r>
               <w:rPr>
-                <w:rFonts w:ascii="宋体" w:hAnsi="宋体" w:cs="宋体" w:hint="eastAsia"/>
+                <w:rFonts w:hint="eastAsia" w:ascii="宋体" w:hAnsi="宋体" w:cs="宋体"/>
                 <w:sz w:val="21"/>
                 <w:szCs w:val="21"/>
                 <w:lang w:val="en-US" w:eastAsia="zh-CN"/>
               </w:rPr>
               <w:t>运维监控</w:t>
             </w:r>
-            <w:bookmarkStart w:id="0" w:name="_GoBack"/>
-            <w:bookmarkEnd w:id="0"/>
           </w:p>
         </w:tc>
         <w:tc>
@@ -2887,14 +2908,14 @@
           <w:p>
             <w:pPr>
               <w:rPr>
-                <w:rFonts w:ascii="宋体" w:eastAsia="宋体" w:hAnsi="宋体" w:cs="宋体" w:hint="eastAsia"/>
-                <w:sz w:val="21"/>
-                <w:szCs w:val="21"/>
-              </w:rPr>
-            </w:pPr>
-            <w:r>
-              <w:rPr>
-                <w:rFonts w:ascii="宋体" w:hAnsi="宋体" w:cs="宋体" w:hint="eastAsia"/>
+                <w:rFonts w:hint="eastAsia" w:ascii="宋体" w:hAnsi="宋体" w:eastAsia="宋体" w:cs="宋体"/>
+                <w:sz w:val="21"/>
+                <w:szCs w:val="21"/>
+              </w:rPr>
+            </w:pPr>
+            <w:r>
+              <w:rPr>
+                <w:rFonts w:hint="eastAsia" w:ascii="宋体" w:hAnsi="宋体" w:cs="宋体"/>
                 <w:sz w:val="21"/>
                 <w:szCs w:val="21"/>
                 <w:lang w:val="en-US" w:eastAsia="zh-CN"/>
@@ -2917,7 +2938,7 @@
           <w:p>
             <w:pPr>
               <w:rPr>
-                <w:rFonts w:ascii="宋体" w:eastAsia="宋体" w:hAnsi="宋体" w:cs="宋体" w:hint="eastAsia"/>
+                <w:rFonts w:hint="eastAsia" w:ascii="宋体" w:hAnsi="宋体" w:eastAsia="宋体" w:cs="宋体"/>
                 <w:snapToGrid w:val="0"/>
                 <w:color w:val="000000"/>
                 <w:kern w:val="0"/>
@@ -2928,7 +2949,7 @@
             </w:pPr>
             <w:r>
               <w:rPr>
-                <w:rFonts w:ascii="宋体" w:hAnsi="宋体" w:cs="宋体" w:hint="eastAsia"/>
+                <w:rFonts w:hint="eastAsia" w:ascii="宋体" w:hAnsi="宋体" w:cs="宋体"/>
                 <w:sz w:val="21"/>
                 <w:szCs w:val="21"/>
                 <w:lang w:val="en-US" w:eastAsia="zh-CN"/>
@@ -2953,7 +2974,7 @@
               <w:ind w:right="103" w:rightChars="0"/>
               <w:jc w:val="both"/>
               <w:rPr>
-                <w:rFonts w:ascii="宋体" w:eastAsia="宋体" w:hAnsi="宋体" w:cs="宋体" w:hint="eastAsia"/>
+                <w:rFonts w:hint="eastAsia" w:ascii="宋体" w:hAnsi="宋体" w:eastAsia="宋体" w:cs="宋体"/>
                 <w:spacing w:val="7"/>
                 <w:sz w:val="21"/>
                 <w:szCs w:val="21"/>
@@ -2961,7 +2982,7 @@
             </w:pPr>
             <w:r>
               <w:rPr>
-                <w:rFonts w:ascii="宋体" w:eastAsia="宋体" w:hAnsi="宋体" w:cs="宋体" w:hint="eastAsia"/>
+                <w:rFonts w:hint="eastAsia" w:ascii="宋体" w:hAnsi="宋体" w:eastAsia="宋体" w:cs="宋体"/>
                 <w:spacing w:val="7"/>
                 <w:sz w:val="21"/>
                 <w:szCs w:val="21"/>
@@ -2971,7 +2992,7 @@
             </w:r>
             <w:r>
               <w:rPr>
-                <w:rFonts w:ascii="宋体" w:eastAsia="宋体" w:hAnsi="宋体" w:cs="宋体" w:hint="eastAsia"/>
+                <w:rFonts w:hint="eastAsia" w:ascii="宋体" w:hAnsi="宋体" w:eastAsia="宋体" w:cs="宋体"/>
                 <w:spacing w:val="7"/>
                 <w:sz w:val="21"/>
                 <w:szCs w:val="21"/>
@@ -2983,9 +3004,14 @@
       </w:tr>
       <w:tr>
         <w:tblPrEx>
-          <w:tblW w:w="13037" w:type="dxa"/>
-          <w:jc w:val="center"/>
-          <w:tblLayout w:type="fixed"/>
+          <w:tblBorders>
+            <w:top w:val="single" w:color="auto" w:sz="4" w:space="0"/>
+            <w:left w:val="single" w:color="auto" w:sz="4" w:space="0"/>
+            <w:bottom w:val="single" w:color="auto" w:sz="4" w:space="0"/>
+            <w:right w:val="single" w:color="auto" w:sz="4" w:space="0"/>
+            <w:insideH w:val="single" w:color="auto" w:sz="4" w:space="0"/>
+            <w:insideV w:val="single" w:color="auto" w:sz="4" w:space="0"/>
+          </w:tblBorders>
           <w:tblCellMar>
             <w:top w:w="0" w:type="dxa"/>
             <w:left w:w="10" w:type="dxa"/>
@@ -3012,9 +3038,9 @@
                 <w:ilvl w:val="0"/>
                 <w:numId w:val="2"/>
               </w:numPr>
-              <w:ind w:left="425" w:hanging="425" w:leftChars="0" w:firstLineChars="0"/>
-              <w:rPr>
-                <w:rFonts w:ascii="宋体" w:eastAsia="宋体" w:hAnsi="宋体" w:cs="宋体" w:hint="eastAsia"/>
+              <w:ind w:left="425" w:leftChars="0" w:hanging="425" w:firstLineChars="0"/>
+              <w:rPr>
+                <w:rFonts w:hint="eastAsia" w:ascii="宋体" w:hAnsi="宋体" w:eastAsia="宋体" w:cs="宋体"/>
                 <w:sz w:val="21"/>
                 <w:szCs w:val="21"/>
               </w:rPr>
@@ -3034,14 +3060,14 @@
           <w:p>
             <w:pPr>
               <w:rPr>
-                <w:rFonts w:ascii="宋体" w:eastAsia="宋体" w:hAnsi="宋体" w:cs="宋体" w:hint="eastAsia"/>
-                <w:sz w:val="21"/>
-                <w:szCs w:val="21"/>
-              </w:rPr>
-            </w:pPr>
-            <w:r>
-              <w:rPr>
-                <w:rFonts w:ascii="宋体" w:eastAsia="宋体" w:hAnsi="宋体" w:cs="宋体" w:hint="eastAsia"/>
+                <w:rFonts w:hint="eastAsia" w:ascii="宋体" w:hAnsi="宋体" w:eastAsia="宋体" w:cs="宋体"/>
+                <w:sz w:val="21"/>
+                <w:szCs w:val="21"/>
+              </w:rPr>
+            </w:pPr>
+            <w:r>
+              <w:rPr>
+                <w:rFonts w:hint="eastAsia" w:ascii="宋体" w:hAnsi="宋体" w:eastAsia="宋体" w:cs="宋体"/>
                 <w:sz w:val="21"/>
                 <w:szCs w:val="21"/>
               </w:rPr>
@@ -3062,7 +3088,7 @@
           <w:p>
             <w:pPr>
               <w:rPr>
-                <w:rFonts w:ascii="宋体" w:eastAsia="宋体" w:hAnsi="宋体" w:cs="宋体" w:hint="default"/>
+                <w:rFonts w:hint="default" w:ascii="宋体" w:hAnsi="宋体" w:eastAsia="宋体" w:cs="宋体"/>
                 <w:sz w:val="21"/>
                 <w:szCs w:val="21"/>
                 <w:lang w:val="en-US" w:eastAsia="zh-CN"/>
@@ -3070,7 +3096,7 @@
             </w:pPr>
             <w:r>
               <w:rPr>
-                <w:rFonts w:ascii="宋体" w:hAnsi="宋体" w:cs="宋体" w:hint="eastAsia"/>
+                <w:rFonts w:hint="eastAsia" w:ascii="宋体" w:hAnsi="宋体" w:cs="宋体"/>
                 <w:sz w:val="21"/>
                 <w:szCs w:val="21"/>
                 <w:lang w:val="en-US" w:eastAsia="zh-CN"/>
@@ -3093,7 +3119,7 @@
           <w:p>
             <w:pPr>
               <w:rPr>
-                <w:rFonts w:ascii="宋体" w:eastAsia="宋体" w:hAnsi="宋体" w:cs="宋体" w:hint="eastAsia"/>
+                <w:rFonts w:hint="eastAsia" w:ascii="宋体" w:hAnsi="宋体" w:eastAsia="宋体" w:cs="宋体"/>
                 <w:snapToGrid w:val="0"/>
                 <w:color w:val="000000"/>
                 <w:kern w:val="0"/>
@@ -3104,7 +3130,7 @@
             </w:pPr>
             <w:r>
               <w:rPr>
-                <w:rFonts w:ascii="宋体" w:hAnsi="宋体" w:cs="宋体" w:hint="eastAsia"/>
+                <w:rFonts w:hint="eastAsia" w:ascii="宋体" w:hAnsi="宋体" w:cs="宋体"/>
                 <w:sz w:val="21"/>
                 <w:szCs w:val="21"/>
                 <w:lang w:val="en-US" w:eastAsia="zh-CN"/>
@@ -3129,7 +3155,7 @@
               <w:ind w:right="103" w:rightChars="0"/>
               <w:jc w:val="both"/>
               <w:rPr>
-                <w:rFonts w:ascii="宋体" w:eastAsia="宋体" w:hAnsi="宋体" w:cs="宋体" w:hint="eastAsia"/>
+                <w:rFonts w:hint="eastAsia" w:ascii="宋体" w:hAnsi="宋体" w:eastAsia="宋体" w:cs="宋体"/>
                 <w:spacing w:val="7"/>
                 <w:sz w:val="21"/>
                 <w:szCs w:val="21"/>
@@ -3137,7 +3163,7 @@
             </w:pPr>
             <w:r>
               <w:rPr>
-                <w:rFonts w:ascii="宋体" w:eastAsia="宋体" w:hAnsi="宋体" w:cs="宋体" w:hint="eastAsia"/>
+                <w:rFonts w:hint="eastAsia" w:ascii="宋体" w:hAnsi="宋体" w:eastAsia="宋体" w:cs="宋体"/>
                 <w:spacing w:val="7"/>
                 <w:sz w:val="21"/>
                 <w:szCs w:val="21"/>
@@ -3150,9 +3176,9 @@
     </w:tbl>
     <w:p>
       <w:pPr>
-        <w:pStyle w:val="a1"/>
+        <w:pStyle w:val="29"/>
         <w:bidi w:val="0"/>
-        <w:ind w:left="0" w:firstLine="0" w:leftChars="0" w:firstLineChars="0"/>
+        <w:ind w:left="0" w:leftChars="0" w:firstLine="0" w:firstLineChars="0"/>
         <w:rPr>
           <w:rFonts w:hint="default"/>
           <w:lang w:val="en-US" w:eastAsia="zh-CN"/>
@@ -3162,23 +3188,73 @@
     <w:sectPr>
       <w:pgSz w:w="16838" w:h="11906" w:orient="landscape"/>
       <w:pgMar w:top="1800" w:right="1440" w:bottom="1800" w:left="1440" w:header="851" w:footer="992" w:gutter="0"/>
-      <w:cols w:num="1" w:space="425"/>
+      <w:cols w:space="425" w:num="1"/>
       <w:docGrid w:type="lines" w:linePitch="312" w:charSpace="0"/>
     </w:sectPr>
   </w:body>
 </w:document>
 </file>
 
+<file path=word/endnotes.xml><?xml version="1.0" encoding="utf-8"?>
+<w:endnotes xmlns:wpc="http://schemas.microsoft.com/office/word/2010/wordprocessingCanvas" xmlns:mc="http://schemas.openxmlformats.org/markup-compatibility/2006" xmlns:o="urn:schemas-microsoft-com:office:office" xmlns:r="http://schemas.openxmlformats.org/officeDocument/2006/relationships" xmlns:m="http://schemas.openxmlformats.org/officeDocument/2006/math" xmlns:v="urn:schemas-microsoft-com:vml" xmlns:wp14="http://schemas.microsoft.com/office/word/2010/wordprocessingDrawing" xmlns:wp="http://schemas.openxmlformats.org/drawingml/2006/wordprocessingDrawing" xmlns:w="http://schemas.openxmlformats.org/wordprocessingml/2006/main" xmlns:w14="http://schemas.microsoft.com/office/word/2010/wordml" xmlns:w15="http://schemas.microsoft.com/office/word/2012/wordml" xmlns:w10="urn:schemas-microsoft-com:office:word" xmlns:wpg="http://schemas.microsoft.com/office/word/2010/wordprocessingGroup" xmlns:wpi="http://schemas.microsoft.com/office/word/2010/wordprocessingInk" xmlns:wne="http://schemas.microsoft.com/office/word/2006/wordml" xmlns:wps="http://schemas.microsoft.com/office/word/2010/wordprocessingShape" xmlns:wpsCustomData="http://www.wps.cn/officeDocument/2013/wpsCustomData" mc:Ignorable="w14 w15 wp14">
+  <w:endnote w:type="separator" w:id="0">
+    <w:p>
+      <w:pPr>
+        <w:spacing w:line="240" w:lineRule="auto"/>
+      </w:pPr>
+      <w:r>
+        <w:separator/>
+      </w:r>
+    </w:p>
+  </w:endnote>
+  <w:endnote w:type="continuationSeparator" w:id="1">
+    <w:p>
+      <w:pPr>
+        <w:spacing w:line="240" w:lineRule="auto"/>
+      </w:pPr>
+      <w:r>
+        <w:continuationSeparator/>
+      </w:r>
+    </w:p>
+  </w:endnote>
+</w:endnotes>
+</file>
+
+<file path=word/footnotes.xml><?xml version="1.0" encoding="utf-8"?>
+<w:footnotes xmlns:wpc="http://schemas.microsoft.com/office/word/2010/wordprocessingCanvas" xmlns:mc="http://schemas.openxmlformats.org/markup-compatibility/2006" xmlns:o="urn:schemas-microsoft-com:office:office" xmlns:r="http://schemas.openxmlformats.org/officeDocument/2006/relationships" xmlns:m="http://schemas.openxmlformats.org/officeDocument/2006/math" xmlns:v="urn:schemas-microsoft-com:vml" xmlns:wp14="http://schemas.microsoft.com/office/word/2010/wordprocessingDrawing" xmlns:wp="http://schemas.openxmlformats.org/drawingml/2006/wordprocessingDrawing" xmlns:w="http://schemas.openxmlformats.org/wordprocessingml/2006/main" xmlns:w14="http://schemas.microsoft.com/office/word/2010/wordml" xmlns:w15="http://schemas.microsoft.com/office/word/2012/wordml" xmlns:w10="urn:schemas-microsoft-com:office:word" xmlns:wpg="http://schemas.microsoft.com/office/word/2010/wordprocessingGroup" xmlns:wpi="http://schemas.microsoft.com/office/word/2010/wordprocessingInk" xmlns:wne="http://schemas.microsoft.com/office/word/2006/wordml" xmlns:wps="http://schemas.microsoft.com/office/word/2010/wordprocessingShape" xmlns:wpsCustomData="http://www.wps.cn/officeDocument/2013/wpsCustomData" mc:Ignorable="w14 w15 wp14">
+  <w:footnote w:type="separator" w:id="0">
+    <w:p>
+      <w:pPr>
+        <w:spacing w:line="360" w:lineRule="auto"/>
+      </w:pPr>
+      <w:r>
+        <w:separator/>
+      </w:r>
+    </w:p>
+  </w:footnote>
+  <w:footnote w:type="continuationSeparator" w:id="1">
+    <w:p>
+      <w:pPr>
+        <w:spacing w:line="360" w:lineRule="auto"/>
+      </w:pPr>
+      <w:r>
+        <w:continuationSeparator/>
+      </w:r>
+    </w:p>
+  </w:footnote>
+</w:footnotes>
+</file>
+
 <file path=word/numbering.xml><?xml version="1.0" encoding="utf-8"?>
-<w:numbering xmlns:wpc="http://schemas.microsoft.com/office/word/2010/wordprocessingCanvas" xmlns:mc="http://schemas.openxmlformats.org/markup-compatibility/2006" xmlns:o="urn:schemas-microsoft-com:office:office" xmlns:r="http://schemas.openxmlformats.org/officeDocument/2006/relationships" xmlns:m="http://schemas.openxmlformats.org/officeDocument/2006/math" xmlns:v="urn:schemas-microsoft-com:vml" xmlns:wp14="http://schemas.microsoft.com/office/word/2010/wordprocessingDrawing" xmlns:wp="http://schemas.openxmlformats.org/drawingml/2006/wordprocessingDrawing" xmlns:w10="urn:schemas-microsoft-com:office:word" xmlns:w="http://schemas.openxmlformats.org/wordprocessingml/2006/main" xmlns:w14="http://schemas.microsoft.com/office/word/2010/wordml" xmlns:w15="http://schemas.microsoft.com/office/word/2012/wordml" xmlns:wne="http://schemas.microsoft.com/office/word/2006/wordml" xmlns:wpg="http://schemas.microsoft.com/office/word/2010/wordprocessingGroup" xmlns:wpi="http://schemas.microsoft.com/office/word/2010/wordprocessingInk" xmlns:wps="http://schemas.microsoft.com/office/word/2010/wordprocessingShape" mc:Ignorable="w14 w15 wp14">
+<w:numbering xmlns:wpc="http://schemas.microsoft.com/office/word/2010/wordprocessingCanvas" xmlns:mc="http://schemas.openxmlformats.org/markup-compatibility/2006" xmlns:o="urn:schemas-microsoft-com:office:office" xmlns:r="http://schemas.openxmlformats.org/officeDocument/2006/relationships" xmlns:m="http://schemas.openxmlformats.org/officeDocument/2006/math" xmlns:v="urn:schemas-microsoft-com:vml" xmlns:wp14="http://schemas.microsoft.com/office/word/2010/wordprocessingDrawing" xmlns:wp="http://schemas.openxmlformats.org/drawingml/2006/wordprocessingDrawing" xmlns:w10="urn:schemas-microsoft-com:office:word" xmlns:w="http://schemas.openxmlformats.org/wordprocessingml/2006/main" xmlns:w14="http://schemas.microsoft.com/office/word/2010/wordml" xmlns:wpg="http://schemas.microsoft.com/office/word/2010/wordprocessingGroup" xmlns:wpi="http://schemas.microsoft.com/office/word/2010/wordprocessingInk" xmlns:wne="http://schemas.microsoft.com/office/word/2006/wordml" xmlns:wps="http://schemas.microsoft.com/office/word/2010/wordprocessingShape" xmlns:wpsCustomData="http://www.wps.cn/officeDocument/2013/wpsCustomData" mc:Ignorable="w14 wp14">
   <w:abstractNum w:abstractNumId="0">
     <w:nsid w:val="8E964DCE"/>
     <w:multiLevelType w:val="multilevel"/>
     <w:tmpl w:val="8E964DCE"/>
-    <w:lvl w:ilvl="0">
+    <w:lvl w:ilvl="0" w:tentative="0">
       <w:start w:val="1"/>
       <w:numFmt w:val="decimal"/>
-      <w:pStyle w:val="Heading1"/>
+      <w:pStyle w:val="2"/>
       <w:lvlText w:val="%1."/>
       <w:lvlJc w:val="left"/>
       <w:pPr>
@@ -3188,10 +3264,10 @@
         <w:rFonts w:hint="default"/>
       </w:rPr>
     </w:lvl>
-    <w:lvl w:ilvl="1">
+    <w:lvl w:ilvl="1" w:tentative="0">
       <w:start w:val="1"/>
       <w:numFmt w:val="decimal"/>
-      <w:pStyle w:val="Heading2"/>
+      <w:pStyle w:val="3"/>
       <w:lvlText w:val="%1.%2."/>
       <w:lvlJc w:val="left"/>
       <w:pPr>
@@ -3201,10 +3277,10 @@
         <w:rFonts w:hint="default"/>
       </w:rPr>
     </w:lvl>
-    <w:lvl w:ilvl="2">
+    <w:lvl w:ilvl="2" w:tentative="0">
       <w:start w:val="1"/>
       <w:numFmt w:val="decimal"/>
-      <w:pStyle w:val="Heading3"/>
+      <w:pStyle w:val="4"/>
       <w:lvlText w:val="%1.%2.%3."/>
       <w:lvlJc w:val="left"/>
       <w:pPr>
@@ -3214,10 +3290,10 @@
         <w:rFonts w:hint="default"/>
       </w:rPr>
     </w:lvl>
-    <w:lvl w:ilvl="3">
+    <w:lvl w:ilvl="3" w:tentative="0">
       <w:start w:val="1"/>
       <w:numFmt w:val="decimal"/>
-      <w:pStyle w:val="Heading4"/>
+      <w:pStyle w:val="5"/>
       <w:lvlText w:val="%1.%2.%3.%4."/>
       <w:lvlJc w:val="left"/>
       <w:pPr>
@@ -3227,10 +3303,10 @@
         <w:rFonts w:hint="default"/>
       </w:rPr>
     </w:lvl>
-    <w:lvl w:ilvl="4">
+    <w:lvl w:ilvl="4" w:tentative="0">
       <w:start w:val="1"/>
       <w:numFmt w:val="decimal"/>
-      <w:pStyle w:val="Heading5"/>
+      <w:pStyle w:val="6"/>
       <w:lvlText w:val="%1.%2.%3.%4.%5."/>
       <w:lvlJc w:val="left"/>
       <w:pPr>
@@ -3240,10 +3316,10 @@
         <w:rFonts w:hint="default"/>
       </w:rPr>
     </w:lvl>
-    <w:lvl w:ilvl="5">
+    <w:lvl w:ilvl="5" w:tentative="0">
       <w:start w:val="1"/>
       <w:numFmt w:val="decimal"/>
-      <w:pStyle w:val="Heading6"/>
+      <w:pStyle w:val="7"/>
       <w:lvlText w:val="%1.%2.%3.%4.%5.%6."/>
       <w:lvlJc w:val="left"/>
       <w:pPr>
@@ -3253,10 +3329,10 @@
         <w:rFonts w:hint="default"/>
       </w:rPr>
     </w:lvl>
-    <w:lvl w:ilvl="6">
+    <w:lvl w:ilvl="6" w:tentative="0">
       <w:start w:val="1"/>
       <w:numFmt w:val="decimal"/>
-      <w:pStyle w:val="Heading7"/>
+      <w:pStyle w:val="8"/>
       <w:lvlText w:val="%1.%2.%3.%4.%5.%6.%7."/>
       <w:lvlJc w:val="left"/>
       <w:pPr>
@@ -3266,10 +3342,10 @@
         <w:rFonts w:hint="default"/>
       </w:rPr>
     </w:lvl>
-    <w:lvl w:ilvl="7">
+    <w:lvl w:ilvl="7" w:tentative="0">
       <w:start w:val="1"/>
       <w:numFmt w:val="decimal"/>
-      <w:pStyle w:val="Heading8"/>
+      <w:pStyle w:val="9"/>
       <w:lvlText w:val="%1.%2.%3.%4.%5.%6.%7.%8."/>
       <w:lvlJc w:val="left"/>
       <w:pPr>
@@ -3279,10 +3355,10 @@
         <w:rFonts w:hint="default"/>
       </w:rPr>
     </w:lvl>
-    <w:lvl w:ilvl="8">
+    <w:lvl w:ilvl="8" w:tentative="0">
       <w:start w:val="1"/>
       <w:numFmt w:val="decimal"/>
-      <w:pStyle w:val="Heading9"/>
+      <w:pStyle w:val="10"/>
       <w:lvlText w:val="%1.%2.%3.%4.%5.%6.%7.%8.%9."/>
       <w:lvlJc w:val="left"/>
       <w:pPr>
@@ -3297,7 +3373,7 @@
     <w:nsid w:val="3DA1EA46"/>
     <w:multiLevelType w:val="singleLevel"/>
     <w:tmpl w:val="3DA1EA46"/>
-    <w:lvl w:ilvl="0">
+    <w:lvl w:ilvl="0" w:tentative="0">
       <w:start w:val="1"/>
       <w:numFmt w:val="decimal"/>
       <w:lvlText w:val="%1."/>
@@ -3320,267 +3396,269 @@
 </file>
 
 <file path=word/styles.xml><?xml version="1.0" encoding="utf-8"?>
-<w:styles xmlns:mc="http://schemas.openxmlformats.org/markup-compatibility/2006" xmlns:r="http://schemas.openxmlformats.org/officeDocument/2006/relationships" xmlns:w="http://schemas.openxmlformats.org/wordprocessingml/2006/main" xmlns:w14="http://schemas.microsoft.com/office/word/2010/wordml" xmlns:w15="http://schemas.microsoft.com/office/word/2012/wordml" mc:Ignorable="w14 w15">
+<w:styles xmlns:mc="http://schemas.openxmlformats.org/markup-compatibility/2006" xmlns:o="urn:schemas-microsoft-com:office:office" xmlns:r="http://schemas.openxmlformats.org/officeDocument/2006/relationships" xmlns:m="http://schemas.openxmlformats.org/officeDocument/2006/math" xmlns:v="urn:schemas-microsoft-com:vml" xmlns:w="http://schemas.openxmlformats.org/wordprocessingml/2006/main" xmlns:w14="http://schemas.microsoft.com/office/word/2010/wordml" xmlns:w10="urn:schemas-microsoft-com:office:word" xmlns:sl="http://schemas.openxmlformats.org/schemaLibrary/2006/main" xmlns:wpsCustomData="http://www.wps.cn/officeDocument/2013/wpsCustomData" mc:Ignorable="w14">
   <w:docDefaults>
     <w:rPrDefault>
       <w:rPr>
-        <w:rFonts w:ascii="Times New Roman" w:eastAsia="宋体" w:hAnsi="Times New Roman" w:cs="Times New Roman"/>
+        <w:rFonts w:ascii="Times New Roman" w:hAnsi="Times New Roman" w:eastAsia="宋体" w:cs="Times New Roman"/>
       </w:rPr>
     </w:rPrDefault>
     <w:pPrDefault/>
   </w:docDefaults>
-  <w:latentStyles w:defLockedState="0" w:defUIPriority="99" w:defSemiHidden="1" w:defUnhideWhenUsed="1" w:defQFormat="0" w:count="260">
-    <w:lsdException w:name="Normal" w:semiHidden="0" w:uiPriority="0" w:unhideWhenUsed="0" w:qFormat="1"/>
-    <w:lsdException w:name="heading 1" w:semiHidden="0" w:uiPriority="0" w:unhideWhenUsed="0" w:qFormat="1"/>
-    <w:lsdException w:name="heading 2" w:semiHidden="0" w:uiPriority="0" w:qFormat="1"/>
-    <w:lsdException w:name="heading 3" w:uiPriority="0" w:qFormat="1"/>
-    <w:lsdException w:name="heading 4" w:semiHidden="0" w:uiPriority="0" w:qFormat="1"/>
-    <w:lsdException w:name="heading 5" w:uiPriority="0" w:qFormat="1"/>
-    <w:lsdException w:name="heading 6" w:uiPriority="0" w:qFormat="1"/>
-    <w:lsdException w:name="heading 7" w:uiPriority="0" w:qFormat="1"/>
-    <w:lsdException w:name="heading 8" w:uiPriority="0" w:qFormat="1"/>
-    <w:lsdException w:name="heading 9" w:uiPriority="0" w:qFormat="1"/>
-    <w:lsdException w:name="index 1" w:semiHidden="0" w:uiPriority="0" w:unhideWhenUsed="0"/>
-    <w:lsdException w:name="index 2" w:semiHidden="0" w:uiPriority="0" w:unhideWhenUsed="0"/>
-    <w:lsdException w:name="index 3" w:semiHidden="0" w:uiPriority="0" w:unhideWhenUsed="0"/>
-    <w:lsdException w:name="index 4" w:semiHidden="0" w:uiPriority="0" w:unhideWhenUsed="0"/>
-    <w:lsdException w:name="index 5" w:semiHidden="0" w:uiPriority="0" w:unhideWhenUsed="0"/>
-    <w:lsdException w:name="index 6" w:semiHidden="0" w:uiPriority="0" w:unhideWhenUsed="0"/>
-    <w:lsdException w:name="index 7" w:semiHidden="0" w:uiPriority="0" w:unhideWhenUsed="0"/>
-    <w:lsdException w:name="index 8" w:semiHidden="0" w:uiPriority="0" w:unhideWhenUsed="0"/>
-    <w:lsdException w:name="index 9" w:semiHidden="0" w:uiPriority="0" w:unhideWhenUsed="0"/>
-    <w:lsdException w:name="toc 1" w:semiHidden="0" w:uiPriority="0" w:unhideWhenUsed="0" w:qFormat="1"/>
-    <w:lsdException w:name="toc 2" w:semiHidden="0" w:uiPriority="0" w:unhideWhenUsed="0" w:qFormat="1"/>
-    <w:lsdException w:name="toc 3" w:semiHidden="0" w:uiPriority="0" w:unhideWhenUsed="0" w:qFormat="1"/>
-    <w:lsdException w:name="toc 4" w:semiHidden="0" w:uiPriority="0" w:unhideWhenUsed="0"/>
-    <w:lsdException w:name="toc 5" w:semiHidden="0" w:uiPriority="0" w:unhideWhenUsed="0"/>
-    <w:lsdException w:name="toc 6" w:semiHidden="0" w:uiPriority="0" w:unhideWhenUsed="0"/>
-    <w:lsdException w:name="toc 7" w:semiHidden="0" w:uiPriority="0" w:unhideWhenUsed="0"/>
-    <w:lsdException w:name="toc 8" w:semiHidden="0" w:uiPriority="0" w:unhideWhenUsed="0"/>
-    <w:lsdException w:name="toc 9" w:semiHidden="0" w:uiPriority="0" w:unhideWhenUsed="0"/>
-    <w:lsdException w:name="Normal Indent" w:semiHidden="0" w:uiPriority="0" w:unhideWhenUsed="0"/>
-    <w:lsdException w:name="footnote text" w:semiHidden="0" w:uiPriority="0" w:unhideWhenUsed="0"/>
-    <w:lsdException w:name="annotation text" w:semiHidden="0" w:uiPriority="0" w:unhideWhenUsed="0" w:qFormat="1"/>
-    <w:lsdException w:name="header" w:semiHidden="0" w:uiPriority="0" w:unhideWhenUsed="0" w:qFormat="1"/>
-    <w:lsdException w:name="footer" w:semiHidden="0" w:uiPriority="0" w:unhideWhenUsed="0" w:qFormat="1"/>
-    <w:lsdException w:name="index heading" w:semiHidden="0" w:uiPriority="0" w:unhideWhenUsed="0"/>
-    <w:lsdException w:name="caption" w:uiPriority="0" w:qFormat="1"/>
-    <w:lsdException w:name="table of figures" w:semiHidden="0" w:uiPriority="0" w:unhideWhenUsed="0"/>
-    <w:lsdException w:name="envelope address" w:semiHidden="0" w:uiPriority="0" w:unhideWhenUsed="0"/>
-    <w:lsdException w:name="envelope return" w:semiHidden="0" w:uiPriority="0" w:unhideWhenUsed="0"/>
-    <w:lsdException w:name="footnote reference" w:semiHidden="0" w:uiPriority="0" w:unhideWhenUsed="0"/>
-    <w:lsdException w:name="annotation reference" w:semiHidden="0" w:uiPriority="0" w:unhideWhenUsed="0"/>
-    <w:lsdException w:name="line number" w:semiHidden="0" w:uiPriority="0" w:unhideWhenUsed="0"/>
-    <w:lsdException w:name="page number" w:semiHidden="0" w:uiPriority="0" w:unhideWhenUsed="0"/>
-    <w:lsdException w:name="endnote reference" w:semiHidden="0" w:uiPriority="0" w:unhideWhenUsed="0"/>
-    <w:lsdException w:name="endnote text" w:semiHidden="0" w:uiPriority="0" w:unhideWhenUsed="0"/>
-    <w:lsdException w:name="table of authorities" w:semiHidden="0" w:uiPriority="0" w:unhideWhenUsed="0"/>
-    <w:lsdException w:name="macro" w:semiHidden="0" w:uiPriority="0" w:unhideWhenUsed="0"/>
-    <w:lsdException w:name="toa heading" w:semiHidden="0" w:uiPriority="0" w:unhideWhenUsed="0"/>
-    <w:lsdException w:name="List" w:semiHidden="0" w:uiPriority="0" w:unhideWhenUsed="0"/>
-    <w:lsdException w:name="List Bullet" w:semiHidden="0" w:uiPriority="0" w:unhideWhenUsed="0"/>
-    <w:lsdException w:name="List Number" w:semiHidden="0" w:uiPriority="0" w:unhideWhenUsed="0"/>
-    <w:lsdException w:name="List 2" w:semiHidden="0" w:uiPriority="0" w:unhideWhenUsed="0"/>
-    <w:lsdException w:name="List 3" w:semiHidden="0" w:uiPriority="0" w:unhideWhenUsed="0"/>
-    <w:lsdException w:name="List 4" w:semiHidden="0" w:uiPriority="0" w:unhideWhenUsed="0"/>
-    <w:lsdException w:name="List 5" w:semiHidden="0" w:uiPriority="0" w:unhideWhenUsed="0"/>
-    <w:lsdException w:name="List Bullet 2" w:semiHidden="0" w:uiPriority="0" w:unhideWhenUsed="0"/>
-    <w:lsdException w:name="List Bullet 3" w:semiHidden="0" w:uiPriority="0" w:unhideWhenUsed="0"/>
-    <w:lsdException w:name="List Bullet 4" w:semiHidden="0" w:uiPriority="0" w:unhideWhenUsed="0"/>
-    <w:lsdException w:name="List Bullet 5" w:semiHidden="0" w:uiPriority="0" w:unhideWhenUsed="0"/>
-    <w:lsdException w:name="List Number 2" w:semiHidden="0" w:uiPriority="0" w:unhideWhenUsed="0"/>
-    <w:lsdException w:name="List Number 3" w:semiHidden="0" w:uiPriority="0" w:unhideWhenUsed="0"/>
-    <w:lsdException w:name="List Number 4" w:semiHidden="0" w:uiPriority="0" w:unhideWhenUsed="0"/>
-    <w:lsdException w:name="List Number 5" w:semiHidden="0" w:uiPriority="0" w:unhideWhenUsed="0"/>
-    <w:lsdException w:name="Title" w:semiHidden="0" w:uiPriority="0" w:unhideWhenUsed="0" w:qFormat="1"/>
-    <w:lsdException w:name="Closing" w:semiHidden="0" w:uiPriority="0" w:unhideWhenUsed="0"/>
-    <w:lsdException w:name="Signature" w:semiHidden="0" w:uiPriority="0" w:unhideWhenUsed="0"/>
-    <w:lsdException w:name="Default Paragraph Font" w:uiPriority="0" w:unhideWhenUsed="0" w:qFormat="1"/>
-    <w:lsdException w:name="Body Text" w:uiPriority="0" w:unhideWhenUsed="0" w:qFormat="1"/>
-    <w:lsdException w:name="Body Text Indent" w:semiHidden="0" w:uiPriority="0" w:unhideWhenUsed="0"/>
-    <w:lsdException w:name="List Continue" w:semiHidden="0" w:uiPriority="0" w:unhideWhenUsed="0"/>
-    <w:lsdException w:name="List Continue 2" w:semiHidden="0" w:uiPriority="0" w:unhideWhenUsed="0"/>
-    <w:lsdException w:name="List Continue 3" w:semiHidden="0" w:uiPriority="0" w:unhideWhenUsed="0"/>
-    <w:lsdException w:name="List Continue 4" w:semiHidden="0" w:uiPriority="0" w:unhideWhenUsed="0"/>
-    <w:lsdException w:name="List Continue 5" w:semiHidden="0" w:uiPriority="0" w:unhideWhenUsed="0"/>
-    <w:lsdException w:name="Message Header" w:semiHidden="0" w:uiPriority="0" w:unhideWhenUsed="0"/>
-    <w:lsdException w:name="Subtitle" w:semiHidden="0" w:uiPriority="0" w:unhideWhenUsed="0" w:qFormat="1"/>
-    <w:lsdException w:name="Salutation" w:semiHidden="0" w:uiPriority="0" w:unhideWhenUsed="0"/>
-    <w:lsdException w:name="Date" w:semiHidden="0" w:uiPriority="0" w:unhideWhenUsed="0"/>
-    <w:lsdException w:name="Body Text First Indent" w:semiHidden="0" w:uiPriority="0" w:unhideWhenUsed="0"/>
-    <w:lsdException w:name="Body Text First Indent 2" w:semiHidden="0" w:uiPriority="0" w:unhideWhenUsed="0"/>
-    <w:lsdException w:name="Body Text 2" w:semiHidden="0" w:uiPriority="0" w:unhideWhenUsed="0"/>
-    <w:lsdException w:name="Body Text 3" w:semiHidden="0" w:uiPriority="0" w:unhideWhenUsed="0"/>
-    <w:lsdException w:name="Body Text Indent 2" w:semiHidden="0" w:uiPriority="0" w:unhideWhenUsed="0"/>
-    <w:lsdException w:name="Body Text Indent 3" w:semiHidden="0" w:uiPriority="0" w:unhideWhenUsed="0"/>
-    <w:lsdException w:name="Block Text" w:semiHidden="0" w:uiPriority="0" w:unhideWhenUsed="0"/>
-    <w:lsdException w:name="Hyperlink" w:semiHidden="0" w:uiPriority="0" w:unhideWhenUsed="0"/>
-    <w:lsdException w:name="FollowedHyperlink" w:semiHidden="0" w:uiPriority="0" w:unhideWhenUsed="0"/>
-    <w:lsdException w:name="Strong" w:semiHidden="0" w:uiPriority="0" w:unhideWhenUsed="0" w:qFormat="1"/>
-    <w:lsdException w:name="Emphasis" w:semiHidden="0" w:uiPriority="0" w:unhideWhenUsed="0" w:qFormat="1"/>
-    <w:lsdException w:name="Document Map" w:semiHidden="0" w:uiPriority="0" w:unhideWhenUsed="0"/>
-    <w:lsdException w:name="Plain Text" w:semiHidden="0" w:uiPriority="0" w:unhideWhenUsed="0"/>
-    <w:lsdException w:name="E-mail Signature" w:semiHidden="0" w:uiPriority="0" w:unhideWhenUsed="0"/>
-    <w:lsdException w:name="Normal (Web)" w:semiHidden="0" w:uiPriority="0" w:unhideWhenUsed="0" w:qFormat="1"/>
-    <w:lsdException w:name="HTML Acronym" w:semiHidden="0" w:uiPriority="0" w:unhideWhenUsed="0"/>
-    <w:lsdException w:name="HTML Address" w:semiHidden="0" w:uiPriority="0" w:unhideWhenUsed="0"/>
-    <w:lsdException w:name="HTML Cite" w:semiHidden="0" w:uiPriority="0" w:unhideWhenUsed="0"/>
-    <w:lsdException w:name="HTML Code" w:semiHidden="0" w:uiPriority="0" w:unhideWhenUsed="0"/>
-    <w:lsdException w:name="HTML Definition" w:semiHidden="0" w:uiPriority="0" w:unhideWhenUsed="0"/>
-    <w:lsdException w:name="HTML Keyboard" w:semiHidden="0" w:uiPriority="0" w:unhideWhenUsed="0"/>
-    <w:lsdException w:name="HTML Preformatted" w:semiHidden="0" w:uiPriority="0" w:unhideWhenUsed="0"/>
-    <w:lsdException w:name="HTML Sample" w:semiHidden="0" w:uiPriority="0" w:unhideWhenUsed="0"/>
-    <w:lsdException w:name="HTML Typewriter" w:semiHidden="0" w:uiPriority="0" w:unhideWhenUsed="0"/>
-    <w:lsdException w:name="HTML Variable" w:semiHidden="0" w:uiPriority="0" w:unhideWhenUsed="0"/>
-    <w:lsdException w:name="Normal Table" w:uiPriority="0" w:unhideWhenUsed="0" w:qFormat="1"/>
-    <w:lsdException w:name="annotation subject" w:semiHidden="0" w:uiPriority="0" w:unhideWhenUsed="0"/>
-    <w:lsdException w:name="Table Simple 1" w:semiHidden="0" w:uiPriority="0" w:unhideWhenUsed="0"/>
-    <w:lsdException w:name="Table Simple 2" w:semiHidden="0" w:uiPriority="0" w:unhideWhenUsed="0"/>
-    <w:lsdException w:name="Table Simple 3" w:semiHidden="0" w:uiPriority="0" w:unhideWhenUsed="0"/>
-    <w:lsdException w:name="Table Classic 1" w:semiHidden="0" w:uiPriority="0" w:unhideWhenUsed="0"/>
-    <w:lsdException w:name="Table Classic 2" w:semiHidden="0" w:uiPriority="0" w:unhideWhenUsed="0"/>
-    <w:lsdException w:name="Table Classic 3" w:semiHidden="0" w:uiPriority="0" w:unhideWhenUsed="0"/>
-    <w:lsdException w:name="Table Classic 4" w:semiHidden="0" w:uiPriority="0" w:unhideWhenUsed="0"/>
-    <w:lsdException w:name="Table Colorful 1" w:semiHidden="0" w:uiPriority="0" w:unhideWhenUsed="0"/>
-    <w:lsdException w:name="Table Colorful 2" w:semiHidden="0" w:uiPriority="0" w:unhideWhenUsed="0"/>
-    <w:lsdException w:name="Table Colorful 3" w:semiHidden="0" w:uiPriority="0" w:unhideWhenUsed="0"/>
-    <w:lsdException w:name="Table Columns 1" w:semiHidden="0" w:uiPriority="0" w:unhideWhenUsed="0"/>
-    <w:lsdException w:name="Table Columns 2" w:semiHidden="0" w:uiPriority="0" w:unhideWhenUsed="0"/>
-    <w:lsdException w:name="Table Columns 3" w:semiHidden="0" w:uiPriority="0" w:unhideWhenUsed="0"/>
-    <w:lsdException w:name="Table Columns 4" w:semiHidden="0" w:uiPriority="0" w:unhideWhenUsed="0"/>
-    <w:lsdException w:name="Table Columns 5" w:semiHidden="0" w:uiPriority="0" w:unhideWhenUsed="0"/>
-    <w:lsdException w:name="Table Grid 1" w:semiHidden="0" w:uiPriority="0" w:unhideWhenUsed="0"/>
-    <w:lsdException w:name="Table Grid 2" w:semiHidden="0" w:uiPriority="0" w:unhideWhenUsed="0"/>
-    <w:lsdException w:name="Table Grid 3" w:semiHidden="0" w:uiPriority="0" w:unhideWhenUsed="0"/>
-    <w:lsdException w:name="Table Grid 4" w:semiHidden="0" w:uiPriority="0" w:unhideWhenUsed="0"/>
-    <w:lsdException w:name="Table Grid 5" w:semiHidden="0" w:uiPriority="0" w:unhideWhenUsed="0"/>
-    <w:lsdException w:name="Table Grid 6" w:semiHidden="0" w:uiPriority="0" w:unhideWhenUsed="0"/>
-    <w:lsdException w:name="Table Grid 7" w:semiHidden="0" w:uiPriority="0" w:unhideWhenUsed="0"/>
-    <w:lsdException w:name="Table Grid 8" w:semiHidden="0" w:uiPriority="0" w:unhideWhenUsed="0"/>
-    <w:lsdException w:name="Table List 1" w:semiHidden="0" w:uiPriority="0" w:unhideWhenUsed="0"/>
-    <w:lsdException w:name="Table List 2" w:semiHidden="0" w:uiPriority="0" w:unhideWhenUsed="0"/>
-    <w:lsdException w:name="Table List 3" w:semiHidden="0" w:uiPriority="0" w:unhideWhenUsed="0"/>
-    <w:lsdException w:name="Table List 4" w:semiHidden="0" w:uiPriority="0" w:unhideWhenUsed="0"/>
-    <w:lsdException w:name="Table List 5" w:semiHidden="0" w:uiPriority="0" w:unhideWhenUsed="0"/>
-    <w:lsdException w:name="Table List 6" w:semiHidden="0" w:uiPriority="0" w:unhideWhenUsed="0"/>
-    <w:lsdException w:name="Table List 7" w:semiHidden="0" w:uiPriority="0" w:unhideWhenUsed="0"/>
-    <w:lsdException w:name="Table List 8" w:semiHidden="0" w:uiPriority="0" w:unhideWhenUsed="0"/>
-    <w:lsdException w:name="Table 3D effects 1" w:semiHidden="0" w:uiPriority="0" w:unhideWhenUsed="0"/>
-    <w:lsdException w:name="Table 3D effects 2" w:semiHidden="0" w:uiPriority="0" w:unhideWhenUsed="0"/>
-    <w:lsdException w:name="Table 3D effects 3" w:semiHidden="0" w:uiPriority="0" w:unhideWhenUsed="0"/>
-    <w:lsdException w:name="Table Contemporary" w:semiHidden="0" w:uiPriority="0" w:unhideWhenUsed="0"/>
-    <w:lsdException w:name="Table Elegant" w:semiHidden="0" w:uiPriority="0" w:unhideWhenUsed="0"/>
-    <w:lsdException w:name="Table Professional" w:semiHidden="0" w:uiPriority="0" w:unhideWhenUsed="0"/>
-    <w:lsdException w:name="Table Subtle 1" w:semiHidden="0" w:uiPriority="0" w:unhideWhenUsed="0"/>
-    <w:lsdException w:name="Table Subtle 2" w:semiHidden="0" w:uiPriority="0" w:unhideWhenUsed="0"/>
-    <w:lsdException w:name="Table Web 1" w:semiHidden="0" w:uiPriority="0" w:unhideWhenUsed="0"/>
-    <w:lsdException w:name="Table Web 2" w:semiHidden="0" w:uiPriority="0" w:unhideWhenUsed="0"/>
-    <w:lsdException w:name="Table Web 3" w:semiHidden="0" w:uiPriority="0" w:unhideWhenUsed="0"/>
-    <w:lsdException w:name="Balloon Text" w:semiHidden="0" w:uiPriority="0" w:unhideWhenUsed="0"/>
-    <w:lsdException w:name="Table Grid" w:semiHidden="0" w:uiPriority="0" w:unhideWhenUsed="0" w:qFormat="1"/>
-    <w:lsdException w:name="Table Theme" w:semiHidden="0" w:uiPriority="0" w:unhideWhenUsed="0"/>
-    <w:lsdException w:name="Light Shading" w:semiHidden="0" w:uiPriority="60" w:unhideWhenUsed="0"/>
-    <w:lsdException w:name="Light List" w:semiHidden="0" w:uiPriority="61" w:unhideWhenUsed="0"/>
-    <w:lsdException w:name="Light Grid" w:semiHidden="0" w:uiPriority="62" w:unhideWhenUsed="0"/>
-    <w:lsdException w:name="Medium Shading 1" w:semiHidden="0" w:uiPriority="63" w:unhideWhenUsed="0"/>
-    <w:lsdException w:name="Medium Shading 2" w:semiHidden="0" w:uiPriority="64" w:unhideWhenUsed="0"/>
-    <w:lsdException w:name="Medium List 1" w:semiHidden="0" w:uiPriority="65" w:unhideWhenUsed="0"/>
-    <w:lsdException w:name="Medium List 2" w:semiHidden="0" w:uiPriority="66" w:unhideWhenUsed="0"/>
-    <w:lsdException w:name="Medium Grid 1" w:semiHidden="0" w:uiPriority="67" w:unhideWhenUsed="0"/>
-    <w:lsdException w:name="Medium Grid 2" w:semiHidden="0" w:uiPriority="68" w:unhideWhenUsed="0"/>
-    <w:lsdException w:name="Medium Grid 3" w:semiHidden="0" w:uiPriority="69" w:unhideWhenUsed="0"/>
-    <w:lsdException w:name="Dark List" w:semiHidden="0" w:uiPriority="70" w:unhideWhenUsed="0"/>
-    <w:lsdException w:name="Colorful Shading" w:semiHidden="0" w:uiPriority="71" w:unhideWhenUsed="0"/>
-    <w:lsdException w:name="Colorful List" w:semiHidden="0" w:uiPriority="72" w:unhideWhenUsed="0"/>
-    <w:lsdException w:name="Colorful Grid" w:semiHidden="0" w:uiPriority="73" w:unhideWhenUsed="0"/>
-    <w:lsdException w:name="Light Shading Accent 1" w:semiHidden="0" w:uiPriority="60" w:unhideWhenUsed="0"/>
-    <w:lsdException w:name="Light List Accent 1" w:semiHidden="0" w:uiPriority="61" w:unhideWhenUsed="0"/>
-    <w:lsdException w:name="Light Grid Accent 1" w:semiHidden="0" w:uiPriority="62" w:unhideWhenUsed="0"/>
-    <w:lsdException w:name="Medium Shading 1 Accent 1" w:semiHidden="0" w:uiPriority="63" w:unhideWhenUsed="0"/>
-    <w:lsdException w:name="Medium Shading 2 Accent 1" w:semiHidden="0" w:uiPriority="64" w:unhideWhenUsed="0"/>
-    <w:lsdException w:name="Medium List 1 Accent 1" w:semiHidden="0" w:uiPriority="65" w:unhideWhenUsed="0"/>
-    <w:lsdException w:name="Medium List 2 Accent 1" w:semiHidden="0" w:uiPriority="66" w:unhideWhenUsed="0"/>
-    <w:lsdException w:name="Medium Grid 1 Accent 1" w:semiHidden="0" w:uiPriority="67" w:unhideWhenUsed="0"/>
-    <w:lsdException w:name="Medium Grid 2 Accent 1" w:semiHidden="0" w:uiPriority="68" w:unhideWhenUsed="0"/>
-    <w:lsdException w:name="Medium Grid 3 Accent 1" w:semiHidden="0" w:uiPriority="69" w:unhideWhenUsed="0"/>
-    <w:lsdException w:name="Dark List Accent 1" w:semiHidden="0" w:uiPriority="70" w:unhideWhenUsed="0"/>
-    <w:lsdException w:name="Colorful Shading Accent 1" w:semiHidden="0" w:uiPriority="71" w:unhideWhenUsed="0"/>
-    <w:lsdException w:name="Colorful List Accent 1" w:semiHidden="0" w:uiPriority="72" w:unhideWhenUsed="0"/>
-    <w:lsdException w:name="Colorful Grid Accent 1" w:semiHidden="0" w:uiPriority="73" w:unhideWhenUsed="0"/>
-    <w:lsdException w:name="Light Shading Accent 2" w:semiHidden="0" w:uiPriority="60" w:unhideWhenUsed="0"/>
-    <w:lsdException w:name="Light List Accent 2" w:semiHidden="0" w:uiPriority="61" w:unhideWhenUsed="0"/>
-    <w:lsdException w:name="Light Grid Accent 2" w:semiHidden="0" w:uiPriority="62" w:unhideWhenUsed="0"/>
-    <w:lsdException w:name="Medium Shading 1 Accent 2" w:semiHidden="0" w:uiPriority="63" w:unhideWhenUsed="0"/>
-    <w:lsdException w:name="Medium Shading 2 Accent 2" w:semiHidden="0" w:uiPriority="64" w:unhideWhenUsed="0"/>
-    <w:lsdException w:name="Medium List 1 Accent 2" w:semiHidden="0" w:uiPriority="65" w:unhideWhenUsed="0"/>
-    <w:lsdException w:name="Medium List 2 Accent 2" w:semiHidden="0" w:uiPriority="66" w:unhideWhenUsed="0"/>
-    <w:lsdException w:name="Medium Grid 1 Accent 2" w:semiHidden="0" w:uiPriority="67" w:unhideWhenUsed="0"/>
-    <w:lsdException w:name="Medium Grid 2 Accent 2" w:semiHidden="0" w:uiPriority="68" w:unhideWhenUsed="0"/>
-    <w:lsdException w:name="Medium Grid 3 Accent 2" w:semiHidden="0" w:uiPriority="69" w:unhideWhenUsed="0"/>
-    <w:lsdException w:name="Dark List Accent 2" w:semiHidden="0" w:uiPriority="70" w:unhideWhenUsed="0"/>
-    <w:lsdException w:name="Colorful Shading Accent 2" w:semiHidden="0" w:uiPriority="71" w:unhideWhenUsed="0"/>
-    <w:lsdException w:name="Colorful List Accent 2" w:semiHidden="0" w:uiPriority="72" w:unhideWhenUsed="0"/>
-    <w:lsdException w:name="Colorful Grid Accent 2" w:semiHidden="0" w:uiPriority="73" w:unhideWhenUsed="0"/>
-    <w:lsdException w:name="Light Shading Accent 3" w:semiHidden="0" w:uiPriority="60" w:unhideWhenUsed="0"/>
-    <w:lsdException w:name="Light List Accent 3" w:semiHidden="0" w:uiPriority="61" w:unhideWhenUsed="0"/>
-    <w:lsdException w:name="Light Grid Accent 3" w:semiHidden="0" w:uiPriority="62" w:unhideWhenUsed="0"/>
-    <w:lsdException w:name="Medium Shading 1 Accent 3" w:semiHidden="0" w:uiPriority="63" w:unhideWhenUsed="0"/>
-    <w:lsdException w:name="Medium Shading 2 Accent 3" w:semiHidden="0" w:uiPriority="64" w:unhideWhenUsed="0"/>
-    <w:lsdException w:name="Medium List 1 Accent 3" w:semiHidden="0" w:uiPriority="65" w:unhideWhenUsed="0"/>
-    <w:lsdException w:name="Medium List 2 Accent 3" w:semiHidden="0" w:uiPriority="66" w:unhideWhenUsed="0"/>
-    <w:lsdException w:name="Medium Grid 1 Accent 3" w:semiHidden="0" w:uiPriority="67" w:unhideWhenUsed="0"/>
-    <w:lsdException w:name="Medium Grid 2 Accent 3" w:semiHidden="0" w:uiPriority="68" w:unhideWhenUsed="0"/>
-    <w:lsdException w:name="Medium Grid 3 Accent 3" w:semiHidden="0" w:uiPriority="69" w:unhideWhenUsed="0"/>
-    <w:lsdException w:name="Dark List Accent 3" w:semiHidden="0" w:uiPriority="70" w:unhideWhenUsed="0"/>
-    <w:lsdException w:name="Colorful Shading Accent 3" w:semiHidden="0" w:uiPriority="71" w:unhideWhenUsed="0"/>
-    <w:lsdException w:name="Colorful List Accent 3" w:semiHidden="0" w:uiPriority="72" w:unhideWhenUsed="0"/>
-    <w:lsdException w:name="Colorful Grid Accent 3" w:semiHidden="0" w:uiPriority="73" w:unhideWhenUsed="0"/>
-    <w:lsdException w:name="Light Shading Accent 4" w:semiHidden="0" w:uiPriority="60" w:unhideWhenUsed="0"/>
-    <w:lsdException w:name="Light List Accent 4" w:semiHidden="0" w:uiPriority="61" w:unhideWhenUsed="0"/>
-    <w:lsdException w:name="Light Grid Accent 4" w:semiHidden="0" w:uiPriority="62" w:unhideWhenUsed="0"/>
-    <w:lsdException w:name="Medium Shading 1 Accent 4" w:semiHidden="0" w:uiPriority="63" w:unhideWhenUsed="0"/>
-    <w:lsdException w:name="Medium Shading 2 Accent 4" w:semiHidden="0" w:uiPriority="64" w:unhideWhenUsed="0"/>
-    <w:lsdException w:name="Medium List 1 Accent 4" w:semiHidden="0" w:uiPriority="65" w:unhideWhenUsed="0"/>
-    <w:lsdException w:name="Medium List 2 Accent 4" w:semiHidden="0" w:uiPriority="66" w:unhideWhenUsed="0"/>
-    <w:lsdException w:name="Medium Grid 1 Accent 4" w:semiHidden="0" w:uiPriority="67" w:unhideWhenUsed="0"/>
-    <w:lsdException w:name="Medium Grid 2 Accent 4" w:semiHidden="0" w:uiPriority="68" w:unhideWhenUsed="0"/>
-    <w:lsdException w:name="Medium Grid 3 Accent 4" w:semiHidden="0" w:uiPriority="69" w:unhideWhenUsed="0"/>
-    <w:lsdException w:name="Dark List Accent 4" w:semiHidden="0" w:uiPriority="70" w:unhideWhenUsed="0"/>
-    <w:lsdException w:name="Colorful Shading Accent 4" w:semiHidden="0" w:uiPriority="71" w:unhideWhenUsed="0"/>
-    <w:lsdException w:name="Colorful List Accent 4" w:semiHidden="0" w:uiPriority="72" w:unhideWhenUsed="0"/>
-    <w:lsdException w:name="Colorful Grid Accent 4" w:semiHidden="0" w:uiPriority="73" w:unhideWhenUsed="0"/>
-    <w:lsdException w:name="Light Shading Accent 5" w:semiHidden="0" w:uiPriority="60" w:unhideWhenUsed="0"/>
-    <w:lsdException w:name="Light List Accent 5" w:semiHidden="0" w:uiPriority="61" w:unhideWhenUsed="0"/>
-    <w:lsdException w:name="Light Grid Accent 5" w:semiHidden="0" w:uiPriority="62" w:unhideWhenUsed="0"/>
-    <w:lsdException w:name="Medium Shading 1 Accent 5" w:semiHidden="0" w:uiPriority="63" w:unhideWhenUsed="0"/>
-    <w:lsdException w:name="Medium Shading 2 Accent 5" w:semiHidden="0" w:uiPriority="64" w:unhideWhenUsed="0"/>
-    <w:lsdException w:name="Medium List 1 Accent 5" w:semiHidden="0" w:uiPriority="65" w:unhideWhenUsed="0"/>
-    <w:lsdException w:name="Medium List 2 Accent 5" w:semiHidden="0" w:uiPriority="66" w:unhideWhenUsed="0"/>
-    <w:lsdException w:name="Medium Grid 1 Accent 5" w:semiHidden="0" w:uiPriority="67" w:unhideWhenUsed="0"/>
-    <w:lsdException w:name="Medium Grid 2 Accent 5" w:semiHidden="0" w:uiPriority="68" w:unhideWhenUsed="0"/>
-    <w:lsdException w:name="Medium Grid 3 Accent 5" w:semiHidden="0" w:uiPriority="69" w:unhideWhenUsed="0"/>
-    <w:lsdException w:name="Dark List Accent 5" w:semiHidden="0" w:uiPriority="70" w:unhideWhenUsed="0"/>
-    <w:lsdException w:name="Colorful Shading Accent 5" w:semiHidden="0" w:uiPriority="71" w:unhideWhenUsed="0"/>
-    <w:lsdException w:name="Colorful List Accent 5" w:semiHidden="0" w:uiPriority="72" w:unhideWhenUsed="0"/>
-    <w:lsdException w:name="Colorful Grid Accent 5" w:semiHidden="0" w:uiPriority="73" w:unhideWhenUsed="0"/>
-    <w:lsdException w:name="Light Shading Accent 6" w:semiHidden="0" w:uiPriority="60" w:unhideWhenUsed="0"/>
-    <w:lsdException w:name="Light List Accent 6" w:semiHidden="0" w:uiPriority="61" w:unhideWhenUsed="0"/>
-    <w:lsdException w:name="Light Grid Accent 6" w:semiHidden="0" w:uiPriority="62" w:unhideWhenUsed="0"/>
-    <w:lsdException w:name="Medium Shading 1 Accent 6" w:semiHidden="0" w:uiPriority="63" w:unhideWhenUsed="0"/>
-    <w:lsdException w:name="Medium Shading 2 Accent 6" w:semiHidden="0" w:uiPriority="64" w:unhideWhenUsed="0"/>
-    <w:lsdException w:name="Medium List 1 Accent 6" w:semiHidden="0" w:uiPriority="65" w:unhideWhenUsed="0"/>
-    <w:lsdException w:name="Medium List 2 Accent 6" w:semiHidden="0" w:uiPriority="66" w:unhideWhenUsed="0"/>
-    <w:lsdException w:name="Medium Grid 1 Accent 6" w:semiHidden="0" w:uiPriority="67" w:unhideWhenUsed="0"/>
-    <w:lsdException w:name="Medium Grid 2 Accent 6" w:semiHidden="0" w:uiPriority="68" w:unhideWhenUsed="0"/>
-    <w:lsdException w:name="Medium Grid 3 Accent 6" w:semiHidden="0" w:uiPriority="69" w:unhideWhenUsed="0"/>
-    <w:lsdException w:name="Dark List Accent 6" w:semiHidden="0" w:uiPriority="70" w:unhideWhenUsed="0"/>
-    <w:lsdException w:name="Colorful Shading Accent 6" w:semiHidden="0" w:uiPriority="71" w:unhideWhenUsed="0"/>
-    <w:lsdException w:name="Colorful List Accent 6" w:semiHidden="0" w:uiPriority="72" w:unhideWhenUsed="0"/>
-    <w:lsdException w:name="Colorful Grid Accent 6" w:semiHidden="0" w:uiPriority="73" w:unhideWhenUsed="0"/>
+  <w:latentStyles w:count="260" w:defQFormat="0" w:defUnhideWhenUsed="1" w:defSemiHidden="1" w:defUIPriority="99" w:defLockedState="0">
+    <w:lsdException w:qFormat="1" w:unhideWhenUsed="0" w:uiPriority="0" w:semiHidden="0" w:name="Normal"/>
+    <w:lsdException w:qFormat="1" w:unhideWhenUsed="0" w:uiPriority="0" w:semiHidden="0" w:name="heading 1"/>
+    <w:lsdException w:qFormat="1" w:uiPriority="0" w:semiHidden="0" w:name="heading 2"/>
+    <w:lsdException w:qFormat="1" w:uiPriority="0" w:name="heading 3"/>
+    <w:lsdException w:qFormat="1" w:uiPriority="0" w:semiHidden="0" w:name="heading 4"/>
+    <w:lsdException w:qFormat="1" w:uiPriority="0" w:name="heading 5"/>
+    <w:lsdException w:qFormat="1" w:uiPriority="0" w:name="heading 6"/>
+    <w:lsdException w:qFormat="1" w:uiPriority="0" w:name="heading 7"/>
+    <w:lsdException w:qFormat="1" w:uiPriority="0" w:name="heading 8"/>
+    <w:lsdException w:qFormat="1" w:uiPriority="0" w:name="heading 9"/>
+    <w:lsdException w:unhideWhenUsed="0" w:uiPriority="0" w:semiHidden="0" w:name="index 1"/>
+    <w:lsdException w:unhideWhenUsed="0" w:uiPriority="0" w:semiHidden="0" w:name="index 2"/>
+    <w:lsdException w:unhideWhenUsed="0" w:uiPriority="0" w:semiHidden="0" w:name="index 3"/>
+    <w:lsdException w:unhideWhenUsed="0" w:uiPriority="0" w:semiHidden="0" w:name="index 4"/>
+    <w:lsdException w:unhideWhenUsed="0" w:uiPriority="0" w:semiHidden="0" w:name="index 5"/>
+    <w:lsdException w:unhideWhenUsed="0" w:uiPriority="0" w:semiHidden="0" w:name="index 6"/>
+    <w:lsdException w:unhideWhenUsed="0" w:uiPriority="0" w:semiHidden="0" w:name="index 7"/>
+    <w:lsdException w:unhideWhenUsed="0" w:uiPriority="0" w:semiHidden="0" w:name="index 8"/>
+    <w:lsdException w:unhideWhenUsed="0" w:uiPriority="0" w:semiHidden="0" w:name="index 9"/>
+    <w:lsdException w:qFormat="1" w:unhideWhenUsed="0" w:uiPriority="0" w:semiHidden="0" w:name="toc 1"/>
+    <w:lsdException w:qFormat="1" w:unhideWhenUsed="0" w:uiPriority="0" w:semiHidden="0" w:name="toc 2"/>
+    <w:lsdException w:qFormat="1" w:unhideWhenUsed="0" w:uiPriority="0" w:semiHidden="0" w:name="toc 3"/>
+    <w:lsdException w:unhideWhenUsed="0" w:uiPriority="0" w:semiHidden="0" w:name="toc 4"/>
+    <w:lsdException w:unhideWhenUsed="0" w:uiPriority="0" w:semiHidden="0" w:name="toc 5"/>
+    <w:lsdException w:unhideWhenUsed="0" w:uiPriority="0" w:semiHidden="0" w:name="toc 6"/>
+    <w:lsdException w:unhideWhenUsed="0" w:uiPriority="0" w:semiHidden="0" w:name="toc 7"/>
+    <w:lsdException w:unhideWhenUsed="0" w:uiPriority="0" w:semiHidden="0" w:name="toc 8"/>
+    <w:lsdException w:unhideWhenUsed="0" w:uiPriority="0" w:semiHidden="0" w:name="toc 9"/>
+    <w:lsdException w:unhideWhenUsed="0" w:uiPriority="0" w:semiHidden="0" w:name="Normal Indent"/>
+    <w:lsdException w:unhideWhenUsed="0" w:uiPriority="0" w:semiHidden="0" w:name="footnote text"/>
+    <w:lsdException w:qFormat="1" w:unhideWhenUsed="0" w:uiPriority="0" w:semiHidden="0" w:name="annotation text"/>
+    <w:lsdException w:qFormat="1" w:unhideWhenUsed="0" w:uiPriority="0" w:semiHidden="0" w:name="header"/>
+    <w:lsdException w:qFormat="1" w:unhideWhenUsed="0" w:uiPriority="0" w:semiHidden="0" w:name="footer"/>
+    <w:lsdException w:unhideWhenUsed="0" w:uiPriority="0" w:semiHidden="0" w:name="index heading"/>
+    <w:lsdException w:qFormat="1" w:uiPriority="0" w:name="caption"/>
+    <w:lsdException w:unhideWhenUsed="0" w:uiPriority="0" w:semiHidden="0" w:name="table of figures"/>
+    <w:lsdException w:unhideWhenUsed="0" w:uiPriority="0" w:semiHidden="0" w:name="envelope address"/>
+    <w:lsdException w:unhideWhenUsed="0" w:uiPriority="0" w:semiHidden="0" w:name="envelope return"/>
+    <w:lsdException w:unhideWhenUsed="0" w:uiPriority="0" w:semiHidden="0" w:name="footnote reference"/>
+    <w:lsdException w:unhideWhenUsed="0" w:uiPriority="0" w:semiHidden="0" w:name="annotation reference"/>
+    <w:lsdException w:unhideWhenUsed="0" w:uiPriority="0" w:semiHidden="0" w:name="line number"/>
+    <w:lsdException w:unhideWhenUsed="0" w:uiPriority="0" w:semiHidden="0" w:name="page number"/>
+    <w:lsdException w:unhideWhenUsed="0" w:uiPriority="0" w:semiHidden="0" w:name="endnote reference"/>
+    <w:lsdException w:unhideWhenUsed="0" w:uiPriority="0" w:semiHidden="0" w:name="endnote text"/>
+    <w:lsdException w:unhideWhenUsed="0" w:uiPriority="0" w:semiHidden="0" w:name="table of authorities"/>
+    <w:lsdException w:unhideWhenUsed="0" w:uiPriority="0" w:semiHidden="0" w:name="macro"/>
+    <w:lsdException w:unhideWhenUsed="0" w:uiPriority="0" w:semiHidden="0" w:name="toa heading"/>
+    <w:lsdException w:unhideWhenUsed="0" w:uiPriority="0" w:semiHidden="0" w:name="List"/>
+    <w:lsdException w:unhideWhenUsed="0" w:uiPriority="0" w:semiHidden="0" w:name="List Bullet"/>
+    <w:lsdException w:unhideWhenUsed="0" w:uiPriority="0" w:semiHidden="0" w:name="List Number"/>
+    <w:lsdException w:unhideWhenUsed="0" w:uiPriority="0" w:semiHidden="0" w:name="List 2"/>
+    <w:lsdException w:unhideWhenUsed="0" w:uiPriority="0" w:semiHidden="0" w:name="List 3"/>
+    <w:lsdException w:unhideWhenUsed="0" w:uiPriority="0" w:semiHidden="0" w:name="List 4"/>
+    <w:lsdException w:unhideWhenUsed="0" w:uiPriority="0" w:semiHidden="0" w:name="List 5"/>
+    <w:lsdException w:unhideWhenUsed="0" w:uiPriority="0" w:semiHidden="0" w:name="List Bullet 2"/>
+    <w:lsdException w:unhideWhenUsed="0" w:uiPriority="0" w:semiHidden="0" w:name="List Bullet 3"/>
+    <w:lsdException w:unhideWhenUsed="0" w:uiPriority="0" w:semiHidden="0" w:name="List Bullet 4"/>
+    <w:lsdException w:unhideWhenUsed="0" w:uiPriority="0" w:semiHidden="0" w:name="List Bullet 5"/>
+    <w:lsdException w:unhideWhenUsed="0" w:uiPriority="0" w:semiHidden="0" w:name="List Number 2"/>
+    <w:lsdException w:unhideWhenUsed="0" w:uiPriority="0" w:semiHidden="0" w:name="List Number 3"/>
+    <w:lsdException w:unhideWhenUsed="0" w:uiPriority="0" w:semiHidden="0" w:name="List Number 4"/>
+    <w:lsdException w:unhideWhenUsed="0" w:uiPriority="0" w:semiHidden="0" w:name="List Number 5"/>
+    <w:lsdException w:qFormat="1" w:unhideWhenUsed="0" w:uiPriority="0" w:semiHidden="0" w:name="Title"/>
+    <w:lsdException w:unhideWhenUsed="0" w:uiPriority="0" w:semiHidden="0" w:name="Closing"/>
+    <w:lsdException w:unhideWhenUsed="0" w:uiPriority="0" w:semiHidden="0" w:name="Signature"/>
+    <w:lsdException w:qFormat="1" w:unhideWhenUsed="0" w:uiPriority="0" w:name="Default Paragraph Font"/>
+    <w:lsdException w:qFormat="1" w:unhideWhenUsed="0" w:uiPriority="0" w:name="Body Text"/>
+    <w:lsdException w:unhideWhenUsed="0" w:uiPriority="0" w:semiHidden="0" w:name="Body Text Indent"/>
+    <w:lsdException w:unhideWhenUsed="0" w:uiPriority="0" w:semiHidden="0" w:name="List Continue"/>
+    <w:lsdException w:unhideWhenUsed="0" w:uiPriority="0" w:semiHidden="0" w:name="List Continue 2"/>
+    <w:lsdException w:unhideWhenUsed="0" w:uiPriority="0" w:semiHidden="0" w:name="List Continue 3"/>
+    <w:lsdException w:unhideWhenUsed="0" w:uiPriority="0" w:semiHidden="0" w:name="List Continue 4"/>
+    <w:lsdException w:unhideWhenUsed="0" w:uiPriority="0" w:semiHidden="0" w:name="List Continue 5"/>
+    <w:lsdException w:unhideWhenUsed="0" w:uiPriority="0" w:semiHidden="0" w:name="Message Header"/>
+    <w:lsdException w:qFormat="1" w:unhideWhenUsed="0" w:uiPriority="0" w:semiHidden="0" w:name="Subtitle"/>
+    <w:lsdException w:unhideWhenUsed="0" w:uiPriority="0" w:semiHidden="0" w:name="Salutation"/>
+    <w:lsdException w:unhideWhenUsed="0" w:uiPriority="0" w:semiHidden="0" w:name="Date"/>
+    <w:lsdException w:unhideWhenUsed="0" w:uiPriority="0" w:semiHidden="0" w:name="Body Text First Indent"/>
+    <w:lsdException w:unhideWhenUsed="0" w:uiPriority="0" w:semiHidden="0" w:name="Body Text First Indent 2"/>
+    <w:lsdException w:uiPriority="99" w:name="Note Heading"/>
+    <w:lsdException w:unhideWhenUsed="0" w:uiPriority="0" w:semiHidden="0" w:name="Body Text 2"/>
+    <w:lsdException w:unhideWhenUsed="0" w:uiPriority="0" w:semiHidden="0" w:name="Body Text 3"/>
+    <w:lsdException w:unhideWhenUsed="0" w:uiPriority="0" w:semiHidden="0" w:name="Body Text Indent 2"/>
+    <w:lsdException w:unhideWhenUsed="0" w:uiPriority="0" w:semiHidden="0" w:name="Body Text Indent 3"/>
+    <w:lsdException w:unhideWhenUsed="0" w:uiPriority="0" w:semiHidden="0" w:name="Block Text"/>
+    <w:lsdException w:unhideWhenUsed="0" w:uiPriority="0" w:semiHidden="0" w:name="Hyperlink"/>
+    <w:lsdException w:unhideWhenUsed="0" w:uiPriority="0" w:semiHidden="0" w:name="FollowedHyperlink"/>
+    <w:lsdException w:qFormat="1" w:unhideWhenUsed="0" w:uiPriority="0" w:semiHidden="0" w:name="Strong"/>
+    <w:lsdException w:qFormat="1" w:unhideWhenUsed="0" w:uiPriority="0" w:semiHidden="0" w:name="Emphasis"/>
+    <w:lsdException w:unhideWhenUsed="0" w:uiPriority="0" w:semiHidden="0" w:name="Document Map"/>
+    <w:lsdException w:unhideWhenUsed="0" w:uiPriority="0" w:semiHidden="0" w:name="Plain Text"/>
+    <w:lsdException w:unhideWhenUsed="0" w:uiPriority="0" w:semiHidden="0" w:name="E-mail Signature"/>
+    <w:lsdException w:qFormat="1" w:unhideWhenUsed="0" w:uiPriority="0" w:semiHidden="0" w:name="Normal (Web)"/>
+    <w:lsdException w:unhideWhenUsed="0" w:uiPriority="0" w:semiHidden="0" w:name="HTML Acronym"/>
+    <w:lsdException w:unhideWhenUsed="0" w:uiPriority="0" w:semiHidden="0" w:name="HTML Address"/>
+    <w:lsdException w:unhideWhenUsed="0" w:uiPriority="0" w:semiHidden="0" w:name="HTML Cite"/>
+    <w:lsdException w:unhideWhenUsed="0" w:uiPriority="0" w:semiHidden="0" w:name="HTML Code"/>
+    <w:lsdException w:unhideWhenUsed="0" w:uiPriority="0" w:semiHidden="0" w:name="HTML Definition"/>
+    <w:lsdException w:unhideWhenUsed="0" w:uiPriority="0" w:semiHidden="0" w:name="HTML Keyboard"/>
+    <w:lsdException w:unhideWhenUsed="0" w:uiPriority="0" w:semiHidden="0" w:name="HTML Preformatted"/>
+    <w:lsdException w:unhideWhenUsed="0" w:uiPriority="0" w:semiHidden="0" w:name="HTML Sample"/>
+    <w:lsdException w:unhideWhenUsed="0" w:uiPriority="0" w:semiHidden="0" w:name="HTML Typewriter"/>
+    <w:lsdException w:unhideWhenUsed="0" w:uiPriority="0" w:semiHidden="0" w:name="HTML Variable"/>
+    <w:lsdException w:qFormat="1" w:unhideWhenUsed="0" w:uiPriority="0" w:name="Normal Table"/>
+    <w:lsdException w:unhideWhenUsed="0" w:uiPriority="0" w:semiHidden="0" w:name="annotation subject"/>
+    <w:lsdException w:unhideWhenUsed="0" w:uiPriority="0" w:semiHidden="0" w:name="Table Simple 1"/>
+    <w:lsdException w:unhideWhenUsed="0" w:uiPriority="0" w:semiHidden="0" w:name="Table Simple 2"/>
+    <w:lsdException w:unhideWhenUsed="0" w:uiPriority="0" w:semiHidden="0" w:name="Table Simple 3"/>
+    <w:lsdException w:unhideWhenUsed="0" w:uiPriority="0" w:semiHidden="0" w:name="Table Classic 1"/>
+    <w:lsdException w:unhideWhenUsed="0" w:uiPriority="0" w:semiHidden="0" w:name="Table Classic 2"/>
+    <w:lsdException w:unhideWhenUsed="0" w:uiPriority="0" w:semiHidden="0" w:name="Table Classic 3"/>
+    <w:lsdException w:unhideWhenUsed="0" w:uiPriority="0" w:semiHidden="0" w:name="Table Classic 4"/>
+    <w:lsdException w:unhideWhenUsed="0" w:uiPriority="0" w:semiHidden="0" w:name="Table Colorful 1"/>
+    <w:lsdException w:unhideWhenUsed="0" w:uiPriority="0" w:semiHidden="0" w:name="Table Colorful 2"/>
+    <w:lsdException w:unhideWhenUsed="0" w:uiPriority="0" w:semiHidden="0" w:name="Table Colorful 3"/>
+    <w:lsdException w:unhideWhenUsed="0" w:uiPriority="0" w:semiHidden="0" w:name="Table Columns 1"/>
+    <w:lsdException w:unhideWhenUsed="0" w:uiPriority="0" w:semiHidden="0" w:name="Table Columns 2"/>
+    <w:lsdException w:unhideWhenUsed="0" w:uiPriority="0" w:semiHidden="0" w:name="Table Columns 3"/>
+    <w:lsdException w:unhideWhenUsed="0" w:uiPriority="0" w:semiHidden="0" w:name="Table Columns 4"/>
+    <w:lsdException w:unhideWhenUsed="0" w:uiPriority="0" w:semiHidden="0" w:name="Table Columns 5"/>
+    <w:lsdException w:unhideWhenUsed="0" w:uiPriority="0" w:semiHidden="0" w:name="Table Grid 1"/>
+    <w:lsdException w:unhideWhenUsed="0" w:uiPriority="0" w:semiHidden="0" w:name="Table Grid 2"/>
+    <w:lsdException w:unhideWhenUsed="0" w:uiPriority="0" w:semiHidden="0" w:name="Table Grid 3"/>
+    <w:lsdException w:unhideWhenUsed="0" w:uiPriority="0" w:semiHidden="0" w:name="Table Grid 4"/>
+    <w:lsdException w:unhideWhenUsed="0" w:uiPriority="0" w:semiHidden="0" w:name="Table Grid 5"/>
+    <w:lsdException w:unhideWhenUsed="0" w:uiPriority="0" w:semiHidden="0" w:name="Table Grid 6"/>
+    <w:lsdException w:unhideWhenUsed="0" w:uiPriority="0" w:semiHidden="0" w:name="Table Grid 7"/>
+    <w:lsdException w:unhideWhenUsed="0" w:uiPriority="0" w:semiHidden="0" w:name="Table Grid 8"/>
+    <w:lsdException w:unhideWhenUsed="0" w:uiPriority="0" w:semiHidden="0" w:name="Table List 1"/>
+    <w:lsdException w:unhideWhenUsed="0" w:uiPriority="0" w:semiHidden="0" w:name="Table List 2"/>
+    <w:lsdException w:unhideWhenUsed="0" w:uiPriority="0" w:semiHidden="0" w:name="Table List 3"/>
+    <w:lsdException w:unhideWhenUsed="0" w:uiPriority="0" w:semiHidden="0" w:name="Table List 4"/>
+    <w:lsdException w:unhideWhenUsed="0" w:uiPriority="0" w:semiHidden="0" w:name="Table List 5"/>
+    <w:lsdException w:unhideWhenUsed="0" w:uiPriority="0" w:semiHidden="0" w:name="Table List 6"/>
+    <w:lsdException w:unhideWhenUsed="0" w:uiPriority="0" w:semiHidden="0" w:name="Table List 7"/>
+    <w:lsdException w:unhideWhenUsed="0" w:uiPriority="0" w:semiHidden="0" w:name="Table List 8"/>
+    <w:lsdException w:unhideWhenUsed="0" w:uiPriority="0" w:semiHidden="0" w:name="Table 3D effects 1"/>
+    <w:lsdException w:unhideWhenUsed="0" w:uiPriority="0" w:semiHidden="0" w:name="Table 3D effects 2"/>
+    <w:lsdException w:unhideWhenUsed="0" w:uiPriority="0" w:semiHidden="0" w:name="Table 3D effects 3"/>
+    <w:lsdException w:unhideWhenUsed="0" w:uiPriority="0" w:semiHidden="0" w:name="Table Contemporary"/>
+    <w:lsdException w:unhideWhenUsed="0" w:uiPriority="0" w:semiHidden="0" w:name="Table Elegant"/>
+    <w:lsdException w:unhideWhenUsed="0" w:uiPriority="0" w:semiHidden="0" w:name="Table Professional"/>
+    <w:lsdException w:unhideWhenUsed="0" w:uiPriority="0" w:semiHidden="0" w:name="Table Subtle 1"/>
+    <w:lsdException w:unhideWhenUsed="0" w:uiPriority="0" w:semiHidden="0" w:name="Table Subtle 2"/>
+    <w:lsdException w:unhideWhenUsed="0" w:uiPriority="0" w:semiHidden="0" w:name="Table Web 1"/>
+    <w:lsdException w:unhideWhenUsed="0" w:uiPriority="0" w:semiHidden="0" w:name="Table Web 2"/>
+    <w:lsdException w:unhideWhenUsed="0" w:uiPriority="0" w:semiHidden="0" w:name="Table Web 3"/>
+    <w:lsdException w:unhideWhenUsed="0" w:uiPriority="0" w:semiHidden="0" w:name="Balloon Text"/>
+    <w:lsdException w:qFormat="1" w:unhideWhenUsed="0" w:uiPriority="0" w:semiHidden="0" w:name="Table Grid"/>
+    <w:lsdException w:unhideWhenUsed="0" w:uiPriority="0" w:semiHidden="0" w:name="Table Theme"/>
+    <w:lsdException w:unhideWhenUsed="0" w:uiPriority="60" w:semiHidden="0" w:name="Light Shading"/>
+    <w:lsdException w:unhideWhenUsed="0" w:uiPriority="61" w:semiHidden="0" w:name="Light List"/>
+    <w:lsdException w:unhideWhenUsed="0" w:uiPriority="62" w:semiHidden="0" w:name="Light Grid"/>
+    <w:lsdException w:unhideWhenUsed="0" w:uiPriority="63" w:semiHidden="0" w:name="Medium Shading 1"/>
+    <w:lsdException w:unhideWhenUsed="0" w:uiPriority="64" w:semiHidden="0" w:name="Medium Shading 2"/>
+    <w:lsdException w:unhideWhenUsed="0" w:uiPriority="65" w:semiHidden="0" w:name="Medium List 1"/>
+    <w:lsdException w:unhideWhenUsed="0" w:uiPriority="66" w:semiHidden="0" w:name="Medium List 2"/>
+    <w:lsdException w:unhideWhenUsed="0" w:uiPriority="67" w:semiHidden="0" w:name="Medium Grid 1"/>
+    <w:lsdException w:unhideWhenUsed="0" w:uiPriority="68" w:semiHidden="0" w:name="Medium Grid 2"/>
+    <w:lsdException w:unhideWhenUsed="0" w:uiPriority="69" w:semiHidden="0" w:name="Medium Grid 3"/>
+    <w:lsdException w:unhideWhenUsed="0" w:uiPriority="70" w:semiHidden="0" w:name="Dark List"/>
+    <w:lsdException w:unhideWhenUsed="0" w:uiPriority="71" w:semiHidden="0" w:name="Colorful Shading"/>
+    <w:lsdException w:unhideWhenUsed="0" w:uiPriority="72" w:semiHidden="0" w:name="Colorful List"/>
+    <w:lsdException w:unhideWhenUsed="0" w:uiPriority="73" w:semiHidden="0" w:name="Colorful Grid"/>
+    <w:lsdException w:unhideWhenUsed="0" w:uiPriority="60" w:semiHidden="0" w:name="Light Shading Accent 1"/>
+    <w:lsdException w:unhideWhenUsed="0" w:uiPriority="61" w:semiHidden="0" w:name="Light List Accent 1"/>
+    <w:lsdException w:unhideWhenUsed="0" w:uiPriority="62" w:semiHidden="0" w:name="Light Grid Accent 1"/>
+    <w:lsdException w:unhideWhenUsed="0" w:uiPriority="63" w:semiHidden="0" w:name="Medium Shading 1 Accent 1"/>
+    <w:lsdException w:unhideWhenUsed="0" w:uiPriority="64" w:semiHidden="0" w:name="Medium Shading 2 Accent 1"/>
+    <w:lsdException w:unhideWhenUsed="0" w:uiPriority="65" w:semiHidden="0" w:name="Medium List 1 Accent 1"/>
+    <w:lsdException w:unhideWhenUsed="0" w:uiPriority="66" w:semiHidden="0" w:name="Medium List 2 Accent 1"/>
+    <w:lsdException w:unhideWhenUsed="0" w:uiPriority="67" w:semiHidden="0" w:name="Medium Grid 1 Accent 1"/>
+    <w:lsdException w:unhideWhenUsed="0" w:uiPriority="68" w:semiHidden="0" w:name="Medium Grid 2 Accent 1"/>
+    <w:lsdException w:unhideWhenUsed="0" w:uiPriority="69" w:semiHidden="0" w:name="Medium Grid 3 Accent 1"/>
+    <w:lsdException w:unhideWhenUsed="0" w:uiPriority="70" w:semiHidden="0" w:name="Dark List Accent 1"/>
+    <w:lsdException w:unhideWhenUsed="0" w:uiPriority="71" w:semiHidden="0" w:name="Colorful Shading Accent 1"/>
+    <w:lsdException w:unhideWhenUsed="0" w:uiPriority="72" w:semiHidden="0" w:name="Colorful List Accent 1"/>
+    <w:lsdException w:unhideWhenUsed="0" w:uiPriority="73" w:semiHidden="0" w:name="Colorful Grid Accent 1"/>
+    <w:lsdException w:unhideWhenUsed="0" w:uiPriority="60" w:semiHidden="0" w:name="Light Shading Accent 2"/>
+    <w:lsdException w:unhideWhenUsed="0" w:uiPriority="61" w:semiHidden="0" w:name="Light List Accent 2"/>
+    <w:lsdException w:unhideWhenUsed="0" w:uiPriority="62" w:semiHidden="0" w:name="Light Grid Accent 2"/>
+    <w:lsdException w:unhideWhenUsed="0" w:uiPriority="63" w:semiHidden="0" w:name="Medium Shading 1 Accent 2"/>
+    <w:lsdException w:unhideWhenUsed="0" w:uiPriority="64" w:semiHidden="0" w:name="Medium Shading 2 Accent 2"/>
+    <w:lsdException w:unhideWhenUsed="0" w:uiPriority="65" w:semiHidden="0" w:name="Medium List 1 Accent 2"/>
+    <w:lsdException w:unhideWhenUsed="0" w:uiPriority="66" w:semiHidden="0" w:name="Medium List 2 Accent 2"/>
+    <w:lsdException w:unhideWhenUsed="0" w:uiPriority="67" w:semiHidden="0" w:name="Medium Grid 1 Accent 2"/>
+    <w:lsdException w:unhideWhenUsed="0" w:uiPriority="68" w:semiHidden="0" w:name="Medium Grid 2 Accent 2"/>
+    <w:lsdException w:unhideWhenUsed="0" w:uiPriority="69" w:semiHidden="0" w:name="Medium Grid 3 Accent 2"/>
+    <w:lsdException w:unhideWhenUsed="0" w:uiPriority="70" w:semiHidden="0" w:name="Dark List Accent 2"/>
+    <w:lsdException w:unhideWhenUsed="0" w:uiPriority="71" w:semiHidden="0" w:name="Colorful Shading Accent 2"/>
+    <w:lsdException w:unhideWhenUsed="0" w:uiPriority="72" w:semiHidden="0" w:name="Colorful List Accent 2"/>
+    <w:lsdException w:unhideWhenUsed="0" w:uiPriority="73" w:semiHidden="0" w:name="Colorful Grid Accent 2"/>
+    <w:lsdException w:unhideWhenUsed="0" w:uiPriority="60" w:semiHidden="0" w:name="Light Shading Accent 3"/>
+    <w:lsdException w:unhideWhenUsed="0" w:uiPriority="61" w:semiHidden="0" w:name="Light List Accent 3"/>
+    <w:lsdException w:unhideWhenUsed="0" w:uiPriority="62" w:semiHidden="0" w:name="Light Grid Accent 3"/>
+    <w:lsdException w:unhideWhenUsed="0" w:uiPriority="63" w:semiHidden="0" w:name="Medium Shading 1 Accent 3"/>
+    <w:lsdException w:unhideWhenUsed="0" w:uiPriority="64" w:semiHidden="0" w:name="Medium Shading 2 Accent 3"/>
+    <w:lsdException w:unhideWhenUsed="0" w:uiPriority="65" w:semiHidden="0" w:name="Medium List 1 Accent 3"/>
+    <w:lsdException w:unhideWhenUsed="0" w:uiPriority="66" w:semiHidden="0" w:name="Medium List 2 Accent 3"/>
+    <w:lsdException w:unhideWhenUsed="0" w:uiPriority="67" w:semiHidden="0" w:name="Medium Grid 1 Accent 3"/>
+    <w:lsdException w:unhideWhenUsed="0" w:uiPriority="68" w:semiHidden="0" w:name="Medium Grid 2 Accent 3"/>
+    <w:lsdException w:unhideWhenUsed="0" w:uiPriority="69" w:semiHidden="0" w:name="Medium Grid 3 Accent 3"/>
+    <w:lsdException w:unhideWhenUsed="0" w:uiPriority="70" w:semiHidden="0" w:name="Dark List Accent 3"/>
+    <w:lsdException w:unhideWhenUsed="0" w:uiPriority="71" w:semiHidden="0" w:name="Colorful Shading Accent 3"/>
+    <w:lsdException w:unhideWhenUsed="0" w:uiPriority="72" w:semiHidden="0" w:name="Colorful List Accent 3"/>
+    <w:lsdException w:unhideWhenUsed="0" w:uiPriority="73" w:semiHidden="0" w:name="Colorful Grid Accent 3"/>
+    <w:lsdException w:unhideWhenUsed="0" w:uiPriority="60" w:semiHidden="0" w:name="Light Shading Accent 4"/>
+    <w:lsdException w:unhideWhenUsed="0" w:uiPriority="61" w:semiHidden="0" w:name="Light List Accent 4"/>
+    <w:lsdException w:unhideWhenUsed="0" w:uiPriority="62" w:semiHidden="0" w:name="Light Grid Accent 4"/>
+    <w:lsdException w:unhideWhenUsed="0" w:uiPriority="63" w:semiHidden="0" w:name="Medium Shading 1 Accent 4"/>
+    <w:lsdException w:unhideWhenUsed="0" w:uiPriority="64" w:semiHidden="0" w:name="Medium Shading 2 Accent 4"/>
+    <w:lsdException w:unhideWhenUsed="0" w:uiPriority="65" w:semiHidden="0" w:name="Medium List 1 Accent 4"/>
+    <w:lsdException w:unhideWhenUsed="0" w:uiPriority="66" w:semiHidden="0" w:name="Medium List 2 Accent 4"/>
+    <w:lsdException w:unhideWhenUsed="0" w:uiPriority="67" w:semiHidden="0" w:name="Medium Grid 1 Accent 4"/>
+    <w:lsdException w:unhideWhenUsed="0" w:uiPriority="68" w:semiHidden="0" w:name="Medium Grid 2 Accent 4"/>
+    <w:lsdException w:unhideWhenUsed="0" w:uiPriority="69" w:semiHidden="0" w:name="Medium Grid 3 Accent 4"/>
+    <w:lsdException w:unhideWhenUsed="0" w:uiPriority="70" w:semiHidden="0" w:name="Dark List Accent 4"/>
+    <w:lsdException w:unhideWhenUsed="0" w:uiPriority="71" w:semiHidden="0" w:name="Colorful Shading Accent 4"/>
+    <w:lsdException w:unhideWhenUsed="0" w:uiPriority="72" w:semiHidden="0" w:name="Colorful List Accent 4"/>
+    <w:lsdException w:unhideWhenUsed="0" w:uiPriority="73" w:semiHidden="0" w:name="Colorful Grid Accent 4"/>
+    <w:lsdException w:unhideWhenUsed="0" w:uiPriority="60" w:semiHidden="0" w:name="Light Shading Accent 5"/>
+    <w:lsdException w:unhideWhenUsed="0" w:uiPriority="61" w:semiHidden="0" w:name="Light List Accent 5"/>
+    <w:lsdException w:unhideWhenUsed="0" w:uiPriority="62" w:semiHidden="0" w:name="Light Grid Accent 5"/>
+    <w:lsdException w:unhideWhenUsed="0" w:uiPriority="63" w:semiHidden="0" w:name="Medium Shading 1 Accent 5"/>
+    <w:lsdException w:unhideWhenUsed="0" w:uiPriority="64" w:semiHidden="0" w:name="Medium Shading 2 Accent 5"/>
+    <w:lsdException w:unhideWhenUsed="0" w:uiPriority="65" w:semiHidden="0" w:name="Medium List 1 Accent 5"/>
+    <w:lsdException w:unhideWhenUsed="0" w:uiPriority="66" w:semiHidden="0" w:name="Medium List 2 Accent 5"/>
+    <w:lsdException w:unhideWhenUsed="0" w:uiPriority="67" w:semiHidden="0" w:name="Medium Grid 1 Accent 5"/>
+    <w:lsdException w:unhideWhenUsed="0" w:uiPriority="68" w:semiHidden="0" w:name="Medium Grid 2 Accent 5"/>
+    <w:lsdException w:unhideWhenUsed="0" w:uiPriority="69" w:semiHidden="0" w:name="Medium Grid 3 Accent 5"/>
+    <w:lsdException w:unhideWhenUsed="0" w:uiPriority="70" w:semiHidden="0" w:name="Dark List Accent 5"/>
+    <w:lsdException w:unhideWhenUsed="0" w:uiPriority="71" w:semiHidden="0" w:name="Colorful Shading Accent 5"/>
+    <w:lsdException w:unhideWhenUsed="0" w:uiPriority="72" w:semiHidden="0" w:name="Colorful List Accent 5"/>
+    <w:lsdException w:unhideWhenUsed="0" w:uiPriority="73" w:semiHidden="0" w:name="Colorful Grid Accent 5"/>
+    <w:lsdException w:unhideWhenUsed="0" w:uiPriority="60" w:semiHidden="0" w:name="Light Shading Accent 6"/>
+    <w:lsdException w:unhideWhenUsed="0" w:uiPriority="61" w:semiHidden="0" w:name="Light List Accent 6"/>
+    <w:lsdException w:unhideWhenUsed="0" w:uiPriority="62" w:semiHidden="0" w:name="Light Grid Accent 6"/>
+    <w:lsdException w:unhideWhenUsed="0" w:uiPriority="63" w:semiHidden="0" w:name="Medium Shading 1 Accent 6"/>
+    <w:lsdException w:unhideWhenUsed="0" w:uiPriority="64" w:semiHidden="0" w:name="Medium Shading 2 Accent 6"/>
+    <w:lsdException w:unhideWhenUsed="0" w:uiPriority="65" w:semiHidden="0" w:name="Medium List 1 Accent 6"/>
+    <w:lsdException w:unhideWhenUsed="0" w:uiPriority="66" w:semiHidden="0" w:name="Medium List 2 Accent 6"/>
+    <w:lsdException w:unhideWhenUsed="0" w:uiPriority="67" w:semiHidden="0" w:name="Medium Grid 1 Accent 6"/>
+    <w:lsdException w:unhideWhenUsed="0" w:uiPriority="68" w:semiHidden="0" w:name="Medium Grid 2 Accent 6"/>
+    <w:lsdException w:unhideWhenUsed="0" w:uiPriority="69" w:semiHidden="0" w:name="Medium Grid 3 Accent 6"/>
+    <w:lsdException w:unhideWhenUsed="0" w:uiPriority="70" w:semiHidden="0" w:name="Dark List Accent 6"/>
+    <w:lsdException w:unhideWhenUsed="0" w:uiPriority="71" w:semiHidden="0" w:name="Colorful Shading Accent 6"/>
+    <w:lsdException w:unhideWhenUsed="0" w:uiPriority="72" w:semiHidden="0" w:name="Colorful List Accent 6"/>
+    <w:lsdException w:unhideWhenUsed="0" w:uiPriority="73" w:semiHidden="0" w:name="Colorful Grid Accent 6"/>
   </w:latentStyles>
-  <w:style w:type="paragraph" w:default="1" w:styleId="Normal">
+  <w:style w:type="paragraph" w:default="1" w:styleId="1">
     <w:name w:val="Normal"/>
     <w:qFormat/>
+    <w:uiPriority w:val="0"/>
     <w:pPr>
       <w:kinsoku w:val="0"/>
       <w:autoSpaceDE w:val="0"/>
@@ -3592,7 +3670,7 @@
       <w:textAlignment w:val="baseline"/>
     </w:pPr>
     <w:rPr>
-      <w:rFonts w:ascii="Arial" w:eastAsia="宋体" w:hAnsi="Arial" w:cs="Arial"/>
+      <w:rFonts w:ascii="Arial" w:hAnsi="Arial" w:eastAsia="宋体" w:cs="Arial"/>
       <w:snapToGrid w:val="0"/>
       <w:color w:val="000000"/>
       <w:kern w:val="0"/>
@@ -3601,11 +3679,12 @@
       <w:lang w:val="en-US" w:eastAsia="en-US" w:bidi="ar-SA"/>
     </w:rPr>
   </w:style>
-  <w:style w:type="paragraph" w:styleId="Heading1">
+  <w:style w:type="paragraph" w:styleId="2">
     <w:name w:val="heading 1"/>
-    <w:basedOn w:val="Normal"/>
-    <w:next w:val="Normal"/>
+    <w:basedOn w:val="1"/>
+    <w:next w:val="1"/>
     <w:qFormat/>
+    <w:uiPriority w:val="0"/>
     <w:pPr>
       <w:keepNext/>
       <w:keepLines/>
@@ -3623,12 +3702,13 @@
       <w:sz w:val="44"/>
     </w:rPr>
   </w:style>
-  <w:style w:type="paragraph" w:styleId="Heading2">
+  <w:style w:type="paragraph" w:styleId="3">
     <w:name w:val="heading 2"/>
-    <w:basedOn w:val="Normal"/>
-    <w:next w:val="Normal"/>
+    <w:basedOn w:val="1"/>
+    <w:next w:val="1"/>
     <w:unhideWhenUsed/>
     <w:qFormat/>
+    <w:uiPriority w:val="0"/>
     <w:pPr>
       <w:keepNext/>
       <w:keepLines/>
@@ -3641,18 +3721,19 @@
       <w:outlineLvl w:val="1"/>
     </w:pPr>
     <w:rPr>
-      <w:rFonts w:ascii="Arial" w:eastAsia="黑体" w:hAnsi="Arial"/>
+      <w:rFonts w:ascii="Arial" w:hAnsi="Arial" w:eastAsia="黑体"/>
       <w:b/>
       <w:sz w:val="32"/>
     </w:rPr>
   </w:style>
-  <w:style w:type="paragraph" w:styleId="Heading3">
+  <w:style w:type="paragraph" w:styleId="4">
     <w:name w:val="heading 3"/>
-    <w:basedOn w:val="Normal"/>
-    <w:next w:val="Normal"/>
+    <w:basedOn w:val="1"/>
+    <w:next w:val="1"/>
     <w:semiHidden/>
     <w:unhideWhenUsed/>
     <w:qFormat/>
+    <w:uiPriority w:val="0"/>
     <w:pPr>
       <w:keepNext/>
       <w:keepLines/>
@@ -3669,12 +3750,13 @@
       <w:sz w:val="32"/>
     </w:rPr>
   </w:style>
-  <w:style w:type="paragraph" w:styleId="Heading4">
+  <w:style w:type="paragraph" w:styleId="5">
     <w:name w:val="heading 4"/>
-    <w:basedOn w:val="Normal"/>
-    <w:next w:val="Normal"/>
+    <w:basedOn w:val="1"/>
+    <w:next w:val="1"/>
     <w:unhideWhenUsed/>
     <w:qFormat/>
+    <w:uiPriority w:val="0"/>
     <w:pPr>
       <w:keepNext/>
       <w:keepLines/>
@@ -3687,18 +3769,19 @@
       <w:outlineLvl w:val="3"/>
     </w:pPr>
     <w:rPr>
-      <w:rFonts w:ascii="Arial" w:eastAsia="黑体" w:hAnsi="Arial"/>
+      <w:rFonts w:ascii="Arial" w:hAnsi="Arial" w:eastAsia="黑体"/>
       <w:b/>
       <w:sz w:val="28"/>
     </w:rPr>
   </w:style>
-  <w:style w:type="paragraph" w:styleId="Heading5">
+  <w:style w:type="paragraph" w:styleId="6">
     <w:name w:val="heading 5"/>
-    <w:basedOn w:val="Normal"/>
-    <w:next w:val="Normal"/>
+    <w:basedOn w:val="1"/>
+    <w:next w:val="1"/>
     <w:semiHidden/>
     <w:unhideWhenUsed/>
     <w:qFormat/>
+    <w:uiPriority w:val="0"/>
     <w:pPr>
       <w:keepNext/>
       <w:keepLines/>
@@ -3715,13 +3798,14 @@
       <w:sz w:val="28"/>
     </w:rPr>
   </w:style>
-  <w:style w:type="paragraph" w:styleId="Heading6">
+  <w:style w:type="paragraph" w:styleId="7">
     <w:name w:val="heading 6"/>
-    <w:basedOn w:val="Normal"/>
-    <w:next w:val="Normal"/>
+    <w:basedOn w:val="1"/>
+    <w:next w:val="1"/>
     <w:semiHidden/>
     <w:unhideWhenUsed/>
     <w:qFormat/>
+    <w:uiPriority w:val="0"/>
     <w:pPr>
       <w:keepNext/>
       <w:keepLines/>
@@ -3734,18 +3818,19 @@
       <w:outlineLvl w:val="5"/>
     </w:pPr>
     <w:rPr>
-      <w:rFonts w:ascii="Arial" w:eastAsia="黑体" w:hAnsi="Arial"/>
+      <w:rFonts w:ascii="Arial" w:hAnsi="Arial" w:eastAsia="黑体"/>
       <w:b/>
       <w:sz w:val="24"/>
     </w:rPr>
   </w:style>
-  <w:style w:type="paragraph" w:styleId="Heading7">
+  <w:style w:type="paragraph" w:styleId="8">
     <w:name w:val="heading 7"/>
-    <w:basedOn w:val="Normal"/>
-    <w:next w:val="Normal"/>
+    <w:basedOn w:val="1"/>
+    <w:next w:val="1"/>
     <w:semiHidden/>
     <w:unhideWhenUsed/>
     <w:qFormat/>
+    <w:uiPriority w:val="0"/>
     <w:pPr>
       <w:keepNext/>
       <w:keepLines/>
@@ -3762,13 +3847,14 @@
       <w:sz w:val="24"/>
     </w:rPr>
   </w:style>
-  <w:style w:type="paragraph" w:styleId="Heading8">
+  <w:style w:type="paragraph" w:styleId="9">
     <w:name w:val="heading 8"/>
-    <w:basedOn w:val="Normal"/>
-    <w:next w:val="Normal"/>
+    <w:basedOn w:val="1"/>
+    <w:next w:val="1"/>
     <w:semiHidden/>
     <w:unhideWhenUsed/>
     <w:qFormat/>
+    <w:uiPriority w:val="0"/>
     <w:pPr>
       <w:keepNext/>
       <w:keepLines/>
@@ -3781,17 +3867,18 @@
       <w:outlineLvl w:val="7"/>
     </w:pPr>
     <w:rPr>
-      <w:rFonts w:ascii="Arial" w:eastAsia="黑体" w:hAnsi="Arial"/>
+      <w:rFonts w:ascii="Arial" w:hAnsi="Arial" w:eastAsia="黑体"/>
       <w:sz w:val="24"/>
     </w:rPr>
   </w:style>
-  <w:style w:type="paragraph" w:styleId="Heading9">
+  <w:style w:type="paragraph" w:styleId="10">
     <w:name w:val="heading 9"/>
-    <w:basedOn w:val="Normal"/>
-    <w:next w:val="Normal"/>
+    <w:basedOn w:val="1"/>
+    <w:next w:val="1"/>
     <w:semiHidden/>
     <w:unhideWhenUsed/>
     <w:qFormat/>
+    <w:uiPriority w:val="0"/>
     <w:pPr>
       <w:keepNext/>
       <w:keepLines/>
@@ -3804,19 +3891,21 @@
       <w:outlineLvl w:val="8"/>
     </w:pPr>
     <w:rPr>
-      <w:rFonts w:ascii="Arial" w:eastAsia="黑体" w:hAnsi="Arial"/>
+      <w:rFonts w:ascii="Arial" w:hAnsi="Arial" w:eastAsia="黑体"/>
       <w:sz w:val="21"/>
     </w:rPr>
   </w:style>
-  <w:style w:type="character" w:default="1" w:styleId="DefaultParagraphFont">
+  <w:style w:type="character" w:default="1" w:styleId="22">
     <w:name w:val="Default Paragraph Font"/>
     <w:semiHidden/>
     <w:qFormat/>
+    <w:uiPriority w:val="0"/>
   </w:style>
-  <w:style w:type="table" w:default="1" w:styleId="TableNormal">
+  <w:style w:type="table" w:default="1" w:styleId="20">
     <w:name w:val="Normal Table"/>
     <w:semiHidden/>
     <w:qFormat/>
+    <w:uiPriority w:val="0"/>
     <w:tblPr>
       <w:tblCellMar>
         <w:top w:w="0" w:type="dxa"/>
@@ -3826,39 +3915,43 @@
       </w:tblCellMar>
     </w:tblPr>
   </w:style>
-  <w:style w:type="paragraph" w:styleId="CommentText">
+  <w:style w:type="paragraph" w:styleId="11">
     <w:name w:val="annotation text"/>
-    <w:basedOn w:val="Normal"/>
+    <w:basedOn w:val="1"/>
     <w:qFormat/>
+    <w:uiPriority w:val="0"/>
     <w:pPr>
       <w:jc w:val="left"/>
     </w:pPr>
   </w:style>
-  <w:style w:type="paragraph" w:styleId="BodyText">
+  <w:style w:type="paragraph" w:styleId="12">
     <w:name w:val="Body Text"/>
-    <w:basedOn w:val="Normal"/>
+    <w:basedOn w:val="1"/>
     <w:semiHidden/>
     <w:qFormat/>
+    <w:uiPriority w:val="0"/>
     <w:rPr>
-      <w:rFonts w:ascii="Arial" w:eastAsia="Arial" w:hAnsi="Arial" w:cs="Arial"/>
+      <w:rFonts w:ascii="Arial" w:hAnsi="Arial" w:eastAsia="Arial" w:cs="Arial"/>
       <w:sz w:val="21"/>
       <w:szCs w:val="21"/>
       <w:lang w:val="en-US" w:eastAsia="en-US" w:bidi="ar-SA"/>
     </w:rPr>
   </w:style>
-  <w:style w:type="paragraph" w:styleId="TOC3">
+  <w:style w:type="paragraph" w:styleId="13">
     <w:name w:val="toc 3"/>
-    <w:basedOn w:val="Normal"/>
-    <w:next w:val="Normal"/>
+    <w:basedOn w:val="1"/>
+    <w:next w:val="1"/>
     <w:qFormat/>
+    <w:uiPriority w:val="0"/>
     <w:pPr>
       <w:ind w:left="840" w:leftChars="400"/>
     </w:pPr>
   </w:style>
-  <w:style w:type="paragraph" w:styleId="Footer">
+  <w:style w:type="paragraph" w:styleId="14">
     <w:name w:val="footer"/>
-    <w:basedOn w:val="Normal"/>
+    <w:basedOn w:val="1"/>
     <w:qFormat/>
+    <w:uiPriority w:val="0"/>
     <w:pPr>
       <w:tabs>
         <w:tab w:val="center" w:pos="4153"/>
@@ -3871,16 +3964,17 @@
       <w:sz w:val="18"/>
     </w:rPr>
   </w:style>
-  <w:style w:type="paragraph" w:styleId="Header">
+  <w:style w:type="paragraph" w:styleId="15">
     <w:name w:val="header"/>
-    <w:basedOn w:val="Normal"/>
+    <w:basedOn w:val="1"/>
     <w:qFormat/>
+    <w:uiPriority w:val="0"/>
     <w:pPr>
       <w:pBdr>
-        <w:top w:val="nil"/>
-        <w:left w:val="nil"/>
-        <w:bottom w:val="nil"/>
-        <w:right w:val="nil"/>
+        <w:top w:val="none" w:color="auto" w:sz="0" w:space="0"/>
+        <w:left w:val="none" w:color="auto" w:sz="0" w:space="0"/>
+        <w:bottom w:val="none" w:color="auto" w:sz="0" w:space="0"/>
+        <w:right w:val="none" w:color="auto" w:sz="0" w:space="0"/>
       </w:pBdr>
       <w:tabs>
         <w:tab w:val="center" w:pos="4153"/>
@@ -3895,37 +3989,41 @@
       <w:sz w:val="18"/>
     </w:rPr>
   </w:style>
-  <w:style w:type="paragraph" w:styleId="TOC1">
+  <w:style w:type="paragraph" w:styleId="16">
     <w:name w:val="toc 1"/>
-    <w:basedOn w:val="Normal"/>
-    <w:next w:val="Normal"/>
+    <w:basedOn w:val="1"/>
+    <w:next w:val="1"/>
     <w:qFormat/>
+    <w:uiPriority w:val="0"/>
     <w:rPr>
-      <w:rFonts w:ascii="Arial" w:eastAsia="Microsoft JhengHei" w:hAnsi="Arial"/>
+      <w:rFonts w:ascii="Arial" w:hAnsi="Arial" w:eastAsia="Microsoft JhengHei"/>
       <w:sz w:val="24"/>
     </w:rPr>
   </w:style>
-  <w:style w:type="paragraph" w:styleId="TOC2">
+  <w:style w:type="paragraph" w:styleId="17">
     <w:name w:val="toc 2"/>
-    <w:basedOn w:val="Normal"/>
-    <w:next w:val="Normal"/>
+    <w:basedOn w:val="1"/>
+    <w:next w:val="1"/>
     <w:qFormat/>
+    <w:uiPriority w:val="0"/>
     <w:pPr>
       <w:ind w:left="420" w:leftChars="200"/>
     </w:pPr>
   </w:style>
-  <w:style w:type="paragraph" w:styleId="NormalWeb">
+  <w:style w:type="paragraph" w:styleId="18">
     <w:name w:val="Normal (Web)"/>
-    <w:basedOn w:val="Normal"/>
+    <w:basedOn w:val="1"/>
     <w:qFormat/>
+    <w:uiPriority w:val="0"/>
     <w:rPr>
       <w:sz w:val="24"/>
     </w:rPr>
   </w:style>
-  <w:style w:type="paragraph" w:styleId="Title">
+  <w:style w:type="paragraph" w:styleId="19">
     <w:name w:val="Title"/>
-    <w:basedOn w:val="Normal"/>
+    <w:basedOn w:val="1"/>
     <w:qFormat/>
+    <w:uiPriority w:val="0"/>
     <w:pPr>
       <w:spacing w:before="240" w:beforeLines="0" w:beforeAutospacing="0" w:after="60" w:afterLines="0" w:afterAutospacing="0"/>
       <w:jc w:val="center"/>
@@ -3937,68 +4035,73 @@
       <w:sz w:val="32"/>
     </w:rPr>
   </w:style>
-  <w:style w:type="table" w:styleId="TableGrid">
+  <w:style w:type="table" w:styleId="21">
     <w:name w:val="Table Grid"/>
-    <w:basedOn w:val="TableNormal"/>
+    <w:basedOn w:val="20"/>
     <w:qFormat/>
+    <w:uiPriority w:val="0"/>
     <w:pPr>
       <w:widowControl w:val="0"/>
       <w:jc w:val="both"/>
     </w:pPr>
     <w:tblPr>
       <w:tblBorders>
-        <w:top w:val="single" w:sz="4" w:space="0" w:color="auto"/>
-        <w:left w:val="single" w:sz="4" w:space="0" w:color="auto"/>
-        <w:bottom w:val="single" w:sz="4" w:space="0" w:color="auto"/>
-        <w:right w:val="single" w:sz="4" w:space="0" w:color="auto"/>
-        <w:insideH w:val="single" w:sz="4" w:space="0" w:color="auto"/>
-        <w:insideV w:val="single" w:sz="4" w:space="0" w:color="auto"/>
+        <w:top w:val="single" w:color="auto" w:sz="4" w:space="0"/>
+        <w:left w:val="single" w:color="auto" w:sz="4" w:space="0"/>
+        <w:bottom w:val="single" w:color="auto" w:sz="4" w:space="0"/>
+        <w:right w:val="single" w:color="auto" w:sz="4" w:space="0"/>
+        <w:insideH w:val="single" w:color="auto" w:sz="4" w:space="0"/>
+        <w:insideV w:val="single" w:color="auto" w:sz="4" w:space="0"/>
       </w:tblBorders>
     </w:tblPr>
   </w:style>
-  <w:style w:type="character" w:styleId="Strong">
+  <w:style w:type="character" w:styleId="23">
     <w:name w:val="Strong"/>
-    <w:basedOn w:val="DefaultParagraphFont"/>
+    <w:basedOn w:val="22"/>
     <w:qFormat/>
+    <w:uiPriority w:val="0"/>
     <w:rPr>
       <w:b/>
     </w:rPr>
   </w:style>
-  <w:style w:type="paragraph" w:customStyle="1" w:styleId="a">
+  <w:style w:type="paragraph" w:customStyle="1" w:styleId="24">
     <w:name w:val="柴_公司名"/>
-    <w:basedOn w:val="Title"/>
+    <w:basedOn w:val="19"/>
     <w:qFormat/>
+    <w:uiPriority w:val="0"/>
     <w:pPr>
       <w:spacing w:after="600" w:afterLines="600"/>
     </w:pPr>
     <w:rPr>
-      <w:rFonts w:ascii="宋体" w:eastAsia="宋体" w:hAnsi="宋体" w:cs="宋体" w:hint="eastAsia"/>
+      <w:rFonts w:hint="eastAsia" w:ascii="宋体" w:hAnsi="宋体" w:eastAsia="宋体" w:cs="宋体"/>
       <w:bCs/>
       <w:spacing w:val="-6"/>
       <w:sz w:val="52"/>
       <w:szCs w:val="52"/>
     </w:rPr>
   </w:style>
-  <w:style w:type="paragraph" w:customStyle="1" w:styleId="a0">
+  <w:style w:type="paragraph" w:customStyle="1" w:styleId="25">
     <w:name w:val="柴_文档名"/>
-    <w:basedOn w:val="Title"/>
+    <w:basedOn w:val="19"/>
     <w:qFormat/>
+    <w:uiPriority w:val="0"/>
     <w:pPr>
       <w:spacing w:after="900" w:afterLines="900"/>
     </w:pPr>
     <w:rPr>
-      <w:rFonts w:ascii="黑体" w:eastAsia="黑体" w:hAnsi="黑体" w:cs="黑体"/>
+      <w:rFonts w:ascii="黑体" w:hAnsi="黑体" w:eastAsia="黑体" w:cs="黑体"/>
       <w:bCs/>
       <w:spacing w:val="-7"/>
       <w:sz w:val="52"/>
       <w:szCs w:val="52"/>
     </w:rPr>
   </w:style>
-  <w:style w:type="table" w:customStyle="1" w:styleId="TableNormal0">
+  <w:style w:type="table" w:customStyle="1" w:styleId="26">
     <w:name w:val="Table Normal_0"/>
     <w:semiHidden/>
     <w:unhideWhenUsed/>
     <w:qFormat/>
+    <w:uiPriority w:val="0"/>
     <w:tblPr>
       <w:tblCellMar>
         <w:top w:w="0" w:type="dxa"/>
@@ -4008,82 +4111,88 @@
       </w:tblCellMar>
     </w:tblPr>
   </w:style>
-  <w:style w:type="paragraph" w:customStyle="1" w:styleId="TableText">
+  <w:style w:type="paragraph" w:customStyle="1" w:styleId="27">
     <w:name w:val="Table Text"/>
-    <w:basedOn w:val="Normal"/>
+    <w:basedOn w:val="1"/>
     <w:semiHidden/>
     <w:qFormat/>
+    <w:uiPriority w:val="0"/>
     <w:rPr>
-      <w:rFonts w:ascii="宋体" w:eastAsia="宋体" w:hAnsi="宋体" w:cs="宋体"/>
+      <w:rFonts w:ascii="宋体" w:hAnsi="宋体" w:eastAsia="宋体" w:cs="宋体"/>
       <w:sz w:val="21"/>
       <w:szCs w:val="21"/>
       <w:lang w:val="en-US" w:eastAsia="en-US" w:bidi="ar-SA"/>
     </w:rPr>
   </w:style>
-  <w:style w:type="paragraph" w:customStyle="1" w:styleId="1">
+  <w:style w:type="paragraph" w:customStyle="1" w:styleId="28">
     <w:name w:val="柴_标题1"/>
-    <w:basedOn w:val="Heading1"/>
-    <w:next w:val="a1"/>
-    <w:link w:val="1Char"/>
+    <w:basedOn w:val="2"/>
+    <w:next w:val="29"/>
+    <w:link w:val="38"/>
     <w:qFormat/>
+    <w:uiPriority w:val="0"/>
     <w:pPr>
       <w:spacing w:before="100" w:after="90" w:line="360" w:lineRule="auto"/>
     </w:pPr>
     <w:rPr>
-      <w:rFonts w:ascii="Arial" w:eastAsia="宋体" w:hAnsi="Arial"/>
+      <w:rFonts w:ascii="Arial" w:hAnsi="Arial" w:eastAsia="宋体"/>
       <w:sz w:val="32"/>
     </w:rPr>
   </w:style>
-  <w:style w:type="paragraph" w:customStyle="1" w:styleId="a1">
+  <w:style w:type="paragraph" w:customStyle="1" w:styleId="29">
     <w:name w:val="柴_正文"/>
-    <w:basedOn w:val="BodyText"/>
-    <w:link w:val="Char"/>
+    <w:basedOn w:val="12"/>
+    <w:link w:val="41"/>
     <w:qFormat/>
+    <w:uiPriority w:val="0"/>
     <w:pPr>
       <w:spacing w:line="360" w:lineRule="auto"/>
       <w:ind w:firstLine="470" w:firstLineChars="200"/>
     </w:pPr>
     <w:rPr>
-      <w:rFonts w:ascii="Arial" w:eastAsia="宋体" w:hAnsi="Arial"/>
+      <w:rFonts w:ascii="Arial" w:hAnsi="Arial" w:eastAsia="宋体"/>
       <w:sz w:val="24"/>
       <w:lang w:eastAsia="zh-CN"/>
     </w:rPr>
   </w:style>
-  <w:style w:type="paragraph" w:customStyle="1" w:styleId="2">
+  <w:style w:type="paragraph" w:customStyle="1" w:styleId="30">
     <w:name w:val="柴_标题2"/>
-    <w:basedOn w:val="Heading2"/>
-    <w:next w:val="a1"/>
-    <w:link w:val="2Char"/>
+    <w:basedOn w:val="3"/>
+    <w:next w:val="29"/>
+    <w:link w:val="44"/>
     <w:qFormat/>
+    <w:uiPriority w:val="0"/>
     <w:pPr>
       <w:spacing w:line="360" w:lineRule="auto"/>
     </w:pPr>
     <w:rPr>
-      <w:rFonts w:ascii="Arial" w:eastAsia="宋体" w:hAnsi="Arial"/>
+      <w:rFonts w:ascii="Arial" w:hAnsi="Arial" w:eastAsia="宋体"/>
       <w:sz w:val="28"/>
     </w:rPr>
   </w:style>
-  <w:style w:type="paragraph" w:customStyle="1" w:styleId="3">
+  <w:style w:type="paragraph" w:customStyle="1" w:styleId="31">
     <w:name w:val="柴_标题3"/>
-    <w:basedOn w:val="Heading3"/>
-    <w:next w:val="a1"/>
+    <w:basedOn w:val="4"/>
+    <w:next w:val="29"/>
     <w:qFormat/>
+    <w:uiPriority w:val="0"/>
     <w:pPr>
       <w:spacing w:line="360" w:lineRule="auto"/>
       <w:ind w:left="0" w:firstLine="472" w:firstLineChars="200"/>
     </w:pPr>
     <w:rPr>
-      <w:rFonts w:ascii="宋体" w:eastAsia="宋体" w:hAnsi="宋体" w:cs="宋体"/>
+      <w:rFonts w:ascii="宋体" w:hAnsi="宋体" w:eastAsia="宋体" w:cs="宋体"/>
       <w:spacing w:val="-2"/>
       <w:sz w:val="24"/>
       <w:szCs w:val="24"/>
     </w:rPr>
   </w:style>
-  <w:style w:type="paragraph" w:customStyle="1" w:styleId="a2">
+  <w:style w:type="paragraph" w:customStyle="1" w:styleId="32">
     <w:name w:val="柴_目录"/>
-    <w:basedOn w:val="Normal"/>
-    <w:next w:val="BodyText"/>
+    <w:basedOn w:val="1"/>
+    <w:next w:val="12"/>
     <w:qFormat/>
+    <w:uiPriority w:val="0"/>
     <w:pPr>
       <w:tabs>
         <w:tab w:val="right" w:leader="dot" w:pos="8442"/>
@@ -4091,59 +4200,64 @@
       <w:ind w:left="0" w:leftChars="0"/>
     </w:pPr>
     <w:rPr>
-      <w:rFonts w:ascii="Arial" w:eastAsia="Microsoft JhengHei" w:hAnsi="Arial"/>
+      <w:rFonts w:ascii="Arial" w:hAnsi="Arial" w:eastAsia="Microsoft JhengHei"/>
       <w:sz w:val="24"/>
     </w:rPr>
   </w:style>
-  <w:style w:type="paragraph" w:customStyle="1" w:styleId="WPSOffice1">
+  <w:style w:type="paragraph" w:customStyle="1" w:styleId="33">
     <w:name w:val="WPSOffice手动目录 1"/>
     <w:qFormat/>
+    <w:uiPriority w:val="0"/>
     <w:pPr>
       <w:ind w:leftChars="0"/>
     </w:pPr>
     <w:rPr>
-      <w:rFonts w:ascii="Times New Roman" w:eastAsia="宋体" w:hAnsi="Times New Roman" w:cs="Times New Roman"/>
+      <w:rFonts w:ascii="Times New Roman" w:hAnsi="Times New Roman" w:eastAsia="宋体" w:cs="Times New Roman"/>
       <w:sz w:val="20"/>
       <w:szCs w:val="20"/>
     </w:rPr>
   </w:style>
-  <w:style w:type="paragraph" w:customStyle="1" w:styleId="WPSOffice2">
+  <w:style w:type="paragraph" w:customStyle="1" w:styleId="34">
     <w:name w:val="WPSOffice手动目录 2"/>
     <w:qFormat/>
+    <w:uiPriority w:val="0"/>
     <w:pPr>
       <w:ind w:leftChars="200"/>
     </w:pPr>
     <w:rPr>
-      <w:rFonts w:ascii="Times New Roman" w:eastAsia="宋体" w:hAnsi="Times New Roman" w:cs="Times New Roman"/>
+      <w:rFonts w:ascii="Times New Roman" w:hAnsi="Times New Roman" w:eastAsia="宋体" w:cs="Times New Roman"/>
       <w:sz w:val="20"/>
       <w:szCs w:val="20"/>
     </w:rPr>
   </w:style>
-  <w:style w:type="paragraph" w:customStyle="1" w:styleId="WPSOffice3">
+  <w:style w:type="paragraph" w:customStyle="1" w:styleId="35">
     <w:name w:val="WPSOffice手动目录 3"/>
     <w:qFormat/>
+    <w:uiPriority w:val="0"/>
     <w:pPr>
       <w:ind w:leftChars="400"/>
     </w:pPr>
     <w:rPr>
-      <w:rFonts w:ascii="Times New Roman" w:eastAsia="宋体" w:hAnsi="Times New Roman" w:cs="Times New Roman"/>
+      <w:rFonts w:ascii="Times New Roman" w:hAnsi="Times New Roman" w:eastAsia="宋体" w:cs="Times New Roman"/>
       <w:sz w:val="20"/>
       <w:szCs w:val="20"/>
     </w:rPr>
   </w:style>
-  <w:style w:type="paragraph" w:customStyle="1" w:styleId="Compact">
+  <w:style w:type="paragraph" w:customStyle="1" w:styleId="36">
     <w:name w:val="Compact"/>
-    <w:basedOn w:val="BodyText"/>
+    <w:basedOn w:val="12"/>
     <w:qFormat/>
+    <w:uiPriority w:val="0"/>
     <w:pPr>
       <w:spacing w:before="36" w:after="36"/>
     </w:pPr>
   </w:style>
-  <w:style w:type="table" w:customStyle="1" w:styleId="Table">
+  <w:style w:type="table" w:customStyle="1" w:styleId="37">
     <w:name w:val="Table"/>
     <w:semiHidden/>
     <w:unhideWhenUsed/>
     <w:qFormat/>
+    <w:uiPriority w:val="0"/>
     <w:tblPr>
       <w:tblCellMar>
         <w:top w:w="0" w:type="dxa"/>
@@ -4155,26 +4269,28 @@
     <w:tblStylePr w:type="firstRow">
       <w:tcPr>
         <w:tcBorders>
-          <w:bottom w:val="single" w:sz="0" w:space="0" w:color="auto"/>
+          <w:bottom w:val="single" w:color="auto" w:sz="0" w:space="0"/>
         </w:tcBorders>
         <w:vAlign w:val="bottom"/>
       </w:tcPr>
     </w:tblStylePr>
   </w:style>
-  <w:style w:type="character" w:customStyle="1" w:styleId="1Char">
+  <w:style w:type="character" w:customStyle="1" w:styleId="38">
     <w:name w:val="柴_标题1 Char"/>
-    <w:link w:val="1"/>
+    <w:link w:val="28"/>
     <w:qFormat/>
+    <w:uiPriority w:val="0"/>
     <w:rPr>
-      <w:rFonts w:ascii="Arial" w:eastAsia="宋体" w:hAnsi="Arial"/>
+      <w:rFonts w:ascii="Arial" w:hAnsi="Arial" w:eastAsia="宋体"/>
       <w:sz w:val="32"/>
     </w:rPr>
   </w:style>
-  <w:style w:type="paragraph" w:customStyle="1" w:styleId="a3">
+  <w:style w:type="paragraph" w:customStyle="1" w:styleId="39">
     <w:name w:val="柴_正文_无缩进"/>
-    <w:basedOn w:val="Normal"/>
-    <w:link w:val="Char0"/>
+    <w:basedOn w:val="1"/>
+    <w:link w:val="43"/>
     <w:qFormat/>
+    <w:uiPriority w:val="0"/>
     <w:pPr>
       <w:ind w:firstLine="0" w:firstLineChars="0"/>
     </w:pPr>
@@ -4184,38 +4300,41 @@
       <w:lang w:eastAsia="zh-CN"/>
     </w:rPr>
   </w:style>
-  <w:style w:type="paragraph" w:customStyle="1" w:styleId="4">
+  <w:style w:type="paragraph" w:customStyle="1" w:styleId="40">
     <w:name w:val="柴_标题4"/>
-    <w:basedOn w:val="Heading4"/>
-    <w:next w:val="Normal"/>
+    <w:basedOn w:val="5"/>
+    <w:next w:val="1"/>
     <w:qFormat/>
+    <w:uiPriority w:val="0"/>
     <w:pPr>
       <w:widowControl w:val="0"/>
       <w:spacing w:before="160" w:line="360" w:lineRule="auto"/>
-      <w:ind w:left="981" w:hanging="862" w:leftChars="300"/>
+      <w:ind w:left="981" w:leftChars="300" w:hanging="862"/>
     </w:pPr>
     <w:rPr>
-      <w:rFonts w:ascii="Calibri" w:eastAsia="宋体" w:hAnsi="Calibri" w:cs="宋体" w:hint="eastAsia"/>
+      <w:rFonts w:hint="eastAsia" w:ascii="Calibri" w:hAnsi="Calibri" w:eastAsia="宋体" w:cs="宋体"/>
       <w:sz w:val="24"/>
       <w:szCs w:val="24"/>
       <w:lang w:eastAsia="zh-CN" w:bidi="zh-CN"/>
     </w:rPr>
   </w:style>
-  <w:style w:type="character" w:customStyle="1" w:styleId="Char">
+  <w:style w:type="character" w:customStyle="1" w:styleId="41">
     <w:name w:val="柴_正文 Char"/>
-    <w:link w:val="a1"/>
+    <w:link w:val="29"/>
     <w:qFormat/>
+    <w:uiPriority w:val="0"/>
     <w:rPr>
-      <w:rFonts w:ascii="Arial" w:eastAsia="宋体" w:hAnsi="Arial"/>
+      <w:rFonts w:ascii="Arial" w:hAnsi="Arial" w:eastAsia="宋体"/>
       <w:sz w:val="24"/>
       <w:lang w:eastAsia="zh-CN"/>
     </w:rPr>
   </w:style>
-  <w:style w:type="table" w:customStyle="1" w:styleId="TableNormal00">
+  <w:style w:type="table" w:customStyle="1" w:styleId="42">
     <w:name w:val="Table Normal_0_0"/>
     <w:semiHidden/>
     <w:unhideWhenUsed/>
     <w:qFormat/>
+    <w:uiPriority w:val="0"/>
     <w:tblPr>
       <w:tblCellMar>
         <w:top w:w="0" w:type="dxa"/>
@@ -4225,22 +4344,24 @@
       </w:tblCellMar>
     </w:tblPr>
   </w:style>
-  <w:style w:type="character" w:customStyle="1" w:styleId="Char0">
+  <w:style w:type="character" w:customStyle="1" w:styleId="43">
     <w:name w:val="柴_正文_无缩进 Char"/>
-    <w:link w:val="a3"/>
+    <w:link w:val="39"/>
     <w:qFormat/>
+    <w:uiPriority w:val="0"/>
     <w:rPr>
       <w:rFonts w:ascii="Arial" w:hAnsi="Arial"/>
       <w:sz w:val="24"/>
       <w:lang w:eastAsia="zh-CN"/>
     </w:rPr>
   </w:style>
-  <w:style w:type="character" w:customStyle="1" w:styleId="2Char">
+  <w:style w:type="character" w:customStyle="1" w:styleId="44">
     <w:name w:val="柴_标题2 Char"/>
-    <w:link w:val="2"/>
+    <w:link w:val="30"/>
     <w:qFormat/>
+    <w:uiPriority w:val="0"/>
     <w:rPr>
-      <w:rFonts w:ascii="Arial" w:eastAsia="宋体" w:hAnsi="Arial"/>
+      <w:rFonts w:ascii="Arial" w:hAnsi="Arial" w:eastAsia="宋体"/>
       <w:sz w:val="28"/>
     </w:rPr>
   </w:style>

--- a/8.资源管理/2.运行记录类文件/HXDL-ITSS-0807-运维工具列表.docx
+++ b/8.资源管理/2.运行记录类文件/HXDL-ITSS-0807-运维工具列表.docx
@@ -331,7 +331,7 @@
                 <w:vertAlign w:val="baseline"/>
                 <w:lang w:val="en-US" w:eastAsia="zh-CN"/>
               </w:rPr>
-              <w:t>2026.1.30</w:t>
+              <w:t>2026.01.30</w:t>
             </w:r>
           </w:p>
         </w:tc>
@@ -479,7 +479,7 @@
                 <w:vertAlign w:val="baseline"/>
                 <w:lang w:val="en-US" w:eastAsia="zh-CN"/>
               </w:rPr>
-              <w:t>2026.1.30</w:t>
+              <w:t>2026.01.30</w:t>
             </w:r>
           </w:p>
         </w:tc>
@@ -614,7 +614,18 @@
                 <w:vertAlign w:val="baseline"/>
                 <w:lang w:val="en-US" w:eastAsia="zh-CN"/>
               </w:rPr>
-              <w:t>2026.1.30</w:t>
+              <w:t>2026.0</w:t>
+            </w:r>
+            <w:bookmarkStart w:id="0" w:name="_GoBack"/>
+            <w:bookmarkEnd w:id="0"/>
+            <w:r>
+              <w:rPr>
+                <w:rFonts w:hint="eastAsia"/>
+                <w:u w:val="single"/>
+                <w:vertAlign w:val="baseline"/>
+                <w:lang w:val="en-US" w:eastAsia="zh-CN"/>
+              </w:rPr>
+              <w:t>1.30</w:t>
             </w:r>
           </w:p>
         </w:tc>
@@ -1470,15 +1481,13 @@
                 <w:lang w:val="en-US" w:eastAsia="zh-CN"/>
               </w:rPr>
             </w:pPr>
-            <w:bookmarkStart w:id="0" w:name="_GoBack"/>
-            <w:bookmarkEnd w:id="0"/>
             <w:r>
               <w:rPr>
                 <w:rFonts w:hint="eastAsia"/>
                 <w:spacing w:val="-1"/>
                 <w:lang w:eastAsia="zh-CN"/>
               </w:rPr>
-              <w:t>2026.01</w:t>
+              <w:t>2026.1</w:t>
             </w:r>
             <w:r>
               <w:rPr>
@@ -1562,7 +1571,7 @@
                 <w:spacing w:val="-1"/>
                 <w:lang w:eastAsia="zh-CN"/>
               </w:rPr>
-              <w:t>2026.01</w:t>
+              <w:t>2026.1</w:t>
             </w:r>
             <w:r>
               <w:rPr>
@@ -1646,7 +1655,7 @@
                 <w:spacing w:val="-1"/>
                 <w:lang w:eastAsia="zh-CN"/>
               </w:rPr>
-              <w:t>2026.01</w:t>
+              <w:t>2026.1</w:t>
             </w:r>
             <w:r>
               <w:rPr>
